--- a/Kim11-2-6-Suyun-Otoiyonizasyonu.docx
+++ b/Kim11-2-6-Suyun-Otoiyonizasyonu.docx
@@ -55,7 +55,7 @@
                 <w:rFonts w:ascii="Times New Roman" w:hAnsi="Times New Roman" w:cs="Times New Roman"/>
                 <w:lang w:val="tr-TR"/>
               </w:rPr>
-              <w:t xml:space="preserve">GÖRSEL ALANI (Shutterstock’tan seçilecek)</w:t>
+              <w:t xml:space="preserve">GÖRSEL ALANI (Shutterstock)</w:t>
             </w:r>
           </w:p>
           <w:p>
@@ -87,23 +87,7 @@
                 <w:rFonts w:ascii="Times New Roman" w:hAnsi="Times New Roman" w:cs="Times New Roman"/>
                 <w:lang w:val="tr-TR"/>
               </w:rPr>
-              <w:t xml:space="preserve">Shutterstock arama: “pH scale infographic everyday substances”</w:t>
-            </w:r>
-          </w:p>
-          <w:p>
-            <w:pPr>
-              <w:jc w:val="both"/>
-              <w:rPr>
-                <w:rFonts w:ascii="Times New Roman" w:hAnsi="Times New Roman" w:cs="Times New Roman"/>
-                <w:lang w:val="tr-TR"/>
-              </w:rPr>
-            </w:pPr>
-            <w:r>
-              <w:rPr>
-                <w:rFonts w:ascii="Times New Roman" w:hAnsi="Times New Roman" w:cs="Times New Roman"/>
-                <w:lang w:val="tr-TR"/>
-              </w:rPr>
-              <w:t xml:space="preserve">Shutter ID: ……………</w:t>
+              <w:t xml:space="preserve">Shutter ID: 2378915961 (vektör) — Acid, Base and pH Scale</w:t>
             </w:r>
           </w:p>
         </w:tc>
@@ -256,7 +240,7 @@
                 <w:rFonts w:ascii="Times New Roman" w:hAnsi="Times New Roman" w:cs="Times New Roman"/>
                 <w:lang w:val="tr-TR"/>
               </w:rPr>
-              <w:t xml:space="preserve">GÖRSEL ALANI (Shutterstock’tan seçilecek)</w:t>
+              <w:t xml:space="preserve">GÖRSEL ALANI (Shutterstock)</w:t>
             </w:r>
           </w:p>
           <w:p>
@@ -288,23 +272,7 @@
                 <w:rFonts w:ascii="Times New Roman" w:hAnsi="Times New Roman" w:cs="Times New Roman"/>
                 <w:lang w:val="tr-TR"/>
               </w:rPr>
-              <w:t xml:space="preserve">Shutterstock arama: “conductivity meter distilled water beaker”</w:t>
-            </w:r>
-          </w:p>
-          <w:p>
-            <w:pPr>
-              <w:jc w:val="both"/>
-              <w:rPr>
-                <w:rFonts w:ascii="Times New Roman" w:hAnsi="Times New Roman" w:cs="Times New Roman"/>
-                <w:lang w:val="tr-TR"/>
-              </w:rPr>
-            </w:pPr>
-            <w:r>
-              <w:rPr>
-                <w:rFonts w:ascii="Times New Roman" w:hAnsi="Times New Roman" w:cs="Times New Roman"/>
-                <w:lang w:val="tr-TR"/>
-              </w:rPr>
-              <w:t xml:space="preserve">Shutter ID: ……………</w:t>
+              <w:t xml:space="preserve">Shutter ID: 760479283 (fotoğraf) — Conductivity meter in chemical laboratory</w:t>
             </w:r>
           </w:p>
         </w:tc>
@@ -522,7 +490,7 @@
                 <w:rFonts w:ascii="Times New Roman" w:hAnsi="Times New Roman" w:cs="Times New Roman"/>
                 <w:lang w:val="tr-TR"/>
               </w:rPr>
-              <w:t xml:space="preserve">GÖRSEL ALANI (Shutterstock’tan seçilecek)</w:t>
+              <w:t xml:space="preserve">GÖRSEL ALANI (Shutterstock)</w:t>
             </w:r>
           </w:p>
           <w:p>
@@ -554,23 +522,7 @@
                 <w:rFonts w:ascii="Times New Roman" w:hAnsi="Times New Roman" w:cs="Times New Roman"/>
                 <w:lang w:val="tr-TR"/>
               </w:rPr>
-              <w:t xml:space="preserve">Shutterstock arama: “water autoionization hydronium hydroxide molecular model”</w:t>
-            </w:r>
-          </w:p>
-          <w:p>
-            <w:pPr>
-              <w:jc w:val="both"/>
-              <w:rPr>
-                <w:rFonts w:ascii="Times New Roman" w:hAnsi="Times New Roman" w:cs="Times New Roman"/>
-                <w:lang w:val="tr-TR"/>
-              </w:rPr>
-            </w:pPr>
-            <w:r>
-              <w:rPr>
-                <w:rFonts w:ascii="Times New Roman" w:hAnsi="Times New Roman" w:cs="Times New Roman"/>
-                <w:lang w:val="tr-TR"/>
-              </w:rPr>
-              <w:t xml:space="preserve">Shutter ID: ……………</w:t>
+              <w:t xml:space="preserve">Shutter ID: 1697858740 (vektör) — Autoionization of water</w:t>
             </w:r>
           </w:p>
         </w:tc>

--- a/Kim11-2-6-Suyun-Otoiyonizasyonu.docx
+++ b/Kim11-2-6-Suyun-Otoiyonizasyonu.docx
@@ -188,7 +188,7 @@
           <w:bCs/>
           <w:lang w:val="tr-TR"/>
         </w:rPr>
-        <w:t xml:space="preserve">2.2.1. Suyun Otoiyonizasyonu</w:t>
+        <w:t xml:space="preserve">2.2.1. Saf Suyun Otoiyonizasyonu</w:t>
       </w:r>
     </w:p>
     <w:p>

--- a/Kim11-2-6-Suyun-Otoiyonizasyonu.docx
+++ b/Kim11-2-6-Suyun-Otoiyonizasyonu.docx
@@ -3899,7 +3899,7 @@
           <w:bCs/>
           <w:lang w:val="tr-TR"/>
         </w:rPr>
-        <w:t xml:space="preserve">Örnek-Çözüm Atölyesi 2.8.</w:t>
+        <w:t xml:space="preserve">Örnek-Çözüm Atölyesi 2.1.</w:t>
       </w:r>
     </w:p>
     <w:p>
@@ -4314,7 +4314,7 @@
           <w:bCs/>
           <w:lang w:val="tr-TR"/>
         </w:rPr>
-        <w:t xml:space="preserve">Örnek-Çözüm Atölyesi 2.9.</w:t>
+        <w:t xml:space="preserve">Örnek-Çözüm Atölyesi 2.2.</w:t>
       </w:r>
     </w:p>
     <w:p>

--- a/Kim11-2-6-Suyun-Otoiyonizasyonu.docx
+++ b/Kim11-2-6-Suyun-Otoiyonizasyonu.docx
@@ -457,85 +457,50 @@
         <w:t xml:space="preserve">(suda)</w:t>
       </w:r>
     </w:p>
-    <w:tbl>
-      <w:tblPr>
-        <w:tblW w:w="9000" w:type="dxa"/>
+    <w:p xmlns:a="http://schemas.openxmlformats.org/drawingml/2006/main" xmlns:pic="http://schemas.openxmlformats.org/drawingml/2006/picture">
+      <w:pPr>
         <w:jc w:val="center"/>
-        <w:tblBorders>
-          <w:top w:val="single" w:sz="8" w:space="0" w:color="7F7F7F"/>
-          <w:left w:val="single" w:sz="8" w:space="0" w:color="7F7F7F"/>
-          <w:bottom w:val="single" w:sz="8" w:space="0" w:color="7F7F7F"/>
-          <w:right w:val="single" w:sz="8" w:space="0" w:color="7F7F7F"/>
-        </w:tblBorders>
-      </w:tblPr>
-      <w:tblGrid>
-        <w:gridCol w:w="9000"/>
-      </w:tblGrid>
-      <w:tr>
-        <w:tc>
-          <w:tcPr>
-            <w:tcW w:w="9000" w:type="dxa"/>
-            <w:shd w:val="clear" w:color="auto" w:fill="EDEDED"/>
-          </w:tcPr>
-          <w:p>
-            <w:pPr>
-              <w:jc w:val="both"/>
-              <w:rPr>
-                <w:rFonts w:ascii="Times New Roman" w:hAnsi="Times New Roman" w:cs="Times New Roman"/>
-                <w:lang w:val="tr-TR"/>
-              </w:rPr>
-            </w:pPr>
-            <w:r>
-              <w:rPr>
-                <w:rFonts w:ascii="Times New Roman" w:hAnsi="Times New Roman" w:cs="Times New Roman"/>
-                <w:lang w:val="tr-TR"/>
-              </w:rPr>
-              <w:t xml:space="preserve">GÖRSEL ALANI (Shutterstock)</w:t>
-            </w:r>
-          </w:p>
-          <w:p>
-            <w:pPr>
-              <w:jc w:val="both"/>
-              <w:rPr>
-                <w:rFonts w:ascii="Times New Roman" w:hAnsi="Times New Roman" w:cs="Times New Roman"/>
-                <w:lang w:val="tr-TR"/>
-              </w:rPr>
-            </w:pPr>
-            <w:r>
-              <w:rPr>
-                <w:rFonts w:ascii="Times New Roman" w:hAnsi="Times New Roman" w:cs="Times New Roman"/>
-                <w:lang w:val="tr-TR"/>
-              </w:rPr>
-              <w:t xml:space="preserve">Tarif: İki su molekülünden birinin diğerine proton (H⁺) aktararak hidronyum (H₃O⁺) ve hidroksit (OH⁻) iyonlarını oluşturmasını gösteren molekül modeli (O kırmızı, H beyaz). Kimya9’daki su molekülü modeli kullanılabilir.</w:t>
-            </w:r>
-          </w:p>
-          <w:p>
-            <w:pPr>
-              <w:jc w:val="both"/>
-              <w:rPr>
-                <w:rFonts w:ascii="Times New Roman" w:hAnsi="Times New Roman" w:cs="Times New Roman"/>
-                <w:lang w:val="tr-TR"/>
-              </w:rPr>
-            </w:pPr>
-            <w:r>
-              <w:rPr>
-                <w:rFonts w:ascii="Times New Roman" w:hAnsi="Times New Roman" w:cs="Times New Roman"/>
-                <w:lang w:val="tr-TR"/>
-              </w:rPr>
-              <w:t xml:space="preserve">Shutter ID: 1697858740 (vektör) — Autoionization of water</w:t>
-            </w:r>
-          </w:p>
-        </w:tc>
-      </w:tr>
-    </w:tbl>
-    <w:p>
-      <w:pPr>
-        <w:jc w:val="both"/>
-        <w:rPr>
-          <w:rFonts w:ascii="Times New Roman" w:hAnsi="Times New Roman" w:cs="Times New Roman"/>
-          <w:lang w:val="tr-TR"/>
-        </w:rPr>
-      </w:pPr>
+        <w:rPr>
+          <w:rFonts w:ascii="Times New Roman" w:hAnsi="Times New Roman" w:cs="Times New Roman"/>
+          <w:lang w:val="tr-TR"/>
+        </w:rPr>
+      </w:pPr>
+      <w:r>
+        <w:drawing>
+          <wp:inline distT="0" distB="0" distL="0" distR="0">
+            <wp:extent cx="5040000" cy="1215584"/>
+            <wp:docPr id="900001" name="Grafik 900001" descr="Suyun otoiyonizasyonu uzay dolgu modeli"/>
+            <wp:cNvGraphicFramePr>
+              <a:graphicFrameLocks noChangeAspect="1"/>
+            </wp:cNvGraphicFramePr>
+            <a:graphic>
+              <a:graphicData uri="http://schemas.openxmlformats.org/drawingml/2006/picture">
+                <pic:pic>
+                  <pic:nvPicPr>
+                    <pic:cNvPr id="900001" name="k11_900001.png"/>
+                    <pic:cNvPicPr/>
+                  </pic:nvPicPr>
+                  <pic:blipFill>
+                    <a:blip r:embed="rIdK1"/>
+                    <a:stretch>
+                      <a:fillRect/>
+                    </a:stretch>
+                  </pic:blipFill>
+                  <pic:spPr>
+                    <a:xfrm>
+                      <a:off x="0" y="0"/>
+                      <a:ext cx="5040000" cy="1215584"/>
+                    </a:xfrm>
+                    <a:prstGeom prst="rect">
+                      <a:avLst/>
+                    </a:prstGeom>
+                  </pic:spPr>
+                </pic:pic>
+              </a:graphicData>
+            </a:graphic>
+          </wp:inline>
+        </w:drawing>
+      </w:r>
     </w:p>
     <w:p>
       <w:pPr>
@@ -559,7 +524,7 @@
           <w:rFonts w:ascii="Times New Roman" w:hAnsi="Times New Roman" w:cs="Times New Roman"/>
           <w:lang w:val="tr-TR"/>
         </w:rPr>
-        <w:t xml:space="preserve"> Suyun otoiyonizasyonunun alt mikro gösterimi</w:t>
+        <w:t xml:space="preserve"> Suyun otoiyonizasyonunun alt mikro gösterimi (O: kırmızı, H: beyaz)</w:t>
       </w:r>
     </w:p>
     <w:p>
@@ -2071,7 +2036,7 @@
                 <wp:extent cx="5538486" cy="0"/>
                 <wp:effectExtent l="0" t="12700" r="24130" b="12700"/>
                 <wp:wrapNone/>
-                <wp:docPr id="900001" name="Straight Connector 1"/>
+                <wp:docPr id="900002" name="Straight Connector 1"/>
                 <wp:cNvGraphicFramePr/>
                 <a:graphic xmlns:a="http://schemas.openxmlformats.org/drawingml/2006/main">
                   <a:graphicData uri="http://schemas.microsoft.com/office/word/2010/wordprocessingShape">
@@ -3795,7 +3760,7 @@
         <w:drawing>
           <wp:inline distT="0" distB="0" distL="0" distR="0">
             <wp:extent cx="4320000" cy="2592000"/>
-            <wp:docPr id="900002" name="Grafik 900002" descr="Saf suyun pH değerinin sıcaklıkla değişimi"/>
+            <wp:docPr id="900003" name="Grafik 900003" descr="Saf suyun pH değerinin sıcaklıkla değişimi"/>
             <wp:cNvGraphicFramePr>
               <a:graphicFrameLocks noChangeAspect="1"/>
             </wp:cNvGraphicFramePr>
@@ -3803,11 +3768,11 @@
               <a:graphicData uri="http://schemas.openxmlformats.org/drawingml/2006/picture">
                 <pic:pic>
                   <pic:nvPicPr>
-                    <pic:cNvPr id="900002" name="k11_900002.png"/>
+                    <pic:cNvPr id="900003" name="k11_900003.png"/>
                     <pic:cNvPicPr/>
                   </pic:nvPicPr>
                   <pic:blipFill>
-                    <a:blip r:embed="rIdK1"/>
+                    <a:blip r:embed="rIdK2"/>
                     <a:stretch>
                       <a:fillRect/>
                     </a:stretch>
@@ -3899,7 +3864,7 @@
           <w:bCs/>
           <w:lang w:val="tr-TR"/>
         </w:rPr>
-        <w:t xml:space="preserve">Örnek-Çözüm Atölyesi 2.1.</w:t>
+        <w:t xml:space="preserve">Örnek-Çözüm Atölyesi 2.8.</w:t>
       </w:r>
     </w:p>
     <w:p>
@@ -4207,330 +4172,6 @@
           <w:lang w:val="tr-TR"/>
         </w:rPr>
         <w:t xml:space="preserve">] olduğundan (pH &lt; 7) çözelti asidiktir.</w:t>
-      </w:r>
-    </w:p>
-    <w:p>
-      <w:pPr>
-        <w:pStyle w:val="ListParagraph"/>
-        <w:ind w:left="1080"/>
-        <w:jc w:val="both"/>
-        <w:rPr>
-          <w:rFonts w:ascii="Times New Roman" w:hAnsi="Times New Roman" w:cs="Times New Roman"/>
-          <w:lang w:val="tr-TR"/>
-        </w:rPr>
-      </w:pPr>
-      <w:r>
-        <w:rPr>
-          <w:noProof/>
-          <w:lang w:val="tr-TR"/>
-        </w:rPr>
-        <mc:AlternateContent>
-          <mc:Choice Requires="wps">
-            <w:drawing>
-              <wp:anchor distT="0" distB="0" distL="114300" distR="114300" simplePos="0" relativeHeight="251659264" behindDoc="0" locked="0" layoutInCell="1" allowOverlap="1">
-                <wp:simplePos x="0" y="0"/>
-                <wp:positionH relativeFrom="column">
-                  <wp:posOffset>498916</wp:posOffset>
-                </wp:positionH>
-                <wp:positionV relativeFrom="paragraph">
-                  <wp:posOffset>170180</wp:posOffset>
-                </wp:positionV>
-                <wp:extent cx="5538486" cy="0"/>
-                <wp:effectExtent l="0" t="12700" r="24130" b="12700"/>
-                <wp:wrapNone/>
-                <wp:docPr id="900003" name="Straight Connector 1"/>
-                <wp:cNvGraphicFramePr/>
-                <a:graphic xmlns:a="http://schemas.openxmlformats.org/drawingml/2006/main">
-                  <a:graphicData uri="http://schemas.microsoft.com/office/word/2010/wordprocessingShape">
-                    <wps:wsp>
-                      <wps:cNvCnPr/>
-                      <wps:spPr>
-                        <a:xfrm flipV="1">
-                          <a:off x="0" y="0"/>
-                          <a:ext cx="5538486" cy="0"/>
-                        </a:xfrm>
-                        <a:prstGeom prst="line">
-                          <a:avLst/>
-                        </a:prstGeom>
-                        <a:ln w="19050">
-                          <a:solidFill>
-                            <a:schemeClr val="tx2">
-                              <a:lumMod val="50000"/>
-                              <a:lumOff val="50000"/>
-                            </a:schemeClr>
-                          </a:solidFill>
-                        </a:ln>
-                      </wps:spPr>
-                      <wps:style>
-                        <a:lnRef idx="1">
-                          <a:schemeClr val="accent1"/>
-                        </a:lnRef>
-                        <a:fillRef idx="0">
-                          <a:schemeClr val="accent1"/>
-                        </a:fillRef>
-                        <a:effectRef idx="0">
-                          <a:schemeClr val="accent1"/>
-                        </a:effectRef>
-                        <a:fontRef idx="minor">
-                          <a:schemeClr val="tx1"/>
-                        </a:fontRef>
-                      </wps:style>
-                      <wps:bodyPr/>
-                    </wps:wsp>
-                  </a:graphicData>
-                </a:graphic>
-                <wp14:sizeRelV relativeFrom="margin">
-                  <wp14:pctHeight>0</wp14:pctHeight>
-                </wp14:sizeRelV>
-              </wp:anchor>
-            </w:drawing>
-          </mc:Choice>
-          <mc:Fallback>
-            <w:pict>
-              <v:line id="Straight Connector 1" o:spid="_x0000_s1026" style="position:absolute;flip:y;z-index:251659264;visibility:visible;mso-wrap-style:square;mso-height-percent:0;mso-wrap-distance-left:9pt;mso-wrap-distance-top:0;mso-wrap-distance-right:9pt;mso-wrap-distance-bottom:0;mso-position-horizontal:absolute;mso-position-horizontal-relative:text;mso-position-vertical:absolute;mso-position-vertical-relative:text;mso-height-percent:0;mso-height-relative:margin" from="39.3pt,13.4pt" to="475.4pt,13.4pt" o:gfxdata="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" strokecolor="#4e95d9 [1631]" strokeweight="1.5pt">
-                <v:stroke joinstyle="miter"/>
-              </v:line>
-            </w:pict>
-          </mc:Fallback>
-        </mc:AlternateContent>
-      </w:r>
-    </w:p>
-    <w:p>
-      <w:pPr>
-        <w:keepNext/>
-        <w:shd w:val="clear" w:color="auto" w:fill="92D050"/>
-        <w:jc w:val="both"/>
-        <w:rPr>
-          <w:rFonts w:ascii="Times New Roman" w:hAnsi="Times New Roman" w:cs="Times New Roman"/>
-          <w:b/>
-          <w:bCs/>
-          <w:lang w:val="tr-TR"/>
-        </w:rPr>
-      </w:pPr>
-      <w:r>
-        <w:rPr>
-          <w:rFonts w:ascii="Times New Roman" w:hAnsi="Times New Roman" w:cs="Times New Roman"/>
-          <w:b/>
-          <w:bCs/>
-          <w:lang w:val="tr-TR"/>
-        </w:rPr>
-        <w:t xml:space="preserve">Örnek-Çözüm Atölyesi 2.2.</w:t>
-      </w:r>
-    </w:p>
-    <w:p>
-      <w:pPr>
-        <w:jc w:val="both"/>
-        <w:rPr>
-          <w:rFonts w:ascii="Times New Roman" w:hAnsi="Times New Roman" w:cs="Times New Roman"/>
-          <w:lang w:val="tr-TR"/>
-        </w:rPr>
-      </w:pPr>
-      <w:r>
-        <w:rPr>
-          <w:rFonts w:ascii="Times New Roman" w:hAnsi="Times New Roman" w:cs="Times New Roman"/>
-          <w:lang w:val="tr-TR"/>
-        </w:rPr>
-        <w:t xml:space="preserve">25 °C’de pOH değeri 3 olan bir çözeltinin [H</w:t>
-      </w:r>
-      <w:r>
-        <w:rPr>
-          <w:rFonts w:ascii="Times New Roman" w:hAnsi="Times New Roman" w:cs="Times New Roman"/>
-          <w:vertAlign w:val="subscript"/>
-          <w:lang w:val="tr-TR"/>
-        </w:rPr>
-        <w:t xml:space="preserve">3</w:t>
-      </w:r>
-      <w:r>
-        <w:rPr>
-          <w:rFonts w:ascii="Times New Roman" w:hAnsi="Times New Roman" w:cs="Times New Roman"/>
-          <w:lang w:val="tr-TR"/>
-        </w:rPr>
-        <w:t xml:space="preserve">O</w:t>
-      </w:r>
-      <w:r>
-        <w:rPr>
-          <w:rFonts w:ascii="Times New Roman" w:hAnsi="Times New Roman" w:cs="Times New Roman"/>
-          <w:vertAlign w:val="superscript"/>
-          <w:lang w:val="tr-TR"/>
-        </w:rPr>
-        <w:t xml:space="preserve">+</w:t>
-      </w:r>
-      <w:r>
-        <w:rPr>
-          <w:rFonts w:ascii="Times New Roman" w:hAnsi="Times New Roman" w:cs="Times New Roman"/>
-          <w:lang w:val="tr-TR"/>
-        </w:rPr>
-        <w:t xml:space="preserve">] ve [OH</w:t>
-      </w:r>
-      <w:r>
-        <w:rPr>
-          <w:rFonts w:ascii="Times New Roman" w:hAnsi="Times New Roman" w:cs="Times New Roman"/>
-          <w:vertAlign w:val="superscript"/>
-          <w:lang w:val="tr-TR"/>
-        </w:rPr>
-        <w:t xml:space="preserve">−</w:t>
-      </w:r>
-      <w:r>
-        <w:rPr>
-          <w:rFonts w:ascii="Times New Roman" w:hAnsi="Times New Roman" w:cs="Times New Roman"/>
-          <w:lang w:val="tr-TR"/>
-        </w:rPr>
-        <w:t xml:space="preserve">] derişimlerini bulunuz.</w:t>
-      </w:r>
-    </w:p>
-    <w:p>
-      <w:pPr>
-        <w:jc w:val="both"/>
-        <w:rPr>
-          <w:rFonts w:ascii="Times New Roman" w:hAnsi="Times New Roman" w:cs="Times New Roman"/>
-          <w:lang w:val="tr-TR"/>
-        </w:rPr>
-      </w:pPr>
-      <w:r>
-        <w:rPr>
-          <w:rFonts w:ascii="Times New Roman" w:hAnsi="Times New Roman" w:cs="Times New Roman"/>
-          <w:b/>
-          <w:bCs/>
-          <w:lang w:val="tr-TR"/>
-        </w:rPr>
-        <w:t xml:space="preserve">Çözüm:</w:t>
-      </w:r>
-    </w:p>
-    <w:p>
-      <w:pPr>
-        <w:jc w:val="both"/>
-        <w:rPr>
-          <w:rFonts w:ascii="Times New Roman" w:hAnsi="Times New Roman" w:cs="Times New Roman"/>
-          <w:lang w:val="tr-TR"/>
-        </w:rPr>
-      </w:pPr>
-      <w:r>
-        <w:rPr>
-          <w:rFonts w:ascii="Times New Roman" w:hAnsi="Times New Roman" w:cs="Times New Roman"/>
-          <w:lang w:val="tr-TR"/>
-        </w:rPr>
-        <w:t xml:space="preserve">[OH</w:t>
-      </w:r>
-      <w:r>
-        <w:rPr>
-          <w:rFonts w:ascii="Times New Roman" w:hAnsi="Times New Roman" w:cs="Times New Roman"/>
-          <w:vertAlign w:val="superscript"/>
-          <w:lang w:val="tr-TR"/>
-        </w:rPr>
-        <w:t xml:space="preserve">−</w:t>
-      </w:r>
-      <w:r>
-        <w:rPr>
-          <w:rFonts w:ascii="Times New Roman" w:hAnsi="Times New Roman" w:cs="Times New Roman"/>
-          <w:lang w:val="tr-TR"/>
-        </w:rPr>
-        <w:t xml:space="preserve">] = 10</w:t>
-      </w:r>
-      <w:r>
-        <w:rPr>
-          <w:rFonts w:ascii="Times New Roman" w:hAnsi="Times New Roman" w:cs="Times New Roman"/>
-          <w:vertAlign w:val="superscript"/>
-          <w:lang w:val="tr-TR"/>
-        </w:rPr>
-        <w:t xml:space="preserve">−pOH</w:t>
-      </w:r>
-      <w:r>
-        <w:rPr>
-          <w:rFonts w:ascii="Times New Roman" w:hAnsi="Times New Roman" w:cs="Times New Roman"/>
-          <w:lang w:val="tr-TR"/>
-        </w:rPr>
-        <w:t xml:space="preserve"> = 1,0·10</w:t>
-      </w:r>
-      <w:r>
-        <w:rPr>
-          <w:rFonts w:ascii="Times New Roman" w:hAnsi="Times New Roman" w:cs="Times New Roman"/>
-          <w:vertAlign w:val="superscript"/>
-          <w:lang w:val="tr-TR"/>
-        </w:rPr>
-        <w:t xml:space="preserve">-3</w:t>
-      </w:r>
-      <w:r>
-        <w:rPr>
-          <w:rFonts w:ascii="Times New Roman" w:hAnsi="Times New Roman" w:cs="Times New Roman"/>
-          <w:lang w:val="tr-TR"/>
-        </w:rPr>
-        <w:t xml:space="preserve"> mol/L        pH = 14 − 3 = 11        [H</w:t>
-      </w:r>
-      <w:r>
-        <w:rPr>
-          <w:rFonts w:ascii="Times New Roman" w:hAnsi="Times New Roman" w:cs="Times New Roman"/>
-          <w:vertAlign w:val="subscript"/>
-          <w:lang w:val="tr-TR"/>
-        </w:rPr>
-        <w:t xml:space="preserve">3</w:t>
-      </w:r>
-      <w:r>
-        <w:rPr>
-          <w:rFonts w:ascii="Times New Roman" w:hAnsi="Times New Roman" w:cs="Times New Roman"/>
-          <w:lang w:val="tr-TR"/>
-        </w:rPr>
-        <w:t xml:space="preserve">O</w:t>
-      </w:r>
-      <w:r>
-        <w:rPr>
-          <w:rFonts w:ascii="Times New Roman" w:hAnsi="Times New Roman" w:cs="Times New Roman"/>
-          <w:vertAlign w:val="superscript"/>
-          <w:lang w:val="tr-TR"/>
-        </w:rPr>
-        <w:t xml:space="preserve">+</w:t>
-      </w:r>
-      <w:r>
-        <w:rPr>
-          <w:rFonts w:ascii="Times New Roman" w:hAnsi="Times New Roman" w:cs="Times New Roman"/>
-          <w:lang w:val="tr-TR"/>
-        </w:rPr>
-        <w:t xml:space="preserve">] = 10</w:t>
-      </w:r>
-      <w:r>
-        <w:rPr>
-          <w:rFonts w:ascii="Times New Roman" w:hAnsi="Times New Roman" w:cs="Times New Roman"/>
-          <w:vertAlign w:val="superscript"/>
-          <w:lang w:val="tr-TR"/>
-        </w:rPr>
-        <w:t xml:space="preserve">-11</w:t>
-      </w:r>
-      <w:r>
-        <w:rPr>
-          <w:rFonts w:ascii="Times New Roman" w:hAnsi="Times New Roman" w:cs="Times New Roman"/>
-          <w:lang w:val="tr-TR"/>
-        </w:rPr>
-        <w:t xml:space="preserve"> = 1,0·10</w:t>
-      </w:r>
-      <w:r>
-        <w:rPr>
-          <w:rFonts w:ascii="Times New Roman" w:hAnsi="Times New Roman" w:cs="Times New Roman"/>
-          <w:vertAlign w:val="superscript"/>
-          <w:lang w:val="tr-TR"/>
-        </w:rPr>
-        <w:t xml:space="preserve">-11</w:t>
-      </w:r>
-      <w:r>
-        <w:rPr>
-          <w:rFonts w:ascii="Times New Roman" w:hAnsi="Times New Roman" w:cs="Times New Roman"/>
-          <w:lang w:val="tr-TR"/>
-        </w:rPr>
-        <w:t xml:space="preserve"> mol/L</w:t>
-      </w:r>
-    </w:p>
-    <w:p>
-      <w:pPr>
-        <w:jc w:val="both"/>
-        <w:rPr>
-          <w:rFonts w:ascii="Times New Roman" w:hAnsi="Times New Roman" w:cs="Times New Roman"/>
-          <w:lang w:val="tr-TR"/>
-        </w:rPr>
-      </w:pPr>
-      <w:r>
-        <w:rPr>
-          <w:rFonts w:ascii="Times New Roman" w:hAnsi="Times New Roman" w:cs="Times New Roman"/>
-          <w:lang w:val="tr-TR"/>
-        </w:rPr>
-        <w:t xml:space="preserve">Çözelti baziktir.</w:t>
       </w:r>
     </w:p>
     <w:p>
@@ -4622,7 +4263,7 @@
     <w:p>
       <w:pPr>
         <w:keepNext/>
-        <w:shd w:val="clear" w:color="auto" w:fill="FFC000"/>
+        <w:shd w:val="clear" w:color="auto" w:fill="92D050"/>
         <w:jc w:val="both"/>
         <w:rPr>
           <w:rFonts w:ascii="Times New Roman" w:hAnsi="Times New Roman" w:cs="Times New Roman"/>
@@ -4638,7 +4279,7 @@
           <w:bCs/>
           <w:lang w:val="tr-TR"/>
         </w:rPr>
-        <w:t xml:space="preserve">Sıra Sizde 2.6.</w:t>
+        <w:t xml:space="preserve">Örnek-Çözüm Atölyesi 2.9.</w:t>
       </w:r>
     </w:p>
     <w:p>
@@ -4654,823 +4295,53 @@
           <w:rFonts w:ascii="Times New Roman" w:hAnsi="Times New Roman" w:cs="Times New Roman"/>
           <w:lang w:val="tr-TR"/>
         </w:rPr>
-        <w:t xml:space="preserve">1. Aşağıdaki tabloyu 25 °C için doldurunuz.</w:t>
-      </w:r>
-    </w:p>
-    <w:tbl>
-      <w:tblPr>
-        <w:tblW w:w="9000" w:type="dxa"/>
-        <w:jc w:val="center"/>
-        <w:tblBorders>
-          <w:top w:val="single" w:sz="4" w:space="0" w:color="auto"/>
-          <w:left w:val="single" w:sz="4" w:space="0" w:color="auto"/>
-          <w:bottom w:val="single" w:sz="4" w:space="0" w:color="auto"/>
-          <w:right w:val="single" w:sz="4" w:space="0" w:color="auto"/>
-          <w:insideH w:val="single" w:sz="4" w:space="0" w:color="auto"/>
-          <w:insideV w:val="single" w:sz="4" w:space="0" w:color="auto"/>
-        </w:tblBorders>
-        <w:tblLayout w:type="fixed"/>
-        <w:tblLook w:val="04A0"/>
-      </w:tblPr>
-      <w:tblGrid>
-        <w:gridCol w:w="1700"/>
-        <w:gridCol w:w="1700"/>
-        <w:gridCol w:w="1700"/>
-        <w:gridCol w:w="1100"/>
-        <w:gridCol w:w="1100"/>
-        <w:gridCol w:w="1700"/>
-      </w:tblGrid>
-      <w:tr>
-        <w:tc>
-          <w:tcPr>
-            <w:tcW w:w="1700" w:type="dxa"/>
-            <w:shd w:val="clear" w:color="auto" w:fill="D9E2F3"/>
-            <w:vAlign w:val="center"/>
-          </w:tcPr>
-          <w:p>
-            <w:pPr>
-              <w:jc w:val="center"/>
-              <w:rPr>
-                <w:rFonts w:ascii="Times New Roman" w:hAnsi="Times New Roman" w:cs="Times New Roman"/>
-                <w:b/>
-                <w:bCs/>
-                <w:lang w:val="tr-TR"/>
-              </w:rPr>
-            </w:pPr>
-            <w:r>
-              <w:rPr>
-                <w:rFonts w:ascii="Times New Roman" w:hAnsi="Times New Roman" w:cs="Times New Roman"/>
-                <w:b/>
-                <w:bCs/>
-                <w:lang w:val="tr-TR"/>
-              </w:rPr>
-              <w:t xml:space="preserve">Çözelti</w:t>
-            </w:r>
-          </w:p>
-        </w:tc>
-        <w:tc>
-          <w:tcPr>
-            <w:tcW w:w="1700" w:type="dxa"/>
-            <w:shd w:val="clear" w:color="auto" w:fill="D9E2F3"/>
-            <w:vAlign w:val="center"/>
-          </w:tcPr>
-          <w:p>
-            <w:pPr>
-              <w:jc w:val="center"/>
-              <w:rPr>
-                <w:rFonts w:ascii="Times New Roman" w:hAnsi="Times New Roman" w:cs="Times New Roman"/>
-                <w:b/>
-                <w:bCs/>
-                <w:lang w:val="tr-TR"/>
-              </w:rPr>
-            </w:pPr>
-            <w:r>
-              <w:rPr>
-                <w:rFonts w:ascii="Times New Roman" w:hAnsi="Times New Roman" w:cs="Times New Roman"/>
-                <w:b/>
-                <w:bCs/>
-                <w:lang w:val="tr-TR"/>
-              </w:rPr>
-              <w:t xml:space="preserve">[H</w:t>
-            </w:r>
-            <w:r>
-              <w:rPr>
-                <w:rFonts w:ascii="Times New Roman" w:hAnsi="Times New Roman" w:cs="Times New Roman"/>
-                <w:b/>
-                <w:bCs/>
-                <w:vertAlign w:val="subscript"/>
-                <w:lang w:val="tr-TR"/>
-              </w:rPr>
-              <w:t xml:space="preserve">3</w:t>
-            </w:r>
-            <w:r>
-              <w:rPr>
-                <w:rFonts w:ascii="Times New Roman" w:hAnsi="Times New Roman" w:cs="Times New Roman"/>
-                <w:b/>
-                <w:bCs/>
-                <w:lang w:val="tr-TR"/>
-              </w:rPr>
-              <w:t xml:space="preserve">O</w:t>
-            </w:r>
-            <w:r>
-              <w:rPr>
-                <w:rFonts w:ascii="Times New Roman" w:hAnsi="Times New Roman" w:cs="Times New Roman"/>
-                <w:b/>
-                <w:bCs/>
-                <w:vertAlign w:val="superscript"/>
-                <w:lang w:val="tr-TR"/>
-              </w:rPr>
-              <w:t xml:space="preserve">+</w:t>
-            </w:r>
-            <w:r>
-              <w:rPr>
-                <w:rFonts w:ascii="Times New Roman" w:hAnsi="Times New Roman" w:cs="Times New Roman"/>
-                <w:b/>
-                <w:bCs/>
-                <w:lang w:val="tr-TR"/>
-              </w:rPr>
-              <w:t xml:space="preserve">] (mol/L)</w:t>
-            </w:r>
-          </w:p>
-        </w:tc>
-        <w:tc>
-          <w:tcPr>
-            <w:tcW w:w="1700" w:type="dxa"/>
-            <w:shd w:val="clear" w:color="auto" w:fill="D9E2F3"/>
-            <w:vAlign w:val="center"/>
-          </w:tcPr>
-          <w:p>
-            <w:pPr>
-              <w:jc w:val="center"/>
-              <w:rPr>
-                <w:rFonts w:ascii="Times New Roman" w:hAnsi="Times New Roman" w:cs="Times New Roman"/>
-                <w:b/>
-                <w:bCs/>
-                <w:lang w:val="tr-TR"/>
-              </w:rPr>
-            </w:pPr>
-            <w:r>
-              <w:rPr>
-                <w:rFonts w:ascii="Times New Roman" w:hAnsi="Times New Roman" w:cs="Times New Roman"/>
-                <w:b/>
-                <w:bCs/>
-                <w:lang w:val="tr-TR"/>
-              </w:rPr>
-              <w:t xml:space="preserve">[OH</w:t>
-            </w:r>
-            <w:r>
-              <w:rPr>
-                <w:rFonts w:ascii="Times New Roman" w:hAnsi="Times New Roman" w:cs="Times New Roman"/>
-                <w:b/>
-                <w:bCs/>
-                <w:vertAlign w:val="superscript"/>
-                <w:lang w:val="tr-TR"/>
-              </w:rPr>
-              <w:t xml:space="preserve">−</w:t>
-            </w:r>
-            <w:r>
-              <w:rPr>
-                <w:rFonts w:ascii="Times New Roman" w:hAnsi="Times New Roman" w:cs="Times New Roman"/>
-                <w:b/>
-                <w:bCs/>
-                <w:lang w:val="tr-TR"/>
-              </w:rPr>
-              <w:t xml:space="preserve">] (mol/L)</w:t>
-            </w:r>
-          </w:p>
-        </w:tc>
-        <w:tc>
-          <w:tcPr>
-            <w:tcW w:w="1100" w:type="dxa"/>
-            <w:shd w:val="clear" w:color="auto" w:fill="D9E2F3"/>
-            <w:vAlign w:val="center"/>
-          </w:tcPr>
-          <w:p>
-            <w:pPr>
-              <w:jc w:val="center"/>
-              <w:rPr>
-                <w:rFonts w:ascii="Times New Roman" w:hAnsi="Times New Roman" w:cs="Times New Roman"/>
-                <w:b/>
-                <w:bCs/>
-                <w:lang w:val="tr-TR"/>
-              </w:rPr>
-            </w:pPr>
-            <w:r>
-              <w:rPr>
-                <w:rFonts w:ascii="Times New Roman" w:hAnsi="Times New Roman" w:cs="Times New Roman"/>
-                <w:b/>
-                <w:bCs/>
-                <w:lang w:val="tr-TR"/>
-              </w:rPr>
-              <w:t xml:space="preserve">pH</w:t>
-            </w:r>
-          </w:p>
-        </w:tc>
-        <w:tc>
-          <w:tcPr>
-            <w:tcW w:w="1100" w:type="dxa"/>
-            <w:shd w:val="clear" w:color="auto" w:fill="D9E2F3"/>
-            <w:vAlign w:val="center"/>
-          </w:tcPr>
-          <w:p>
-            <w:pPr>
-              <w:jc w:val="center"/>
-              <w:rPr>
-                <w:rFonts w:ascii="Times New Roman" w:hAnsi="Times New Roman" w:cs="Times New Roman"/>
-                <w:b/>
-                <w:bCs/>
-                <w:lang w:val="tr-TR"/>
-              </w:rPr>
-            </w:pPr>
-            <w:r>
-              <w:rPr>
-                <w:rFonts w:ascii="Times New Roman" w:hAnsi="Times New Roman" w:cs="Times New Roman"/>
-                <w:b/>
-                <w:bCs/>
-                <w:lang w:val="tr-TR"/>
-              </w:rPr>
-              <w:t xml:space="preserve">pOH</w:t>
-            </w:r>
-          </w:p>
-        </w:tc>
-        <w:tc>
-          <w:tcPr>
-            <w:tcW w:w="1700" w:type="dxa"/>
-            <w:shd w:val="clear" w:color="auto" w:fill="D9E2F3"/>
-            <w:vAlign w:val="center"/>
-          </w:tcPr>
-          <w:p>
-            <w:pPr>
-              <w:jc w:val="center"/>
-              <w:rPr>
-                <w:rFonts w:ascii="Times New Roman" w:hAnsi="Times New Roman" w:cs="Times New Roman"/>
-                <w:b/>
-                <w:bCs/>
-                <w:lang w:val="tr-TR"/>
-              </w:rPr>
-            </w:pPr>
-            <w:r>
-              <w:rPr>
-                <w:rFonts w:ascii="Times New Roman" w:hAnsi="Times New Roman" w:cs="Times New Roman"/>
-                <w:b/>
-                <w:bCs/>
-                <w:lang w:val="tr-TR"/>
-              </w:rPr>
-              <w:t xml:space="preserve">Asidik/Bazik/Nötr</w:t>
-            </w:r>
-          </w:p>
-        </w:tc>
-      </w:tr>
-      <w:tr>
-        <w:trPr>
-          <w:trHeight w:val="450"/>
-        </w:trPr>
-        <w:tc>
-          <w:tcPr>
-            <w:tcW w:w="1700" w:type="dxa"/>
-            <w:vAlign w:val="center"/>
-          </w:tcPr>
-          <w:p>
-            <w:pPr>
-              <w:jc w:val="center"/>
-              <w:rPr>
-                <w:rFonts w:ascii="Times New Roman" w:hAnsi="Times New Roman" w:cs="Times New Roman"/>
-                <w:lang w:val="tr-TR"/>
-              </w:rPr>
-            </w:pPr>
-            <w:r>
-              <w:rPr>
-                <w:rFonts w:ascii="Times New Roman" w:hAnsi="Times New Roman" w:cs="Times New Roman"/>
-                <w:lang w:val="tr-TR"/>
-              </w:rPr>
-              <w:t xml:space="preserve">Limon suyu</w:t>
-            </w:r>
-          </w:p>
-        </w:tc>
-        <w:tc>
-          <w:tcPr>
-            <w:tcW w:w="1700" w:type="dxa"/>
-            <w:vAlign w:val="center"/>
-          </w:tcPr>
-          <w:p>
-            <w:pPr>
-              <w:jc w:val="center"/>
-              <w:rPr>
-                <w:rFonts w:ascii="Times New Roman" w:hAnsi="Times New Roman" w:cs="Times New Roman"/>
-                <w:lang w:val="tr-TR"/>
-              </w:rPr>
-            </w:pPr>
-            <w:r>
-              <w:rPr>
-                <w:rFonts w:ascii="Times New Roman" w:hAnsi="Times New Roman" w:cs="Times New Roman"/>
-                <w:lang w:val="tr-TR"/>
-              </w:rPr>
-              <w:t xml:space="preserve">1,0·10</w:t>
-            </w:r>
-            <w:r>
-              <w:rPr>
-                <w:rFonts w:ascii="Times New Roman" w:hAnsi="Times New Roman" w:cs="Times New Roman"/>
-                <w:vertAlign w:val="superscript"/>
-                <w:lang w:val="tr-TR"/>
-              </w:rPr>
-              <w:t xml:space="preserve">-2</w:t>
-            </w:r>
-          </w:p>
-        </w:tc>
-        <w:tc>
-          <w:tcPr>
-            <w:tcW w:w="1700" w:type="dxa"/>
-            <w:vAlign w:val="center"/>
-          </w:tcPr>
-          <w:p>
-            <w:pPr>
-              <w:jc w:val="center"/>
-              <w:rPr>
-                <w:rFonts w:ascii="Times New Roman" w:hAnsi="Times New Roman" w:cs="Times New Roman"/>
-                <w:lang w:val="tr-TR"/>
-              </w:rPr>
-            </w:pPr>
-          </w:p>
-        </w:tc>
-        <w:tc>
-          <w:tcPr>
-            <w:tcW w:w="1100" w:type="dxa"/>
-            <w:vAlign w:val="center"/>
-          </w:tcPr>
-          <w:p>
-            <w:pPr>
-              <w:jc w:val="center"/>
-              <w:rPr>
-                <w:rFonts w:ascii="Times New Roman" w:hAnsi="Times New Roman" w:cs="Times New Roman"/>
-                <w:lang w:val="tr-TR"/>
-              </w:rPr>
-            </w:pPr>
-          </w:p>
-        </w:tc>
-        <w:tc>
-          <w:tcPr>
-            <w:tcW w:w="1100" w:type="dxa"/>
-            <w:vAlign w:val="center"/>
-          </w:tcPr>
-          <w:p>
-            <w:pPr>
-              <w:jc w:val="center"/>
-              <w:rPr>
-                <w:rFonts w:ascii="Times New Roman" w:hAnsi="Times New Roman" w:cs="Times New Roman"/>
-                <w:lang w:val="tr-TR"/>
-              </w:rPr>
-            </w:pPr>
-          </w:p>
-        </w:tc>
-        <w:tc>
-          <w:tcPr>
-            <w:tcW w:w="1700" w:type="dxa"/>
-            <w:vAlign w:val="center"/>
-          </w:tcPr>
-          <w:p>
-            <w:pPr>
-              <w:jc w:val="center"/>
-              <w:rPr>
-                <w:rFonts w:ascii="Times New Roman" w:hAnsi="Times New Roman" w:cs="Times New Roman"/>
-                <w:lang w:val="tr-TR"/>
-              </w:rPr>
-            </w:pPr>
-          </w:p>
-        </w:tc>
-      </w:tr>
-      <w:tr>
-        <w:trPr>
-          <w:trHeight w:val="450"/>
-        </w:trPr>
-        <w:tc>
-          <w:tcPr>
-            <w:tcW w:w="1700" w:type="dxa"/>
-            <w:vAlign w:val="center"/>
-          </w:tcPr>
-          <w:p>
-            <w:pPr>
-              <w:jc w:val="center"/>
-              <w:rPr>
-                <w:rFonts w:ascii="Times New Roman" w:hAnsi="Times New Roman" w:cs="Times New Roman"/>
-                <w:lang w:val="tr-TR"/>
-              </w:rPr>
-            </w:pPr>
-            <w:r>
-              <w:rPr>
-                <w:rFonts w:ascii="Times New Roman" w:hAnsi="Times New Roman" w:cs="Times New Roman"/>
-                <w:lang w:val="tr-TR"/>
-              </w:rPr>
-              <w:t xml:space="preserve">Kahve</w:t>
-            </w:r>
-          </w:p>
-        </w:tc>
-        <w:tc>
-          <w:tcPr>
-            <w:tcW w:w="1700" w:type="dxa"/>
-            <w:vAlign w:val="center"/>
-          </w:tcPr>
-          <w:p>
-            <w:pPr>
-              <w:jc w:val="center"/>
-              <w:rPr>
-                <w:rFonts w:ascii="Times New Roman" w:hAnsi="Times New Roman" w:cs="Times New Roman"/>
-                <w:lang w:val="tr-TR"/>
-              </w:rPr>
-            </w:pPr>
-          </w:p>
-        </w:tc>
-        <w:tc>
-          <w:tcPr>
-            <w:tcW w:w="1700" w:type="dxa"/>
-            <w:vAlign w:val="center"/>
-          </w:tcPr>
-          <w:p>
-            <w:pPr>
-              <w:jc w:val="center"/>
-              <w:rPr>
-                <w:rFonts w:ascii="Times New Roman" w:hAnsi="Times New Roman" w:cs="Times New Roman"/>
-                <w:lang w:val="tr-TR"/>
-              </w:rPr>
-            </w:pPr>
-          </w:p>
-        </w:tc>
-        <w:tc>
-          <w:tcPr>
-            <w:tcW w:w="1100" w:type="dxa"/>
-            <w:vAlign w:val="center"/>
-          </w:tcPr>
-          <w:p>
-            <w:pPr>
-              <w:jc w:val="center"/>
-              <w:rPr>
-                <w:rFonts w:ascii="Times New Roman" w:hAnsi="Times New Roman" w:cs="Times New Roman"/>
-                <w:lang w:val="tr-TR"/>
-              </w:rPr>
-            </w:pPr>
-            <w:r>
-              <w:rPr>
-                <w:rFonts w:ascii="Times New Roman" w:hAnsi="Times New Roman" w:cs="Times New Roman"/>
-                <w:lang w:val="tr-TR"/>
-              </w:rPr>
-              <w:t xml:space="preserve">5</w:t>
-            </w:r>
-          </w:p>
-        </w:tc>
-        <w:tc>
-          <w:tcPr>
-            <w:tcW w:w="1100" w:type="dxa"/>
-            <w:vAlign w:val="center"/>
-          </w:tcPr>
-          <w:p>
-            <w:pPr>
-              <w:jc w:val="center"/>
-              <w:rPr>
-                <w:rFonts w:ascii="Times New Roman" w:hAnsi="Times New Roman" w:cs="Times New Roman"/>
-                <w:lang w:val="tr-TR"/>
-              </w:rPr>
-            </w:pPr>
-          </w:p>
-        </w:tc>
-        <w:tc>
-          <w:tcPr>
-            <w:tcW w:w="1700" w:type="dxa"/>
-            <w:vAlign w:val="center"/>
-          </w:tcPr>
-          <w:p>
-            <w:pPr>
-              <w:jc w:val="center"/>
-              <w:rPr>
-                <w:rFonts w:ascii="Times New Roman" w:hAnsi="Times New Roman" w:cs="Times New Roman"/>
-                <w:lang w:val="tr-TR"/>
-              </w:rPr>
-            </w:pPr>
-          </w:p>
-        </w:tc>
-      </w:tr>
-      <w:tr>
-        <w:trPr>
-          <w:trHeight w:val="450"/>
-        </w:trPr>
-        <w:tc>
-          <w:tcPr>
-            <w:tcW w:w="1700" w:type="dxa"/>
-            <w:vAlign w:val="center"/>
-          </w:tcPr>
-          <w:p>
-            <w:pPr>
-              <w:jc w:val="center"/>
-              <w:rPr>
-                <w:rFonts w:ascii="Times New Roman" w:hAnsi="Times New Roman" w:cs="Times New Roman"/>
-                <w:lang w:val="tr-TR"/>
-              </w:rPr>
-            </w:pPr>
-            <w:r>
-              <w:rPr>
-                <w:rFonts w:ascii="Times New Roman" w:hAnsi="Times New Roman" w:cs="Times New Roman"/>
-                <w:lang w:val="tr-TR"/>
-              </w:rPr>
-              <w:t xml:space="preserve">Saf su</w:t>
-            </w:r>
-          </w:p>
-        </w:tc>
-        <w:tc>
-          <w:tcPr>
-            <w:tcW w:w="1700" w:type="dxa"/>
-            <w:vAlign w:val="center"/>
-          </w:tcPr>
-          <w:p>
-            <w:pPr>
-              <w:jc w:val="center"/>
-              <w:rPr>
-                <w:rFonts w:ascii="Times New Roman" w:hAnsi="Times New Roman" w:cs="Times New Roman"/>
-                <w:lang w:val="tr-TR"/>
-              </w:rPr>
-            </w:pPr>
-          </w:p>
-        </w:tc>
-        <w:tc>
-          <w:tcPr>
-            <w:tcW w:w="1700" w:type="dxa"/>
-            <w:vAlign w:val="center"/>
-          </w:tcPr>
-          <w:p>
-            <w:pPr>
-              <w:jc w:val="center"/>
-              <w:rPr>
-                <w:rFonts w:ascii="Times New Roman" w:hAnsi="Times New Roman" w:cs="Times New Roman"/>
-                <w:lang w:val="tr-TR"/>
-              </w:rPr>
-            </w:pPr>
-          </w:p>
-        </w:tc>
-        <w:tc>
-          <w:tcPr>
-            <w:tcW w:w="1100" w:type="dxa"/>
-            <w:vAlign w:val="center"/>
-          </w:tcPr>
-          <w:p>
-            <w:pPr>
-              <w:jc w:val="center"/>
-              <w:rPr>
-                <w:rFonts w:ascii="Times New Roman" w:hAnsi="Times New Roman" w:cs="Times New Roman"/>
-                <w:lang w:val="tr-TR"/>
-              </w:rPr>
-            </w:pPr>
-          </w:p>
-        </w:tc>
-        <w:tc>
-          <w:tcPr>
-            <w:tcW w:w="1100" w:type="dxa"/>
-            <w:vAlign w:val="center"/>
-          </w:tcPr>
-          <w:p>
-            <w:pPr>
-              <w:jc w:val="center"/>
-              <w:rPr>
-                <w:rFonts w:ascii="Times New Roman" w:hAnsi="Times New Roman" w:cs="Times New Roman"/>
-                <w:lang w:val="tr-TR"/>
-              </w:rPr>
-            </w:pPr>
-            <w:r>
-              <w:rPr>
-                <w:rFonts w:ascii="Times New Roman" w:hAnsi="Times New Roman" w:cs="Times New Roman"/>
-                <w:lang w:val="tr-TR"/>
-              </w:rPr>
-              <w:t xml:space="preserve">7</w:t>
-            </w:r>
-          </w:p>
-        </w:tc>
-        <w:tc>
-          <w:tcPr>
-            <w:tcW w:w="1700" w:type="dxa"/>
-            <w:vAlign w:val="center"/>
-          </w:tcPr>
-          <w:p>
-            <w:pPr>
-              <w:jc w:val="center"/>
-              <w:rPr>
-                <w:rFonts w:ascii="Times New Roman" w:hAnsi="Times New Roman" w:cs="Times New Roman"/>
-                <w:lang w:val="tr-TR"/>
-              </w:rPr>
-            </w:pPr>
-          </w:p>
-        </w:tc>
-      </w:tr>
-      <w:tr>
-        <w:trPr>
-          <w:trHeight w:val="450"/>
-        </w:trPr>
-        <w:tc>
-          <w:tcPr>
-            <w:tcW w:w="1700" w:type="dxa"/>
-            <w:vAlign w:val="center"/>
-          </w:tcPr>
-          <w:p>
-            <w:pPr>
-              <w:jc w:val="center"/>
-              <w:rPr>
-                <w:rFonts w:ascii="Times New Roman" w:hAnsi="Times New Roman" w:cs="Times New Roman"/>
-                <w:lang w:val="tr-TR"/>
-              </w:rPr>
-            </w:pPr>
-            <w:r>
-              <w:rPr>
-                <w:rFonts w:ascii="Times New Roman" w:hAnsi="Times New Roman" w:cs="Times New Roman"/>
-                <w:lang w:val="tr-TR"/>
-              </w:rPr>
-              <w:t xml:space="preserve">Sabunlu su</w:t>
-            </w:r>
-          </w:p>
-        </w:tc>
-        <w:tc>
-          <w:tcPr>
-            <w:tcW w:w="1700" w:type="dxa"/>
-            <w:vAlign w:val="center"/>
-          </w:tcPr>
-          <w:p>
-            <w:pPr>
-              <w:jc w:val="center"/>
-              <w:rPr>
-                <w:rFonts w:ascii="Times New Roman" w:hAnsi="Times New Roman" w:cs="Times New Roman"/>
-                <w:lang w:val="tr-TR"/>
-              </w:rPr>
-            </w:pPr>
-          </w:p>
-        </w:tc>
-        <w:tc>
-          <w:tcPr>
-            <w:tcW w:w="1700" w:type="dxa"/>
-            <w:vAlign w:val="center"/>
-          </w:tcPr>
-          <w:p>
-            <w:pPr>
-              <w:jc w:val="center"/>
-              <w:rPr>
-                <w:rFonts w:ascii="Times New Roman" w:hAnsi="Times New Roman" w:cs="Times New Roman"/>
-                <w:lang w:val="tr-TR"/>
-              </w:rPr>
-            </w:pPr>
-            <w:r>
-              <w:rPr>
-                <w:rFonts w:ascii="Times New Roman" w:hAnsi="Times New Roman" w:cs="Times New Roman"/>
-                <w:lang w:val="tr-TR"/>
-              </w:rPr>
-              <w:t xml:space="preserve">1,0·10</w:t>
-            </w:r>
-            <w:r>
-              <w:rPr>
-                <w:rFonts w:ascii="Times New Roman" w:hAnsi="Times New Roman" w:cs="Times New Roman"/>
-                <w:vertAlign w:val="superscript"/>
-                <w:lang w:val="tr-TR"/>
-              </w:rPr>
-              <w:t xml:space="preserve">-4</w:t>
-            </w:r>
-          </w:p>
-        </w:tc>
-        <w:tc>
-          <w:tcPr>
-            <w:tcW w:w="1100" w:type="dxa"/>
-            <w:vAlign w:val="center"/>
-          </w:tcPr>
-          <w:p>
-            <w:pPr>
-              <w:jc w:val="center"/>
-              <w:rPr>
-                <w:rFonts w:ascii="Times New Roman" w:hAnsi="Times New Roman" w:cs="Times New Roman"/>
-                <w:lang w:val="tr-TR"/>
-              </w:rPr>
-            </w:pPr>
-          </w:p>
-        </w:tc>
-        <w:tc>
-          <w:tcPr>
-            <w:tcW w:w="1100" w:type="dxa"/>
-            <w:vAlign w:val="center"/>
-          </w:tcPr>
-          <w:p>
-            <w:pPr>
-              <w:jc w:val="center"/>
-              <w:rPr>
-                <w:rFonts w:ascii="Times New Roman" w:hAnsi="Times New Roman" w:cs="Times New Roman"/>
-                <w:lang w:val="tr-TR"/>
-              </w:rPr>
-            </w:pPr>
-          </w:p>
-        </w:tc>
-        <w:tc>
-          <w:tcPr>
-            <w:tcW w:w="1700" w:type="dxa"/>
-            <w:vAlign w:val="center"/>
-          </w:tcPr>
-          <w:p>
-            <w:pPr>
-              <w:jc w:val="center"/>
-              <w:rPr>
-                <w:rFonts w:ascii="Times New Roman" w:hAnsi="Times New Roman" w:cs="Times New Roman"/>
-                <w:lang w:val="tr-TR"/>
-              </w:rPr>
-            </w:pPr>
-          </w:p>
-        </w:tc>
-      </w:tr>
-      <w:tr>
-        <w:trPr>
-          <w:trHeight w:val="450"/>
-        </w:trPr>
-        <w:tc>
-          <w:tcPr>
-            <w:tcW w:w="1700" w:type="dxa"/>
-            <w:vAlign w:val="center"/>
-          </w:tcPr>
-          <w:p>
-            <w:pPr>
-              <w:jc w:val="center"/>
-              <w:rPr>
-                <w:rFonts w:ascii="Times New Roman" w:hAnsi="Times New Roman" w:cs="Times New Roman"/>
-                <w:lang w:val="tr-TR"/>
-              </w:rPr>
-            </w:pPr>
-            <w:r>
-              <w:rPr>
-                <w:rFonts w:ascii="Times New Roman" w:hAnsi="Times New Roman" w:cs="Times New Roman"/>
-                <w:lang w:val="tr-TR"/>
-              </w:rPr>
-              <w:t xml:space="preserve">Çamaşır suyu</w:t>
-            </w:r>
-          </w:p>
-        </w:tc>
-        <w:tc>
-          <w:tcPr>
-            <w:tcW w:w="1700" w:type="dxa"/>
-            <w:vAlign w:val="center"/>
-          </w:tcPr>
-          <w:p>
-            <w:pPr>
-              <w:jc w:val="center"/>
-              <w:rPr>
-                <w:rFonts w:ascii="Times New Roman" w:hAnsi="Times New Roman" w:cs="Times New Roman"/>
-                <w:lang w:val="tr-TR"/>
-              </w:rPr>
-            </w:pPr>
-          </w:p>
-        </w:tc>
-        <w:tc>
-          <w:tcPr>
-            <w:tcW w:w="1700" w:type="dxa"/>
-            <w:vAlign w:val="center"/>
-          </w:tcPr>
-          <w:p>
-            <w:pPr>
-              <w:jc w:val="center"/>
-              <w:rPr>
-                <w:rFonts w:ascii="Times New Roman" w:hAnsi="Times New Roman" w:cs="Times New Roman"/>
-                <w:lang w:val="tr-TR"/>
-              </w:rPr>
-            </w:pPr>
-          </w:p>
-        </w:tc>
-        <w:tc>
-          <w:tcPr>
-            <w:tcW w:w="1100" w:type="dxa"/>
-            <w:vAlign w:val="center"/>
-          </w:tcPr>
-          <w:p>
-            <w:pPr>
-              <w:jc w:val="center"/>
-              <w:rPr>
-                <w:rFonts w:ascii="Times New Roman" w:hAnsi="Times New Roman" w:cs="Times New Roman"/>
-                <w:lang w:val="tr-TR"/>
-              </w:rPr>
-            </w:pPr>
-          </w:p>
-        </w:tc>
-        <w:tc>
-          <w:tcPr>
-            <w:tcW w:w="1100" w:type="dxa"/>
-            <w:vAlign w:val="center"/>
-          </w:tcPr>
-          <w:p>
-            <w:pPr>
-              <w:jc w:val="center"/>
-              <w:rPr>
-                <w:rFonts w:ascii="Times New Roman" w:hAnsi="Times New Roman" w:cs="Times New Roman"/>
-                <w:lang w:val="tr-TR"/>
-              </w:rPr>
-            </w:pPr>
-            <w:r>
-              <w:rPr>
-                <w:rFonts w:ascii="Times New Roman" w:hAnsi="Times New Roman" w:cs="Times New Roman"/>
-                <w:lang w:val="tr-TR"/>
-              </w:rPr>
-              <w:t xml:space="preserve">1</w:t>
-            </w:r>
-          </w:p>
-        </w:tc>
-        <w:tc>
-          <w:tcPr>
-            <w:tcW w:w="1700" w:type="dxa"/>
-            <w:vAlign w:val="center"/>
-          </w:tcPr>
-          <w:p>
-            <w:pPr>
-              <w:jc w:val="center"/>
-              <w:rPr>
-                <w:rFonts w:ascii="Times New Roman" w:hAnsi="Times New Roman" w:cs="Times New Roman"/>
-                <w:lang w:val="tr-TR"/>
-              </w:rPr>
-            </w:pPr>
-          </w:p>
-        </w:tc>
-      </w:tr>
-    </w:tbl>
-    <w:p>
-      <w:pPr>
-        <w:jc w:val="both"/>
-        <w:rPr>
-          <w:rFonts w:ascii="Times New Roman" w:hAnsi="Times New Roman" w:cs="Times New Roman"/>
-          <w:lang w:val="tr-TR"/>
-        </w:rPr>
-      </w:pPr>
+        <w:t xml:space="preserve">25 °C’de pOH değeri 3 olan bir çözeltinin [H</w:t>
+      </w:r>
+      <w:r>
+        <w:rPr>
+          <w:rFonts w:ascii="Times New Roman" w:hAnsi="Times New Roman" w:cs="Times New Roman"/>
+          <w:vertAlign w:val="subscript"/>
+          <w:lang w:val="tr-TR"/>
+        </w:rPr>
+        <w:t xml:space="preserve">3</w:t>
+      </w:r>
+      <w:r>
+        <w:rPr>
+          <w:rFonts w:ascii="Times New Roman" w:hAnsi="Times New Roman" w:cs="Times New Roman"/>
+          <w:lang w:val="tr-TR"/>
+        </w:rPr>
+        <w:t xml:space="preserve">O</w:t>
+      </w:r>
+      <w:r>
+        <w:rPr>
+          <w:rFonts w:ascii="Times New Roman" w:hAnsi="Times New Roman" w:cs="Times New Roman"/>
+          <w:vertAlign w:val="superscript"/>
+          <w:lang w:val="tr-TR"/>
+        </w:rPr>
+        <w:t xml:space="preserve">+</w:t>
+      </w:r>
+      <w:r>
+        <w:rPr>
+          <w:rFonts w:ascii="Times New Roman" w:hAnsi="Times New Roman" w:cs="Times New Roman"/>
+          <w:lang w:val="tr-TR"/>
+        </w:rPr>
+        <w:t xml:space="preserve">] ve [OH</w:t>
+      </w:r>
+      <w:r>
+        <w:rPr>
+          <w:rFonts w:ascii="Times New Roman" w:hAnsi="Times New Roman" w:cs="Times New Roman"/>
+          <w:vertAlign w:val="superscript"/>
+          <w:lang w:val="tr-TR"/>
+        </w:rPr>
+        <w:t xml:space="preserve">−</w:t>
+      </w:r>
+      <w:r>
+        <w:rPr>
+          <w:rFonts w:ascii="Times New Roman" w:hAnsi="Times New Roman" w:cs="Times New Roman"/>
+          <w:lang w:val="tr-TR"/>
+        </w:rPr>
+        <w:t xml:space="preserve">] derişimlerini bulunuz.</w:t>
+      </w:r>
     </w:p>
     <w:p>
       <w:pPr>
@@ -5483,9 +4354,72 @@
       <w:r>
         <w:rPr>
           <w:rFonts w:ascii="Times New Roman" w:hAnsi="Times New Roman" w:cs="Times New Roman"/>
-          <w:lang w:val="tr-TR"/>
-        </w:rPr>
-        <w:t xml:space="preserve">2. 0 °C’de K</w:t>
+          <w:b/>
+          <w:bCs/>
+          <w:lang w:val="tr-TR"/>
+        </w:rPr>
+        <w:t xml:space="preserve">Çözüm:</w:t>
+      </w:r>
+    </w:p>
+    <w:p>
+      <w:pPr>
+        <w:jc w:val="both"/>
+        <w:rPr>
+          <w:rFonts w:ascii="Times New Roman" w:hAnsi="Times New Roman" w:cs="Times New Roman"/>
+          <w:lang w:val="tr-TR"/>
+        </w:rPr>
+      </w:pPr>
+      <w:r>
+        <w:rPr>
+          <w:rFonts w:ascii="Times New Roman" w:hAnsi="Times New Roman" w:cs="Times New Roman"/>
+          <w:lang w:val="tr-TR"/>
+        </w:rPr>
+        <w:t xml:space="preserve">[OH</w:t>
+      </w:r>
+      <w:r>
+        <w:rPr>
+          <w:rFonts w:ascii="Times New Roman" w:hAnsi="Times New Roman" w:cs="Times New Roman"/>
+          <w:vertAlign w:val="superscript"/>
+          <w:lang w:val="tr-TR"/>
+        </w:rPr>
+        <w:t xml:space="preserve">−</w:t>
+      </w:r>
+      <w:r>
+        <w:rPr>
+          <w:rFonts w:ascii="Times New Roman" w:hAnsi="Times New Roman" w:cs="Times New Roman"/>
+          <w:lang w:val="tr-TR"/>
+        </w:rPr>
+        <w:t xml:space="preserve">] = 10</w:t>
+      </w:r>
+      <w:r>
+        <w:rPr>
+          <w:rFonts w:ascii="Times New Roman" w:hAnsi="Times New Roman" w:cs="Times New Roman"/>
+          <w:vertAlign w:val="superscript"/>
+          <w:lang w:val="tr-TR"/>
+        </w:rPr>
+        <w:t xml:space="preserve">−pOH</w:t>
+      </w:r>
+      <w:r>
+        <w:rPr>
+          <w:rFonts w:ascii="Times New Roman" w:hAnsi="Times New Roman" w:cs="Times New Roman"/>
+          <w:lang w:val="tr-TR"/>
+        </w:rPr>
+        <w:t xml:space="preserve"> = 1,0·10</w:t>
+      </w:r>
+      <w:r>
+        <w:rPr>
+          <w:rFonts w:ascii="Times New Roman" w:hAnsi="Times New Roman" w:cs="Times New Roman"/>
+          <w:vertAlign w:val="superscript"/>
+          <w:lang w:val="tr-TR"/>
+        </w:rPr>
+        <w:t xml:space="preserve">-3</w:t>
+      </w:r>
+      <w:r>
+        <w:rPr>
+          <w:rFonts w:ascii="Times New Roman" w:hAnsi="Times New Roman" w:cs="Times New Roman"/>
+          <w:lang w:val="tr-TR"/>
+        </w:rPr>
+        <w:t xml:space="preserve"> mol/L        pH = 14 − 3 = 11        [H</w:t>
       </w:r>
       <w:r>
         <w:rPr>
@@ -5493,14 +4427,14 @@
           <w:vertAlign w:val="subscript"/>
           <w:lang w:val="tr-TR"/>
         </w:rPr>
-        <w:t xml:space="preserve">su</w:t>
-      </w:r>
-      <w:r>
-        <w:rPr>
-          <w:rFonts w:ascii="Times New Roman" w:hAnsi="Times New Roman" w:cs="Times New Roman"/>
-          <w:lang w:val="tr-TR"/>
-        </w:rPr>
-        <w:t xml:space="preserve"> = 1,14·10</w:t>
+        <w:t xml:space="preserve">3</w:t>
+      </w:r>
+      <w:r>
+        <w:rPr>
+          <w:rFonts w:ascii="Times New Roman" w:hAnsi="Times New Roman" w:cs="Times New Roman"/>
+          <w:lang w:val="tr-TR"/>
+        </w:rPr>
+        <w:t xml:space="preserve">O</w:t>
       </w:r>
       <w:r>
         <w:rPr>
@@ -5508,14 +4442,14 @@
           <w:vertAlign w:val="superscript"/>
           <w:lang w:val="tr-TR"/>
         </w:rPr>
-        <w:t xml:space="preserve">-15</w:t>
-      </w:r>
-      <w:r>
-        <w:rPr>
-          <w:rFonts w:ascii="Times New Roman" w:hAnsi="Times New Roman" w:cs="Times New Roman"/>
-          <w:lang w:val="tr-TR"/>
-        </w:rPr>
-        <w:t xml:space="preserve">’tir. Bu sıcaklıkta saf suyun [OH</w:t>
+        <w:t xml:space="preserve">+</w:t>
+      </w:r>
+      <w:r>
+        <w:rPr>
+          <w:rFonts w:ascii="Times New Roman" w:hAnsi="Times New Roman" w:cs="Times New Roman"/>
+          <w:lang w:val="tr-TR"/>
+        </w:rPr>
+        <w:t xml:space="preserve">] = 10</w:t>
       </w:r>
       <w:r>
         <w:rPr>
@@ -5523,42 +4457,31 @@
           <w:vertAlign w:val="superscript"/>
           <w:lang w:val="tr-TR"/>
         </w:rPr>
-        <w:t xml:space="preserve">−</w:t>
-      </w:r>
-      <w:r>
-        <w:rPr>
-          <w:rFonts w:ascii="Times New Roman" w:hAnsi="Times New Roman" w:cs="Times New Roman"/>
-          <w:lang w:val="tr-TR"/>
-        </w:rPr>
-        <w:t xml:space="preserve">] derişimini hesaplayınız. Saf suyun pH değeri 7’den büyük olduğu hâlde neden bazik olmadığını açıklayınız.</w:t>
+        <w:t xml:space="preserve">-11</w:t>
+      </w:r>
+      <w:r>
+        <w:rPr>
+          <w:rFonts w:ascii="Times New Roman" w:hAnsi="Times New Roman" w:cs="Times New Roman"/>
+          <w:lang w:val="tr-TR"/>
+        </w:rPr>
+        <w:t xml:space="preserve"> = 1,0·10</w:t>
+      </w:r>
+      <w:r>
+        <w:rPr>
+          <w:rFonts w:ascii="Times New Roman" w:hAnsi="Times New Roman" w:cs="Times New Roman"/>
+          <w:vertAlign w:val="superscript"/>
+          <w:lang w:val="tr-TR"/>
+        </w:rPr>
+        <w:t xml:space="preserve">-11</w:t>
+      </w:r>
+      <w:r>
+        <w:rPr>
+          <w:rFonts w:ascii="Times New Roman" w:hAnsi="Times New Roman" w:cs="Times New Roman"/>
+          <w:lang w:val="tr-TR"/>
+        </w:rPr>
+        <w:t xml:space="preserve"> mol/L</w:t>
       </w:r>
     </w:p>
-    <w:tbl>
-      <w:tblPr>
-        <w:tblW w:w="9000" w:type="dxa"/>
-        <w:jc w:val="center"/>
-        <w:tblBorders>
-          <w:top w:val="single" w:sz="8" w:space="0" w:color="7F7F7F"/>
-          <w:left w:val="single" w:sz="8" w:space="0" w:color="7F7F7F"/>
-          <w:bottom w:val="single" w:sz="8" w:space="0" w:color="7F7F7F"/>
-          <w:right w:val="single" w:sz="8" w:space="0" w:color="7F7F7F"/>
-        </w:tblBorders>
-      </w:tblPr>
-      <w:tblGrid>
-        <w:gridCol w:w="9000"/>
-      </w:tblGrid>
-      <w:tr>
-        <w:trPr>
-          <w:trHeight w:val="1300"/>
-        </w:trPr>
-        <w:tc>
-          <w:tcPr>
-            <w:tcW w:w="9000" w:type="dxa"/>
-          </w:tcPr>
-          <w:p/>
-        </w:tc>
-      </w:tr>
-    </w:tbl>
     <w:p>
       <w:pPr>
         <w:jc w:val="both"/>
@@ -5567,6 +4490,13 @@
           <w:lang w:val="tr-TR"/>
         </w:rPr>
       </w:pPr>
+      <w:r>
+        <w:rPr>
+          <w:rFonts w:ascii="Times New Roman" w:hAnsi="Times New Roman" w:cs="Times New Roman"/>
+          <w:lang w:val="tr-TR"/>
+        </w:rPr>
+        <w:t xml:space="preserve">Çözelti baziktir.</w:t>
+      </w:r>
     </w:p>
     <w:p>
       <w:pPr>
@@ -5656,6 +4586,1041 @@
     </w:p>
     <w:p>
       <w:pPr>
+        <w:keepNext/>
+        <w:shd w:val="clear" w:color="auto" w:fill="FFC000"/>
+        <w:jc w:val="both"/>
+        <w:rPr>
+          <w:rFonts w:ascii="Times New Roman" w:hAnsi="Times New Roman" w:cs="Times New Roman"/>
+          <w:b/>
+          <w:bCs/>
+          <w:lang w:val="tr-TR"/>
+        </w:rPr>
+      </w:pPr>
+      <w:r>
+        <w:rPr>
+          <w:rFonts w:ascii="Times New Roman" w:hAnsi="Times New Roman" w:cs="Times New Roman"/>
+          <w:b/>
+          <w:bCs/>
+          <w:lang w:val="tr-TR"/>
+        </w:rPr>
+        <w:t xml:space="preserve">Sıra Sizde 2.6.</w:t>
+      </w:r>
+    </w:p>
+    <w:p>
+      <w:pPr>
+        <w:jc w:val="both"/>
+        <w:rPr>
+          <w:rFonts w:ascii="Times New Roman" w:hAnsi="Times New Roman" w:cs="Times New Roman"/>
+          <w:lang w:val="tr-TR"/>
+        </w:rPr>
+      </w:pPr>
+      <w:r>
+        <w:rPr>
+          <w:rFonts w:ascii="Times New Roman" w:hAnsi="Times New Roman" w:cs="Times New Roman"/>
+          <w:lang w:val="tr-TR"/>
+        </w:rPr>
+        <w:t xml:space="preserve">1. Aşağıdaki tabloyu 25 °C için doldurunuz.</w:t>
+      </w:r>
+    </w:p>
+    <w:tbl>
+      <w:tblPr>
+        <w:tblW w:w="9000" w:type="dxa"/>
+        <w:jc w:val="center"/>
+        <w:tblBorders>
+          <w:top w:val="single" w:sz="4" w:space="0" w:color="auto"/>
+          <w:left w:val="single" w:sz="4" w:space="0" w:color="auto"/>
+          <w:bottom w:val="single" w:sz="4" w:space="0" w:color="auto"/>
+          <w:right w:val="single" w:sz="4" w:space="0" w:color="auto"/>
+          <w:insideH w:val="single" w:sz="4" w:space="0" w:color="auto"/>
+          <w:insideV w:val="single" w:sz="4" w:space="0" w:color="auto"/>
+        </w:tblBorders>
+        <w:tblLayout w:type="fixed"/>
+        <w:tblLook w:val="04A0"/>
+      </w:tblPr>
+      <w:tblGrid>
+        <w:gridCol w:w="1700"/>
+        <w:gridCol w:w="1700"/>
+        <w:gridCol w:w="1700"/>
+        <w:gridCol w:w="1100"/>
+        <w:gridCol w:w="1100"/>
+        <w:gridCol w:w="1700"/>
+      </w:tblGrid>
+      <w:tr>
+        <w:tc>
+          <w:tcPr>
+            <w:tcW w:w="1700" w:type="dxa"/>
+            <w:shd w:val="clear" w:color="auto" w:fill="D9E2F3"/>
+            <w:vAlign w:val="center"/>
+          </w:tcPr>
+          <w:p>
+            <w:pPr>
+              <w:jc w:val="center"/>
+              <w:rPr>
+                <w:rFonts w:ascii="Times New Roman" w:hAnsi="Times New Roman" w:cs="Times New Roman"/>
+                <w:b/>
+                <w:bCs/>
+                <w:lang w:val="tr-TR"/>
+              </w:rPr>
+            </w:pPr>
+            <w:r>
+              <w:rPr>
+                <w:rFonts w:ascii="Times New Roman" w:hAnsi="Times New Roman" w:cs="Times New Roman"/>
+                <w:b/>
+                <w:bCs/>
+                <w:lang w:val="tr-TR"/>
+              </w:rPr>
+              <w:t xml:space="preserve">Çözelti</w:t>
+            </w:r>
+          </w:p>
+        </w:tc>
+        <w:tc>
+          <w:tcPr>
+            <w:tcW w:w="1700" w:type="dxa"/>
+            <w:shd w:val="clear" w:color="auto" w:fill="D9E2F3"/>
+            <w:vAlign w:val="center"/>
+          </w:tcPr>
+          <w:p>
+            <w:pPr>
+              <w:jc w:val="center"/>
+              <w:rPr>
+                <w:rFonts w:ascii="Times New Roman" w:hAnsi="Times New Roman" w:cs="Times New Roman"/>
+                <w:b/>
+                <w:bCs/>
+                <w:lang w:val="tr-TR"/>
+              </w:rPr>
+            </w:pPr>
+            <w:r>
+              <w:rPr>
+                <w:rFonts w:ascii="Times New Roman" w:hAnsi="Times New Roman" w:cs="Times New Roman"/>
+                <w:b/>
+                <w:bCs/>
+                <w:lang w:val="tr-TR"/>
+              </w:rPr>
+              <w:t xml:space="preserve">[H</w:t>
+            </w:r>
+            <w:r>
+              <w:rPr>
+                <w:rFonts w:ascii="Times New Roman" w:hAnsi="Times New Roman" w:cs="Times New Roman"/>
+                <w:b/>
+                <w:bCs/>
+                <w:vertAlign w:val="subscript"/>
+                <w:lang w:val="tr-TR"/>
+              </w:rPr>
+              <w:t xml:space="preserve">3</w:t>
+            </w:r>
+            <w:r>
+              <w:rPr>
+                <w:rFonts w:ascii="Times New Roman" w:hAnsi="Times New Roman" w:cs="Times New Roman"/>
+                <w:b/>
+                <w:bCs/>
+                <w:lang w:val="tr-TR"/>
+              </w:rPr>
+              <w:t xml:space="preserve">O</w:t>
+            </w:r>
+            <w:r>
+              <w:rPr>
+                <w:rFonts w:ascii="Times New Roman" w:hAnsi="Times New Roman" w:cs="Times New Roman"/>
+                <w:b/>
+                <w:bCs/>
+                <w:vertAlign w:val="superscript"/>
+                <w:lang w:val="tr-TR"/>
+              </w:rPr>
+              <w:t xml:space="preserve">+</w:t>
+            </w:r>
+            <w:r>
+              <w:rPr>
+                <w:rFonts w:ascii="Times New Roman" w:hAnsi="Times New Roman" w:cs="Times New Roman"/>
+                <w:b/>
+                <w:bCs/>
+                <w:lang w:val="tr-TR"/>
+              </w:rPr>
+              <w:t xml:space="preserve">] (mol/L)</w:t>
+            </w:r>
+          </w:p>
+        </w:tc>
+        <w:tc>
+          <w:tcPr>
+            <w:tcW w:w="1700" w:type="dxa"/>
+            <w:shd w:val="clear" w:color="auto" w:fill="D9E2F3"/>
+            <w:vAlign w:val="center"/>
+          </w:tcPr>
+          <w:p>
+            <w:pPr>
+              <w:jc w:val="center"/>
+              <w:rPr>
+                <w:rFonts w:ascii="Times New Roman" w:hAnsi="Times New Roman" w:cs="Times New Roman"/>
+                <w:b/>
+                <w:bCs/>
+                <w:lang w:val="tr-TR"/>
+              </w:rPr>
+            </w:pPr>
+            <w:r>
+              <w:rPr>
+                <w:rFonts w:ascii="Times New Roman" w:hAnsi="Times New Roman" w:cs="Times New Roman"/>
+                <w:b/>
+                <w:bCs/>
+                <w:lang w:val="tr-TR"/>
+              </w:rPr>
+              <w:t xml:space="preserve">[OH</w:t>
+            </w:r>
+            <w:r>
+              <w:rPr>
+                <w:rFonts w:ascii="Times New Roman" w:hAnsi="Times New Roman" w:cs="Times New Roman"/>
+                <w:b/>
+                <w:bCs/>
+                <w:vertAlign w:val="superscript"/>
+                <w:lang w:val="tr-TR"/>
+              </w:rPr>
+              <w:t xml:space="preserve">−</w:t>
+            </w:r>
+            <w:r>
+              <w:rPr>
+                <w:rFonts w:ascii="Times New Roman" w:hAnsi="Times New Roman" w:cs="Times New Roman"/>
+                <w:b/>
+                <w:bCs/>
+                <w:lang w:val="tr-TR"/>
+              </w:rPr>
+              <w:t xml:space="preserve">] (mol/L)</w:t>
+            </w:r>
+          </w:p>
+        </w:tc>
+        <w:tc>
+          <w:tcPr>
+            <w:tcW w:w="1100" w:type="dxa"/>
+            <w:shd w:val="clear" w:color="auto" w:fill="D9E2F3"/>
+            <w:vAlign w:val="center"/>
+          </w:tcPr>
+          <w:p>
+            <w:pPr>
+              <w:jc w:val="center"/>
+              <w:rPr>
+                <w:rFonts w:ascii="Times New Roman" w:hAnsi="Times New Roman" w:cs="Times New Roman"/>
+                <w:b/>
+                <w:bCs/>
+                <w:lang w:val="tr-TR"/>
+              </w:rPr>
+            </w:pPr>
+            <w:r>
+              <w:rPr>
+                <w:rFonts w:ascii="Times New Roman" w:hAnsi="Times New Roman" w:cs="Times New Roman"/>
+                <w:b/>
+                <w:bCs/>
+                <w:lang w:val="tr-TR"/>
+              </w:rPr>
+              <w:t xml:space="preserve">pH</w:t>
+            </w:r>
+          </w:p>
+        </w:tc>
+        <w:tc>
+          <w:tcPr>
+            <w:tcW w:w="1100" w:type="dxa"/>
+            <w:shd w:val="clear" w:color="auto" w:fill="D9E2F3"/>
+            <w:vAlign w:val="center"/>
+          </w:tcPr>
+          <w:p>
+            <w:pPr>
+              <w:jc w:val="center"/>
+              <w:rPr>
+                <w:rFonts w:ascii="Times New Roman" w:hAnsi="Times New Roman" w:cs="Times New Roman"/>
+                <w:b/>
+                <w:bCs/>
+                <w:lang w:val="tr-TR"/>
+              </w:rPr>
+            </w:pPr>
+            <w:r>
+              <w:rPr>
+                <w:rFonts w:ascii="Times New Roman" w:hAnsi="Times New Roman" w:cs="Times New Roman"/>
+                <w:b/>
+                <w:bCs/>
+                <w:lang w:val="tr-TR"/>
+              </w:rPr>
+              <w:t xml:space="preserve">pOH</w:t>
+            </w:r>
+          </w:p>
+        </w:tc>
+        <w:tc>
+          <w:tcPr>
+            <w:tcW w:w="1700" w:type="dxa"/>
+            <w:shd w:val="clear" w:color="auto" w:fill="D9E2F3"/>
+            <w:vAlign w:val="center"/>
+          </w:tcPr>
+          <w:p>
+            <w:pPr>
+              <w:jc w:val="center"/>
+              <w:rPr>
+                <w:rFonts w:ascii="Times New Roman" w:hAnsi="Times New Roman" w:cs="Times New Roman"/>
+                <w:b/>
+                <w:bCs/>
+                <w:lang w:val="tr-TR"/>
+              </w:rPr>
+            </w:pPr>
+            <w:r>
+              <w:rPr>
+                <w:rFonts w:ascii="Times New Roman" w:hAnsi="Times New Roman" w:cs="Times New Roman"/>
+                <w:b/>
+                <w:bCs/>
+                <w:lang w:val="tr-TR"/>
+              </w:rPr>
+              <w:t xml:space="preserve">Asidik/Bazik/Nötr</w:t>
+            </w:r>
+          </w:p>
+        </w:tc>
+      </w:tr>
+      <w:tr>
+        <w:trPr>
+          <w:trHeight w:val="450"/>
+        </w:trPr>
+        <w:tc>
+          <w:tcPr>
+            <w:tcW w:w="1700" w:type="dxa"/>
+            <w:vAlign w:val="center"/>
+          </w:tcPr>
+          <w:p>
+            <w:pPr>
+              <w:jc w:val="center"/>
+              <w:rPr>
+                <w:rFonts w:ascii="Times New Roman" w:hAnsi="Times New Roman" w:cs="Times New Roman"/>
+                <w:lang w:val="tr-TR"/>
+              </w:rPr>
+            </w:pPr>
+            <w:r>
+              <w:rPr>
+                <w:rFonts w:ascii="Times New Roman" w:hAnsi="Times New Roman" w:cs="Times New Roman"/>
+                <w:lang w:val="tr-TR"/>
+              </w:rPr>
+              <w:t xml:space="preserve">Limon suyu</w:t>
+            </w:r>
+          </w:p>
+        </w:tc>
+        <w:tc>
+          <w:tcPr>
+            <w:tcW w:w="1700" w:type="dxa"/>
+            <w:vAlign w:val="center"/>
+          </w:tcPr>
+          <w:p>
+            <w:pPr>
+              <w:jc w:val="center"/>
+              <w:rPr>
+                <w:rFonts w:ascii="Times New Roman" w:hAnsi="Times New Roman" w:cs="Times New Roman"/>
+                <w:lang w:val="tr-TR"/>
+              </w:rPr>
+            </w:pPr>
+            <w:r>
+              <w:rPr>
+                <w:rFonts w:ascii="Times New Roman" w:hAnsi="Times New Roman" w:cs="Times New Roman"/>
+                <w:lang w:val="tr-TR"/>
+              </w:rPr>
+              <w:t xml:space="preserve">1,0·10</w:t>
+            </w:r>
+            <w:r>
+              <w:rPr>
+                <w:rFonts w:ascii="Times New Roman" w:hAnsi="Times New Roman" w:cs="Times New Roman"/>
+                <w:vertAlign w:val="superscript"/>
+                <w:lang w:val="tr-TR"/>
+              </w:rPr>
+              <w:t xml:space="preserve">-2</w:t>
+            </w:r>
+          </w:p>
+        </w:tc>
+        <w:tc>
+          <w:tcPr>
+            <w:tcW w:w="1700" w:type="dxa"/>
+            <w:vAlign w:val="center"/>
+          </w:tcPr>
+          <w:p>
+            <w:pPr>
+              <w:jc w:val="center"/>
+              <w:rPr>
+                <w:rFonts w:ascii="Times New Roman" w:hAnsi="Times New Roman" w:cs="Times New Roman"/>
+                <w:lang w:val="tr-TR"/>
+              </w:rPr>
+            </w:pPr>
+          </w:p>
+        </w:tc>
+        <w:tc>
+          <w:tcPr>
+            <w:tcW w:w="1100" w:type="dxa"/>
+            <w:vAlign w:val="center"/>
+          </w:tcPr>
+          <w:p>
+            <w:pPr>
+              <w:jc w:val="center"/>
+              <w:rPr>
+                <w:rFonts w:ascii="Times New Roman" w:hAnsi="Times New Roman" w:cs="Times New Roman"/>
+                <w:lang w:val="tr-TR"/>
+              </w:rPr>
+            </w:pPr>
+          </w:p>
+        </w:tc>
+        <w:tc>
+          <w:tcPr>
+            <w:tcW w:w="1100" w:type="dxa"/>
+            <w:vAlign w:val="center"/>
+          </w:tcPr>
+          <w:p>
+            <w:pPr>
+              <w:jc w:val="center"/>
+              <w:rPr>
+                <w:rFonts w:ascii="Times New Roman" w:hAnsi="Times New Roman" w:cs="Times New Roman"/>
+                <w:lang w:val="tr-TR"/>
+              </w:rPr>
+            </w:pPr>
+          </w:p>
+        </w:tc>
+        <w:tc>
+          <w:tcPr>
+            <w:tcW w:w="1700" w:type="dxa"/>
+            <w:vAlign w:val="center"/>
+          </w:tcPr>
+          <w:p>
+            <w:pPr>
+              <w:jc w:val="center"/>
+              <w:rPr>
+                <w:rFonts w:ascii="Times New Roman" w:hAnsi="Times New Roman" w:cs="Times New Roman"/>
+                <w:lang w:val="tr-TR"/>
+              </w:rPr>
+            </w:pPr>
+          </w:p>
+        </w:tc>
+      </w:tr>
+      <w:tr>
+        <w:trPr>
+          <w:trHeight w:val="450"/>
+        </w:trPr>
+        <w:tc>
+          <w:tcPr>
+            <w:tcW w:w="1700" w:type="dxa"/>
+            <w:vAlign w:val="center"/>
+          </w:tcPr>
+          <w:p>
+            <w:pPr>
+              <w:jc w:val="center"/>
+              <w:rPr>
+                <w:rFonts w:ascii="Times New Roman" w:hAnsi="Times New Roman" w:cs="Times New Roman"/>
+                <w:lang w:val="tr-TR"/>
+              </w:rPr>
+            </w:pPr>
+            <w:r>
+              <w:rPr>
+                <w:rFonts w:ascii="Times New Roman" w:hAnsi="Times New Roman" w:cs="Times New Roman"/>
+                <w:lang w:val="tr-TR"/>
+              </w:rPr>
+              <w:t xml:space="preserve">Kahve</w:t>
+            </w:r>
+          </w:p>
+        </w:tc>
+        <w:tc>
+          <w:tcPr>
+            <w:tcW w:w="1700" w:type="dxa"/>
+            <w:vAlign w:val="center"/>
+          </w:tcPr>
+          <w:p>
+            <w:pPr>
+              <w:jc w:val="center"/>
+              <w:rPr>
+                <w:rFonts w:ascii="Times New Roman" w:hAnsi="Times New Roman" w:cs="Times New Roman"/>
+                <w:lang w:val="tr-TR"/>
+              </w:rPr>
+            </w:pPr>
+          </w:p>
+        </w:tc>
+        <w:tc>
+          <w:tcPr>
+            <w:tcW w:w="1700" w:type="dxa"/>
+            <w:vAlign w:val="center"/>
+          </w:tcPr>
+          <w:p>
+            <w:pPr>
+              <w:jc w:val="center"/>
+              <w:rPr>
+                <w:rFonts w:ascii="Times New Roman" w:hAnsi="Times New Roman" w:cs="Times New Roman"/>
+                <w:lang w:val="tr-TR"/>
+              </w:rPr>
+            </w:pPr>
+          </w:p>
+        </w:tc>
+        <w:tc>
+          <w:tcPr>
+            <w:tcW w:w="1100" w:type="dxa"/>
+            <w:vAlign w:val="center"/>
+          </w:tcPr>
+          <w:p>
+            <w:pPr>
+              <w:jc w:val="center"/>
+              <w:rPr>
+                <w:rFonts w:ascii="Times New Roman" w:hAnsi="Times New Roman" w:cs="Times New Roman"/>
+                <w:lang w:val="tr-TR"/>
+              </w:rPr>
+            </w:pPr>
+            <w:r>
+              <w:rPr>
+                <w:rFonts w:ascii="Times New Roman" w:hAnsi="Times New Roman" w:cs="Times New Roman"/>
+                <w:lang w:val="tr-TR"/>
+              </w:rPr>
+              <w:t xml:space="preserve">5</w:t>
+            </w:r>
+          </w:p>
+        </w:tc>
+        <w:tc>
+          <w:tcPr>
+            <w:tcW w:w="1100" w:type="dxa"/>
+            <w:vAlign w:val="center"/>
+          </w:tcPr>
+          <w:p>
+            <w:pPr>
+              <w:jc w:val="center"/>
+              <w:rPr>
+                <w:rFonts w:ascii="Times New Roman" w:hAnsi="Times New Roman" w:cs="Times New Roman"/>
+                <w:lang w:val="tr-TR"/>
+              </w:rPr>
+            </w:pPr>
+          </w:p>
+        </w:tc>
+        <w:tc>
+          <w:tcPr>
+            <w:tcW w:w="1700" w:type="dxa"/>
+            <w:vAlign w:val="center"/>
+          </w:tcPr>
+          <w:p>
+            <w:pPr>
+              <w:jc w:val="center"/>
+              <w:rPr>
+                <w:rFonts w:ascii="Times New Roman" w:hAnsi="Times New Roman" w:cs="Times New Roman"/>
+                <w:lang w:val="tr-TR"/>
+              </w:rPr>
+            </w:pPr>
+          </w:p>
+        </w:tc>
+      </w:tr>
+      <w:tr>
+        <w:trPr>
+          <w:trHeight w:val="450"/>
+        </w:trPr>
+        <w:tc>
+          <w:tcPr>
+            <w:tcW w:w="1700" w:type="dxa"/>
+            <w:vAlign w:val="center"/>
+          </w:tcPr>
+          <w:p>
+            <w:pPr>
+              <w:jc w:val="center"/>
+              <w:rPr>
+                <w:rFonts w:ascii="Times New Roman" w:hAnsi="Times New Roman" w:cs="Times New Roman"/>
+                <w:lang w:val="tr-TR"/>
+              </w:rPr>
+            </w:pPr>
+            <w:r>
+              <w:rPr>
+                <w:rFonts w:ascii="Times New Roman" w:hAnsi="Times New Roman" w:cs="Times New Roman"/>
+                <w:lang w:val="tr-TR"/>
+              </w:rPr>
+              <w:t xml:space="preserve">Saf su</w:t>
+            </w:r>
+          </w:p>
+        </w:tc>
+        <w:tc>
+          <w:tcPr>
+            <w:tcW w:w="1700" w:type="dxa"/>
+            <w:vAlign w:val="center"/>
+          </w:tcPr>
+          <w:p>
+            <w:pPr>
+              <w:jc w:val="center"/>
+              <w:rPr>
+                <w:rFonts w:ascii="Times New Roman" w:hAnsi="Times New Roman" w:cs="Times New Roman"/>
+                <w:lang w:val="tr-TR"/>
+              </w:rPr>
+            </w:pPr>
+          </w:p>
+        </w:tc>
+        <w:tc>
+          <w:tcPr>
+            <w:tcW w:w="1700" w:type="dxa"/>
+            <w:vAlign w:val="center"/>
+          </w:tcPr>
+          <w:p>
+            <w:pPr>
+              <w:jc w:val="center"/>
+              <w:rPr>
+                <w:rFonts w:ascii="Times New Roman" w:hAnsi="Times New Roman" w:cs="Times New Roman"/>
+                <w:lang w:val="tr-TR"/>
+              </w:rPr>
+            </w:pPr>
+          </w:p>
+        </w:tc>
+        <w:tc>
+          <w:tcPr>
+            <w:tcW w:w="1100" w:type="dxa"/>
+            <w:vAlign w:val="center"/>
+          </w:tcPr>
+          <w:p>
+            <w:pPr>
+              <w:jc w:val="center"/>
+              <w:rPr>
+                <w:rFonts w:ascii="Times New Roman" w:hAnsi="Times New Roman" w:cs="Times New Roman"/>
+                <w:lang w:val="tr-TR"/>
+              </w:rPr>
+            </w:pPr>
+          </w:p>
+        </w:tc>
+        <w:tc>
+          <w:tcPr>
+            <w:tcW w:w="1100" w:type="dxa"/>
+            <w:vAlign w:val="center"/>
+          </w:tcPr>
+          <w:p>
+            <w:pPr>
+              <w:jc w:val="center"/>
+              <w:rPr>
+                <w:rFonts w:ascii="Times New Roman" w:hAnsi="Times New Roman" w:cs="Times New Roman"/>
+                <w:lang w:val="tr-TR"/>
+              </w:rPr>
+            </w:pPr>
+            <w:r>
+              <w:rPr>
+                <w:rFonts w:ascii="Times New Roman" w:hAnsi="Times New Roman" w:cs="Times New Roman"/>
+                <w:lang w:val="tr-TR"/>
+              </w:rPr>
+              <w:t xml:space="preserve">7</w:t>
+            </w:r>
+          </w:p>
+        </w:tc>
+        <w:tc>
+          <w:tcPr>
+            <w:tcW w:w="1700" w:type="dxa"/>
+            <w:vAlign w:val="center"/>
+          </w:tcPr>
+          <w:p>
+            <w:pPr>
+              <w:jc w:val="center"/>
+              <w:rPr>
+                <w:rFonts w:ascii="Times New Roman" w:hAnsi="Times New Roman" w:cs="Times New Roman"/>
+                <w:lang w:val="tr-TR"/>
+              </w:rPr>
+            </w:pPr>
+          </w:p>
+        </w:tc>
+      </w:tr>
+      <w:tr>
+        <w:trPr>
+          <w:trHeight w:val="450"/>
+        </w:trPr>
+        <w:tc>
+          <w:tcPr>
+            <w:tcW w:w="1700" w:type="dxa"/>
+            <w:vAlign w:val="center"/>
+          </w:tcPr>
+          <w:p>
+            <w:pPr>
+              <w:jc w:val="center"/>
+              <w:rPr>
+                <w:rFonts w:ascii="Times New Roman" w:hAnsi="Times New Roman" w:cs="Times New Roman"/>
+                <w:lang w:val="tr-TR"/>
+              </w:rPr>
+            </w:pPr>
+            <w:r>
+              <w:rPr>
+                <w:rFonts w:ascii="Times New Roman" w:hAnsi="Times New Roman" w:cs="Times New Roman"/>
+                <w:lang w:val="tr-TR"/>
+              </w:rPr>
+              <w:t xml:space="preserve">Sabunlu su</w:t>
+            </w:r>
+          </w:p>
+        </w:tc>
+        <w:tc>
+          <w:tcPr>
+            <w:tcW w:w="1700" w:type="dxa"/>
+            <w:vAlign w:val="center"/>
+          </w:tcPr>
+          <w:p>
+            <w:pPr>
+              <w:jc w:val="center"/>
+              <w:rPr>
+                <w:rFonts w:ascii="Times New Roman" w:hAnsi="Times New Roman" w:cs="Times New Roman"/>
+                <w:lang w:val="tr-TR"/>
+              </w:rPr>
+            </w:pPr>
+          </w:p>
+        </w:tc>
+        <w:tc>
+          <w:tcPr>
+            <w:tcW w:w="1700" w:type="dxa"/>
+            <w:vAlign w:val="center"/>
+          </w:tcPr>
+          <w:p>
+            <w:pPr>
+              <w:jc w:val="center"/>
+              <w:rPr>
+                <w:rFonts w:ascii="Times New Roman" w:hAnsi="Times New Roman" w:cs="Times New Roman"/>
+                <w:lang w:val="tr-TR"/>
+              </w:rPr>
+            </w:pPr>
+            <w:r>
+              <w:rPr>
+                <w:rFonts w:ascii="Times New Roman" w:hAnsi="Times New Roman" w:cs="Times New Roman"/>
+                <w:lang w:val="tr-TR"/>
+              </w:rPr>
+              <w:t xml:space="preserve">1,0·10</w:t>
+            </w:r>
+            <w:r>
+              <w:rPr>
+                <w:rFonts w:ascii="Times New Roman" w:hAnsi="Times New Roman" w:cs="Times New Roman"/>
+                <w:vertAlign w:val="superscript"/>
+                <w:lang w:val="tr-TR"/>
+              </w:rPr>
+              <w:t xml:space="preserve">-4</w:t>
+            </w:r>
+          </w:p>
+        </w:tc>
+        <w:tc>
+          <w:tcPr>
+            <w:tcW w:w="1100" w:type="dxa"/>
+            <w:vAlign w:val="center"/>
+          </w:tcPr>
+          <w:p>
+            <w:pPr>
+              <w:jc w:val="center"/>
+              <w:rPr>
+                <w:rFonts w:ascii="Times New Roman" w:hAnsi="Times New Roman" w:cs="Times New Roman"/>
+                <w:lang w:val="tr-TR"/>
+              </w:rPr>
+            </w:pPr>
+          </w:p>
+        </w:tc>
+        <w:tc>
+          <w:tcPr>
+            <w:tcW w:w="1100" w:type="dxa"/>
+            <w:vAlign w:val="center"/>
+          </w:tcPr>
+          <w:p>
+            <w:pPr>
+              <w:jc w:val="center"/>
+              <w:rPr>
+                <w:rFonts w:ascii="Times New Roman" w:hAnsi="Times New Roman" w:cs="Times New Roman"/>
+                <w:lang w:val="tr-TR"/>
+              </w:rPr>
+            </w:pPr>
+          </w:p>
+        </w:tc>
+        <w:tc>
+          <w:tcPr>
+            <w:tcW w:w="1700" w:type="dxa"/>
+            <w:vAlign w:val="center"/>
+          </w:tcPr>
+          <w:p>
+            <w:pPr>
+              <w:jc w:val="center"/>
+              <w:rPr>
+                <w:rFonts w:ascii="Times New Roman" w:hAnsi="Times New Roman" w:cs="Times New Roman"/>
+                <w:lang w:val="tr-TR"/>
+              </w:rPr>
+            </w:pPr>
+          </w:p>
+        </w:tc>
+      </w:tr>
+      <w:tr>
+        <w:trPr>
+          <w:trHeight w:val="450"/>
+        </w:trPr>
+        <w:tc>
+          <w:tcPr>
+            <w:tcW w:w="1700" w:type="dxa"/>
+            <w:vAlign w:val="center"/>
+          </w:tcPr>
+          <w:p>
+            <w:pPr>
+              <w:jc w:val="center"/>
+              <w:rPr>
+                <w:rFonts w:ascii="Times New Roman" w:hAnsi="Times New Roman" w:cs="Times New Roman"/>
+                <w:lang w:val="tr-TR"/>
+              </w:rPr>
+            </w:pPr>
+            <w:r>
+              <w:rPr>
+                <w:rFonts w:ascii="Times New Roman" w:hAnsi="Times New Roman" w:cs="Times New Roman"/>
+                <w:lang w:val="tr-TR"/>
+              </w:rPr>
+              <w:t xml:space="preserve">Çamaşır suyu</w:t>
+            </w:r>
+          </w:p>
+        </w:tc>
+        <w:tc>
+          <w:tcPr>
+            <w:tcW w:w="1700" w:type="dxa"/>
+            <w:vAlign w:val="center"/>
+          </w:tcPr>
+          <w:p>
+            <w:pPr>
+              <w:jc w:val="center"/>
+              <w:rPr>
+                <w:rFonts w:ascii="Times New Roman" w:hAnsi="Times New Roman" w:cs="Times New Roman"/>
+                <w:lang w:val="tr-TR"/>
+              </w:rPr>
+            </w:pPr>
+          </w:p>
+        </w:tc>
+        <w:tc>
+          <w:tcPr>
+            <w:tcW w:w="1700" w:type="dxa"/>
+            <w:vAlign w:val="center"/>
+          </w:tcPr>
+          <w:p>
+            <w:pPr>
+              <w:jc w:val="center"/>
+              <w:rPr>
+                <w:rFonts w:ascii="Times New Roman" w:hAnsi="Times New Roman" w:cs="Times New Roman"/>
+                <w:lang w:val="tr-TR"/>
+              </w:rPr>
+            </w:pPr>
+          </w:p>
+        </w:tc>
+        <w:tc>
+          <w:tcPr>
+            <w:tcW w:w="1100" w:type="dxa"/>
+            <w:vAlign w:val="center"/>
+          </w:tcPr>
+          <w:p>
+            <w:pPr>
+              <w:jc w:val="center"/>
+              <w:rPr>
+                <w:rFonts w:ascii="Times New Roman" w:hAnsi="Times New Roman" w:cs="Times New Roman"/>
+                <w:lang w:val="tr-TR"/>
+              </w:rPr>
+            </w:pPr>
+          </w:p>
+        </w:tc>
+        <w:tc>
+          <w:tcPr>
+            <w:tcW w:w="1100" w:type="dxa"/>
+            <w:vAlign w:val="center"/>
+          </w:tcPr>
+          <w:p>
+            <w:pPr>
+              <w:jc w:val="center"/>
+              <w:rPr>
+                <w:rFonts w:ascii="Times New Roman" w:hAnsi="Times New Roman" w:cs="Times New Roman"/>
+                <w:lang w:val="tr-TR"/>
+              </w:rPr>
+            </w:pPr>
+            <w:r>
+              <w:rPr>
+                <w:rFonts w:ascii="Times New Roman" w:hAnsi="Times New Roman" w:cs="Times New Roman"/>
+                <w:lang w:val="tr-TR"/>
+              </w:rPr>
+              <w:t xml:space="preserve">1</w:t>
+            </w:r>
+          </w:p>
+        </w:tc>
+        <w:tc>
+          <w:tcPr>
+            <w:tcW w:w="1700" w:type="dxa"/>
+            <w:vAlign w:val="center"/>
+          </w:tcPr>
+          <w:p>
+            <w:pPr>
+              <w:jc w:val="center"/>
+              <w:rPr>
+                <w:rFonts w:ascii="Times New Roman" w:hAnsi="Times New Roman" w:cs="Times New Roman"/>
+                <w:lang w:val="tr-TR"/>
+              </w:rPr>
+            </w:pPr>
+          </w:p>
+        </w:tc>
+      </w:tr>
+    </w:tbl>
+    <w:p>
+      <w:pPr>
+        <w:jc w:val="both"/>
+        <w:rPr>
+          <w:rFonts w:ascii="Times New Roman" w:hAnsi="Times New Roman" w:cs="Times New Roman"/>
+          <w:lang w:val="tr-TR"/>
+        </w:rPr>
+      </w:pPr>
+    </w:p>
+    <w:p>
+      <w:pPr>
+        <w:jc w:val="both"/>
+        <w:rPr>
+          <w:rFonts w:ascii="Times New Roman" w:hAnsi="Times New Roman" w:cs="Times New Roman"/>
+          <w:lang w:val="tr-TR"/>
+        </w:rPr>
+      </w:pPr>
+      <w:r>
+        <w:rPr>
+          <w:rFonts w:ascii="Times New Roman" w:hAnsi="Times New Roman" w:cs="Times New Roman"/>
+          <w:lang w:val="tr-TR"/>
+        </w:rPr>
+        <w:t xml:space="preserve">2. 0 °C’de K</w:t>
+      </w:r>
+      <w:r>
+        <w:rPr>
+          <w:rFonts w:ascii="Times New Roman" w:hAnsi="Times New Roman" w:cs="Times New Roman"/>
+          <w:vertAlign w:val="subscript"/>
+          <w:lang w:val="tr-TR"/>
+        </w:rPr>
+        <w:t xml:space="preserve">su</w:t>
+      </w:r>
+      <w:r>
+        <w:rPr>
+          <w:rFonts w:ascii="Times New Roman" w:hAnsi="Times New Roman" w:cs="Times New Roman"/>
+          <w:lang w:val="tr-TR"/>
+        </w:rPr>
+        <w:t xml:space="preserve"> = 1,14·10</w:t>
+      </w:r>
+      <w:r>
+        <w:rPr>
+          <w:rFonts w:ascii="Times New Roman" w:hAnsi="Times New Roman" w:cs="Times New Roman"/>
+          <w:vertAlign w:val="superscript"/>
+          <w:lang w:val="tr-TR"/>
+        </w:rPr>
+        <w:t xml:space="preserve">-15</w:t>
+      </w:r>
+      <w:r>
+        <w:rPr>
+          <w:rFonts w:ascii="Times New Roman" w:hAnsi="Times New Roman" w:cs="Times New Roman"/>
+          <w:lang w:val="tr-TR"/>
+        </w:rPr>
+        <w:t xml:space="preserve">’tir. Bu sıcaklıkta saf suyun [OH</w:t>
+      </w:r>
+      <w:r>
+        <w:rPr>
+          <w:rFonts w:ascii="Times New Roman" w:hAnsi="Times New Roman" w:cs="Times New Roman"/>
+          <w:vertAlign w:val="superscript"/>
+          <w:lang w:val="tr-TR"/>
+        </w:rPr>
+        <w:t xml:space="preserve">−</w:t>
+      </w:r>
+      <w:r>
+        <w:rPr>
+          <w:rFonts w:ascii="Times New Roman" w:hAnsi="Times New Roman" w:cs="Times New Roman"/>
+          <w:lang w:val="tr-TR"/>
+        </w:rPr>
+        <w:t xml:space="preserve">] derişimini hesaplayınız. Saf suyun pH değeri 7’den büyük olduğu hâlde neden bazik olmadığını açıklayınız.</w:t>
+      </w:r>
+    </w:p>
+    <w:tbl>
+      <w:tblPr>
+        <w:tblW w:w="9000" w:type="dxa"/>
+        <w:jc w:val="center"/>
+        <w:tblBorders>
+          <w:top w:val="single" w:sz="8" w:space="0" w:color="7F7F7F"/>
+          <w:left w:val="single" w:sz="8" w:space="0" w:color="7F7F7F"/>
+          <w:bottom w:val="single" w:sz="8" w:space="0" w:color="7F7F7F"/>
+          <w:right w:val="single" w:sz="8" w:space="0" w:color="7F7F7F"/>
+        </w:tblBorders>
+      </w:tblPr>
+      <w:tblGrid>
+        <w:gridCol w:w="9000"/>
+      </w:tblGrid>
+      <w:tr>
+        <w:trPr>
+          <w:trHeight w:val="1300"/>
+        </w:trPr>
+        <w:tc>
+          <w:tcPr>
+            <w:tcW w:w="9000" w:type="dxa"/>
+          </w:tcPr>
+          <w:p/>
+        </w:tc>
+      </w:tr>
+    </w:tbl>
+    <w:p>
+      <w:pPr>
+        <w:jc w:val="both"/>
+        <w:rPr>
+          <w:rFonts w:ascii="Times New Roman" w:hAnsi="Times New Roman" w:cs="Times New Roman"/>
+          <w:lang w:val="tr-TR"/>
+        </w:rPr>
+      </w:pPr>
+    </w:p>
+    <w:p>
+      <w:pPr>
+        <w:pStyle w:val="ListParagraph"/>
+        <w:ind w:left="1080"/>
+        <w:jc w:val="both"/>
+        <w:rPr>
+          <w:rFonts w:ascii="Times New Roman" w:hAnsi="Times New Roman" w:cs="Times New Roman"/>
+          <w:lang w:val="tr-TR"/>
+        </w:rPr>
+      </w:pPr>
+      <w:r>
+        <w:rPr>
+          <w:noProof/>
+          <w:lang w:val="tr-TR"/>
+        </w:rPr>
+        <mc:AlternateContent>
+          <mc:Choice Requires="wps">
+            <w:drawing>
+              <wp:anchor distT="0" distB="0" distL="114300" distR="114300" simplePos="0" relativeHeight="251659264" behindDoc="0" locked="0" layoutInCell="1" allowOverlap="1">
+                <wp:simplePos x="0" y="0"/>
+                <wp:positionH relativeFrom="column">
+                  <wp:posOffset>498916</wp:posOffset>
+                </wp:positionH>
+                <wp:positionV relativeFrom="paragraph">
+                  <wp:posOffset>170180</wp:posOffset>
+                </wp:positionV>
+                <wp:extent cx="5538486" cy="0"/>
+                <wp:effectExtent l="0" t="12700" r="24130" b="12700"/>
+                <wp:wrapNone/>
+                <wp:docPr id="900006" name="Straight Connector 1"/>
+                <wp:cNvGraphicFramePr/>
+                <a:graphic xmlns:a="http://schemas.openxmlformats.org/drawingml/2006/main">
+                  <a:graphicData uri="http://schemas.microsoft.com/office/word/2010/wordprocessingShape">
+                    <wps:wsp>
+                      <wps:cNvCnPr/>
+                      <wps:spPr>
+                        <a:xfrm flipV="1">
+                          <a:off x="0" y="0"/>
+                          <a:ext cx="5538486" cy="0"/>
+                        </a:xfrm>
+                        <a:prstGeom prst="line">
+                          <a:avLst/>
+                        </a:prstGeom>
+                        <a:ln w="19050">
+                          <a:solidFill>
+                            <a:schemeClr val="tx2">
+                              <a:lumMod val="50000"/>
+                              <a:lumOff val="50000"/>
+                            </a:schemeClr>
+                          </a:solidFill>
+                        </a:ln>
+                      </wps:spPr>
+                      <wps:style>
+                        <a:lnRef idx="1">
+                          <a:schemeClr val="accent1"/>
+                        </a:lnRef>
+                        <a:fillRef idx="0">
+                          <a:schemeClr val="accent1"/>
+                        </a:fillRef>
+                        <a:effectRef idx="0">
+                          <a:schemeClr val="accent1"/>
+                        </a:effectRef>
+                        <a:fontRef idx="minor">
+                          <a:schemeClr val="tx1"/>
+                        </a:fontRef>
+                      </wps:style>
+                      <wps:bodyPr/>
+                    </wps:wsp>
+                  </a:graphicData>
+                </a:graphic>
+                <wp14:sizeRelV relativeFrom="margin">
+                  <wp14:pctHeight>0</wp14:pctHeight>
+                </wp14:sizeRelV>
+              </wp:anchor>
+            </w:drawing>
+          </mc:Choice>
+          <mc:Fallback>
+            <w:pict>
+              <v:line id="Straight Connector 1" o:spid="_x0000_s1026" style="position:absolute;flip:y;z-index:251659264;visibility:visible;mso-wrap-style:square;mso-height-percent:0;mso-wrap-distance-left:9pt;mso-wrap-distance-top:0;mso-wrap-distance-right:9pt;mso-wrap-distance-bottom:0;mso-position-horizontal:absolute;mso-position-horizontal-relative:text;mso-position-vertical:absolute;mso-position-vertical-relative:text;mso-height-percent:0;mso-height-relative:margin" from="39.3pt,13.4pt" to="475.4pt,13.4pt" o:gfxdata="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" strokecolor="#4e95d9 [1631]" strokeweight="1.5pt">
+                <v:stroke joinstyle="miter"/>
+              </v:line>
+            </w:pict>
+          </mc:Fallback>
+        </mc:AlternateContent>
+      </w:r>
+    </w:p>
+    <w:p>
+      <w:pPr>
         <w:jc w:val="both"/>
         <w:rPr>
           <w:rFonts w:ascii="Times New Roman" w:hAnsi="Times New Roman" w:cs="Times New Roman"/>
@@ -5696,7 +5661,7 @@
                 <wp:extent cx="1955800" cy="615950"/>
                 <wp:effectExtent l="0" t="0" r="12700" b="19050"/>
                 <wp:wrapTopAndBottom/>
-                <wp:docPr id="900006" name="Rectangle 7"/>
+                <wp:docPr id="900007" name="Rectangle 7"/>
                 <wp:cNvGraphicFramePr/>
                 <a:graphic xmlns:a="http://schemas.openxmlformats.org/drawingml/2006/main">
                   <a:graphicData uri="http://schemas.microsoft.com/office/word/2010/wordprocessingShape">
@@ -5839,7 +5804,7 @@
                 <wp:extent cx="1955800" cy="615950"/>
                 <wp:effectExtent l="0" t="0" r="12700" b="19050"/>
                 <wp:wrapTopAndBottom/>
-                <wp:docPr id="900007" name="Rectangle 7"/>
+                <wp:docPr id="900008" name="Rectangle 7"/>
                 <wp:cNvGraphicFramePr/>
                 <a:graphic xmlns:a="http://schemas.openxmlformats.org/drawingml/2006/main">
                   <a:graphicData uri="http://schemas.microsoft.com/office/word/2010/wordprocessingShape">

--- a/Kim11-2-6-Suyun-Otoiyonizasyonu.docx
+++ b/Kim11-2-6-Suyun-Otoiyonizasyonu.docx
@@ -347,23 +347,7 @@
           <w:rFonts w:ascii="Times New Roman" w:hAnsi="Times New Roman" w:cs="Times New Roman"/>
           <w:lang w:val="tr-TR"/>
         </w:rPr>
-        <w:t xml:space="preserve">Saf su moleküllerinin çok küçük bir kısmı, birbirleriyle etkileşerek iyonlarına ayrışır. Bu olaya </w:t>
-      </w:r>
-      <w:r>
-        <w:rPr>
-          <w:rFonts w:ascii="Times New Roman" w:hAnsi="Times New Roman" w:cs="Times New Roman"/>
-          <w:b/>
-          <w:bCs/>
-          <w:lang w:val="tr-TR"/>
-        </w:rPr>
-        <w:t xml:space="preserve">suyun otoiyonizasyonu</w:t>
-      </w:r>
-      <w:r>
-        <w:rPr>
-          <w:rFonts w:ascii="Times New Roman" w:hAnsi="Times New Roman" w:cs="Times New Roman"/>
-          <w:lang w:val="tr-TR"/>
-        </w:rPr>
-        <w:t xml:space="preserve"> denir ve aşağıdaki denge denklemiyle gösterilir:</w:t>
+        <w:t xml:space="preserve">Çok hassas ölçümler, saf sudaki su moleküllerinin çok küçük bir kısmının birbirleriyle etkileşerek iyonlarına ayrıştığını gösterir. Suyun otoiyonizasyonu olarak bilinen bu olaya ait aşağıdaki denge denklemini ve alt mikro gösterimi inceleyiniz:</w:t>
       </w:r>
     </w:p>
     <w:p>
@@ -2106,13 +2090,13 @@
           <w:rFonts w:ascii="Times New Roman" w:hAnsi="Times New Roman" w:cs="Times New Roman"/>
           <w:lang w:val="tr-TR"/>
         </w:rPr>
-        <w:t xml:space="preserve">Saf suda su moleküllerinden biri diğerine bir proton (H</w:t>
-      </w:r>
-      <w:r>
-        <w:rPr>
-          <w:rFonts w:ascii="Times New Roman" w:hAnsi="Times New Roman" w:cs="Times New Roman"/>
+        <w:t xml:space="preserve">Analiz ve Keşif Atölyesi 2.6.’da saf suyun çok az da olsa elektrik iletmesini ortamda az sayıda iyon bulunmasıyla ilişkilendirdiniz. Bu iyonların kaynağı su moleküllerinin kendisidir: Saf suda su moleküllerinden biri diğerine bir proton (H</w:t>
+      </w:r>
+      <w:r>
+        <w:rPr>
+          <w:rFonts w:ascii="Times New Roman" w:hAnsi="Times New Roman" w:cs="Times New Roman"/>
+          <w:lang w:val="tr-TR"/>
           <w:vertAlign w:val="superscript"/>
-          <w:lang w:val="tr-TR"/>
         </w:rPr>
         <w:t xml:space="preserve">+</w:t>
       </w:r>
@@ -2126,8 +2110,8 @@
       <w:r>
         <w:rPr>
           <w:rFonts w:ascii="Times New Roman" w:hAnsi="Times New Roman" w:cs="Times New Roman"/>
+          <w:lang w:val="tr-TR"/>
           <w:vertAlign w:val="subscript"/>
-          <w:lang w:val="tr-TR"/>
         </w:rPr>
         <w:t xml:space="preserve">3</w:t>
       </w:r>
@@ -2141,8 +2125,8 @@
       <w:r>
         <w:rPr>
           <w:rFonts w:ascii="Times New Roman" w:hAnsi="Times New Roman" w:cs="Times New Roman"/>
+          <w:lang w:val="tr-TR"/>
           <w:vertAlign w:val="superscript"/>
-          <w:lang w:val="tr-TR"/>
         </w:rPr>
         <w:t xml:space="preserve">+</w:t>
       </w:r>
@@ -2156,8 +2140,8 @@
       <w:r>
         <w:rPr>
           <w:rFonts w:ascii="Times New Roman" w:hAnsi="Times New Roman" w:cs="Times New Roman"/>
+          <w:lang w:val="tr-TR"/>
           <w:vertAlign w:val="superscript"/>
-          <w:lang w:val="tr-TR"/>
         </w:rPr>
         <w:t xml:space="preserve">−</w:t>
       </w:r>
@@ -2166,29 +2150,13 @@
           <w:rFonts w:ascii="Times New Roman" w:hAnsi="Times New Roman" w:cs="Times New Roman"/>
           <w:lang w:val="tr-TR"/>
         </w:rPr>
-        <w:t xml:space="preserve">) dönüşür. Bu olaya </w:t>
-      </w:r>
-      <w:r>
-        <w:rPr>
-          <w:rFonts w:ascii="Times New Roman" w:hAnsi="Times New Roman" w:cs="Times New Roman"/>
-          <w:b/>
-          <w:bCs/>
-          <w:lang w:val="tr-TR"/>
-        </w:rPr>
-        <w:t xml:space="preserve">suyun otoiyonizasyonu (kendi kendine iyonlaşması)</w:t>
-      </w:r>
-      <w:r>
-        <w:rPr>
-          <w:rFonts w:ascii="Times New Roman" w:hAnsi="Times New Roman" w:cs="Times New Roman"/>
-          <w:lang w:val="tr-TR"/>
-        </w:rPr>
-        <w:t xml:space="preserve"> denir. Otoiyonizasyon tersinir bir olaydır ve dengededir. 25 °C’de bir litre saf suda yaklaşık 55,5 mol su molekülü bulunurken bunlardan yalnızca 1,0·10</w:t>
-      </w:r>
-      <w:r>
-        <w:rPr>
-          <w:rFonts w:ascii="Times New Roman" w:hAnsi="Times New Roman" w:cs="Times New Roman"/>
+        <w:t xml:space="preserve">) dönüşür. Bu olaya suyun otoiyonizasyonu (kendi kendine iyonlaşması) denir. Otoiyonizasyon tersinir bir olaydır ve dengededir. 25 °C’de bir litre saf suda yaklaşık 55,5 mol su molekülü bulunurken bunlardan yalnızca 1,0·10</w:t>
+      </w:r>
+      <w:r>
+        <w:rPr>
+          <w:rFonts w:ascii="Times New Roman" w:hAnsi="Times New Roman" w:cs="Times New Roman"/>
+          <w:lang w:val="tr-TR"/>
           <w:vertAlign w:val="superscript"/>
-          <w:lang w:val="tr-TR"/>
         </w:rPr>
         <w:t xml:space="preserve">-7</w:t>
       </w:r>
@@ -2443,13 +2411,13 @@
           <w:rFonts w:ascii="Times New Roman" w:hAnsi="Times New Roman" w:cs="Times New Roman"/>
           <w:lang w:val="tr-TR"/>
         </w:rPr>
-        <w:t xml:space="preserve">Saf suda her H</w:t>
-      </w:r>
-      <w:r>
-        <w:rPr>
-          <w:rFonts w:ascii="Times New Roman" w:hAnsi="Times New Roman" w:cs="Times New Roman"/>
+        <w:t xml:space="preserve">Etkinlikte gerekçelendirdiğiniz gibi saf suda her H</w:t>
+      </w:r>
+      <w:r>
+        <w:rPr>
+          <w:rFonts w:ascii="Times New Roman" w:hAnsi="Times New Roman" w:cs="Times New Roman"/>
+          <w:lang w:val="tr-TR"/>
           <w:vertAlign w:val="subscript"/>
-          <w:lang w:val="tr-TR"/>
         </w:rPr>
         <w:t xml:space="preserve">3</w:t>
       </w:r>
@@ -2463,8 +2431,8 @@
       <w:r>
         <w:rPr>
           <w:rFonts w:ascii="Times New Roman" w:hAnsi="Times New Roman" w:cs="Times New Roman"/>
+          <w:lang w:val="tr-TR"/>
           <w:vertAlign w:val="superscript"/>
-          <w:lang w:val="tr-TR"/>
         </w:rPr>
         <w:t xml:space="preserve">+</w:t>
       </w:r>
@@ -2478,8 +2446,8 @@
       <w:r>
         <w:rPr>
           <w:rFonts w:ascii="Times New Roman" w:hAnsi="Times New Roman" w:cs="Times New Roman"/>
+          <w:lang w:val="tr-TR"/>
           <w:vertAlign w:val="superscript"/>
-          <w:lang w:val="tr-TR"/>
         </w:rPr>
         <w:t xml:space="preserve">−</w:t>
       </w:r>
@@ -2493,8 +2461,8 @@
       <w:r>
         <w:rPr>
           <w:rFonts w:ascii="Times New Roman" w:hAnsi="Times New Roman" w:cs="Times New Roman"/>
+          <w:lang w:val="tr-TR"/>
           <w:vertAlign w:val="subscript"/>
-          <w:lang w:val="tr-TR"/>
         </w:rPr>
         <w:t xml:space="preserve">3</w:t>
       </w:r>
@@ -2508,8 +2476,8 @@
       <w:r>
         <w:rPr>
           <w:rFonts w:ascii="Times New Roman" w:hAnsi="Times New Roman" w:cs="Times New Roman"/>
+          <w:lang w:val="tr-TR"/>
           <w:vertAlign w:val="superscript"/>
-          <w:lang w:val="tr-TR"/>
         </w:rPr>
         <w:t xml:space="preserve">+</w:t>
       </w:r>
@@ -2523,8 +2491,8 @@
       <w:r>
         <w:rPr>
           <w:rFonts w:ascii="Times New Roman" w:hAnsi="Times New Roman" w:cs="Times New Roman"/>
+          <w:lang w:val="tr-TR"/>
           <w:vertAlign w:val="superscript"/>
-          <w:lang w:val="tr-TR"/>
         </w:rPr>
         <w:t xml:space="preserve">−</w:t>
       </w:r>
@@ -2538,8 +2506,8 @@
       <w:r>
         <w:rPr>
           <w:rFonts w:ascii="Times New Roman" w:hAnsi="Times New Roman" w:cs="Times New Roman"/>
+          <w:lang w:val="tr-TR"/>
           <w:vertAlign w:val="superscript"/>
-          <w:lang w:val="tr-TR"/>
         </w:rPr>
         <w:t xml:space="preserve">-7</w:t>
       </w:r>
@@ -2553,8 +2521,8 @@
       <w:r>
         <w:rPr>
           <w:rFonts w:ascii="Times New Roman" w:hAnsi="Times New Roman" w:cs="Times New Roman"/>
+          <w:lang w:val="tr-TR"/>
           <w:vertAlign w:val="subscript"/>
-          <w:lang w:val="tr-TR"/>
         </w:rPr>
         <w:t xml:space="preserve">3</w:t>
       </w:r>
@@ -2568,8 +2536,8 @@
       <w:r>
         <w:rPr>
           <w:rFonts w:ascii="Times New Roman" w:hAnsi="Times New Roman" w:cs="Times New Roman"/>
+          <w:lang w:val="tr-TR"/>
           <w:vertAlign w:val="superscript"/>
-          <w:lang w:val="tr-TR"/>
         </w:rPr>
         <w:t xml:space="preserve">+</w:t>
       </w:r>
@@ -2583,8 +2551,8 @@
       <w:r>
         <w:rPr>
           <w:rFonts w:ascii="Times New Roman" w:hAnsi="Times New Roman" w:cs="Times New Roman"/>
+          <w:lang w:val="tr-TR"/>
           <w:vertAlign w:val="superscript"/>
-          <w:lang w:val="tr-TR"/>
         </w:rPr>
         <w:t xml:space="preserve">−</w:t>
       </w:r>
@@ -2593,29 +2561,13 @@
           <w:rFonts w:ascii="Times New Roman" w:hAnsi="Times New Roman" w:cs="Times New Roman"/>
           <w:lang w:val="tr-TR"/>
         </w:rPr>
-        <w:t xml:space="preserve">] olan çözeltilere </w:t>
-      </w:r>
-      <w:r>
-        <w:rPr>
-          <w:rFonts w:ascii="Times New Roman" w:hAnsi="Times New Roman" w:cs="Times New Roman"/>
-          <w:b/>
-          <w:bCs/>
-          <w:lang w:val="tr-TR"/>
-        </w:rPr>
-        <w:t xml:space="preserve">nötr</w:t>
-      </w:r>
-      <w:r>
-        <w:rPr>
-          <w:rFonts w:ascii="Times New Roman" w:hAnsi="Times New Roman" w:cs="Times New Roman"/>
-          <w:lang w:val="tr-TR"/>
-        </w:rPr>
-        <w:t xml:space="preserve"> çözelti denir. Bir sulu çözeltiye asit eklendiğinde [H</w:t>
-      </w:r>
-      <w:r>
-        <w:rPr>
-          <w:rFonts w:ascii="Times New Roman" w:hAnsi="Times New Roman" w:cs="Times New Roman"/>
+        <w:t xml:space="preserve">] olan çözeltilere nötr çözelti denir. Peki bu eşitlik bozulduğunda ne olur? Bir sulu çözeltiye asit eklendiğinde [H</w:t>
+      </w:r>
+      <w:r>
+        <w:rPr>
+          <w:rFonts w:ascii="Times New Roman" w:hAnsi="Times New Roman" w:cs="Times New Roman"/>
+          <w:lang w:val="tr-TR"/>
           <w:vertAlign w:val="subscript"/>
-          <w:lang w:val="tr-TR"/>
         </w:rPr>
         <w:t xml:space="preserve">3</w:t>
       </w:r>
@@ -2629,8 +2581,8 @@
       <w:r>
         <w:rPr>
           <w:rFonts w:ascii="Times New Roman" w:hAnsi="Times New Roman" w:cs="Times New Roman"/>
+          <w:lang w:val="tr-TR"/>
           <w:vertAlign w:val="superscript"/>
-          <w:lang w:val="tr-TR"/>
         </w:rPr>
         <w:t xml:space="preserve">+</w:t>
       </w:r>
@@ -2644,8 +2596,8 @@
       <w:r>
         <w:rPr>
           <w:rFonts w:ascii="Times New Roman" w:hAnsi="Times New Roman" w:cs="Times New Roman"/>
+          <w:lang w:val="tr-TR"/>
           <w:vertAlign w:val="superscript"/>
-          <w:lang w:val="tr-TR"/>
         </w:rPr>
         <w:t xml:space="preserve">−</w:t>
       </w:r>
@@ -2659,8 +2611,8 @@
       <w:r>
         <w:rPr>
           <w:rFonts w:ascii="Times New Roman" w:hAnsi="Times New Roman" w:cs="Times New Roman"/>
+          <w:lang w:val="tr-TR"/>
           <w:vertAlign w:val="subscript"/>
-          <w:lang w:val="tr-TR"/>
         </w:rPr>
         <w:t xml:space="preserve">su</w:t>
       </w:r>
@@ -2674,8 +2626,8 @@
       <w:r>
         <w:rPr>
           <w:rFonts w:ascii="Times New Roman" w:hAnsi="Times New Roman" w:cs="Times New Roman"/>
+          <w:lang w:val="tr-TR"/>
           <w:vertAlign w:val="subscript"/>
-          <w:lang w:val="tr-TR"/>
         </w:rPr>
         <w:t xml:space="preserve">3</w:t>
       </w:r>
@@ -2689,8 +2641,8 @@
       <w:r>
         <w:rPr>
           <w:rFonts w:ascii="Times New Roman" w:hAnsi="Times New Roman" w:cs="Times New Roman"/>
+          <w:lang w:val="tr-TR"/>
           <w:vertAlign w:val="superscript"/>
-          <w:lang w:val="tr-TR"/>
         </w:rPr>
         <w:t xml:space="preserve">+</w:t>
       </w:r>
@@ -2704,8 +2656,8 @@
       <w:r>
         <w:rPr>
           <w:rFonts w:ascii="Times New Roman" w:hAnsi="Times New Roman" w:cs="Times New Roman"/>
+          <w:lang w:val="tr-TR"/>
           <w:vertAlign w:val="superscript"/>
-          <w:lang w:val="tr-TR"/>
         </w:rPr>
         <w:t xml:space="preserve">−</w:t>
       </w:r>
@@ -2714,29 +2666,13 @@
           <w:rFonts w:ascii="Times New Roman" w:hAnsi="Times New Roman" w:cs="Times New Roman"/>
           <w:lang w:val="tr-TR"/>
         </w:rPr>
-        <w:t xml:space="preserve">] ise çözelti </w:t>
-      </w:r>
-      <w:r>
-        <w:rPr>
-          <w:rFonts w:ascii="Times New Roman" w:hAnsi="Times New Roman" w:cs="Times New Roman"/>
-          <w:b/>
-          <w:bCs/>
-          <w:lang w:val="tr-TR"/>
-        </w:rPr>
-        <w:t xml:space="preserve">asidik</w:t>
-      </w:r>
-      <w:r>
-        <w:rPr>
-          <w:rFonts w:ascii="Times New Roman" w:hAnsi="Times New Roman" w:cs="Times New Roman"/>
-          <w:lang w:val="tr-TR"/>
-        </w:rPr>
-        <w:t xml:space="preserve">, [H</w:t>
-      </w:r>
-      <w:r>
-        <w:rPr>
-          <w:rFonts w:ascii="Times New Roman" w:hAnsi="Times New Roman" w:cs="Times New Roman"/>
+        <w:t xml:space="preserve">] ise çözelti asidik, [H</w:t>
+      </w:r>
+      <w:r>
+        <w:rPr>
+          <w:rFonts w:ascii="Times New Roman" w:hAnsi="Times New Roman" w:cs="Times New Roman"/>
+          <w:lang w:val="tr-TR"/>
           <w:vertAlign w:val="subscript"/>
-          <w:lang w:val="tr-TR"/>
         </w:rPr>
         <w:t xml:space="preserve">3</w:t>
       </w:r>
@@ -2750,8 +2686,8 @@
       <w:r>
         <w:rPr>
           <w:rFonts w:ascii="Times New Roman" w:hAnsi="Times New Roman" w:cs="Times New Roman"/>
+          <w:lang w:val="tr-TR"/>
           <w:vertAlign w:val="superscript"/>
-          <w:lang w:val="tr-TR"/>
         </w:rPr>
         <w:t xml:space="preserve">+</w:t>
       </w:r>
@@ -2765,8 +2701,8 @@
       <w:r>
         <w:rPr>
           <w:rFonts w:ascii="Times New Roman" w:hAnsi="Times New Roman" w:cs="Times New Roman"/>
+          <w:lang w:val="tr-TR"/>
           <w:vertAlign w:val="superscript"/>
-          <w:lang w:val="tr-TR"/>
         </w:rPr>
         <w:t xml:space="preserve">−</w:t>
       </w:r>
@@ -2775,23 +2711,7 @@
           <w:rFonts w:ascii="Times New Roman" w:hAnsi="Times New Roman" w:cs="Times New Roman"/>
           <w:lang w:val="tr-TR"/>
         </w:rPr>
-        <w:t xml:space="preserve">] ise </w:t>
-      </w:r>
-      <w:r>
-        <w:rPr>
-          <w:rFonts w:ascii="Times New Roman" w:hAnsi="Times New Roman" w:cs="Times New Roman"/>
-          <w:b/>
-          <w:bCs/>
-          <w:lang w:val="tr-TR"/>
-        </w:rPr>
-        <w:t xml:space="preserve">bazik</w:t>
-      </w:r>
-      <w:r>
-        <w:rPr>
-          <w:rFonts w:ascii="Times New Roman" w:hAnsi="Times New Roman" w:cs="Times New Roman"/>
-          <w:lang w:val="tr-TR"/>
-        </w:rPr>
-        <w:t xml:space="preserve"> olur.</w:t>
+        <w:t xml:space="preserve">] ise bazik olur.</w:t>
       </w:r>
     </w:p>
     <w:p>
@@ -2807,13 +2727,13 @@
           <w:rFonts w:ascii="Times New Roman" w:hAnsi="Times New Roman" w:cs="Times New Roman"/>
           <w:lang w:val="tr-TR"/>
         </w:rPr>
-        <w:t xml:space="preserve">H</w:t>
-      </w:r>
-      <w:r>
-        <w:rPr>
-          <w:rFonts w:ascii="Times New Roman" w:hAnsi="Times New Roman" w:cs="Times New Roman"/>
+        <w:t xml:space="preserve">Tablo A’daki [H</w:t>
+      </w:r>
+      <w:r>
+        <w:rPr>
+          <w:rFonts w:ascii="Times New Roman" w:hAnsi="Times New Roman" w:cs="Times New Roman"/>
+          <w:lang w:val="tr-TR"/>
           <w:vertAlign w:val="subscript"/>
-          <w:lang w:val="tr-TR"/>
         </w:rPr>
         <w:t xml:space="preserve">3</w:t>
       </w:r>
@@ -2827,8 +2747,8 @@
       <w:r>
         <w:rPr>
           <w:rFonts w:ascii="Times New Roman" w:hAnsi="Times New Roman" w:cs="Times New Roman"/>
+          <w:lang w:val="tr-TR"/>
           <w:vertAlign w:val="superscript"/>
-          <w:lang w:val="tr-TR"/>
         </w:rPr>
         <w:t xml:space="preserve">+</w:t>
       </w:r>
@@ -2837,29 +2757,28 @@
           <w:rFonts w:ascii="Times New Roman" w:hAnsi="Times New Roman" w:cs="Times New Roman"/>
           <w:lang w:val="tr-TR"/>
         </w:rPr>
-        <w:t xml:space="preserve"> derişimleri genellikle çok küçük sayılar olduğundan çözeltilerin asitliği </w:t>
-      </w:r>
-      <w:r>
-        <w:rPr>
-          <w:rFonts w:ascii="Times New Roman" w:hAnsi="Times New Roman" w:cs="Times New Roman"/>
-          <w:b/>
-          <w:bCs/>
-          <w:lang w:val="tr-TR"/>
-        </w:rPr>
-        <w:t xml:space="preserve">pH</w:t>
-      </w:r>
-      <w:r>
-        <w:rPr>
-          <w:rFonts w:ascii="Times New Roman" w:hAnsi="Times New Roman" w:cs="Times New Roman"/>
-          <w:lang w:val="tr-TR"/>
-        </w:rPr>
-        <w:t xml:space="preserve"> ile ifade edilir. pH, H</w:t>
-      </w:r>
-      <w:r>
-        <w:rPr>
-          <w:rFonts w:ascii="Times New Roman" w:hAnsi="Times New Roman" w:cs="Times New Roman"/>
+        <w:t xml:space="preserve">] değerlerini hesaplarken 10</w:t>
+      </w:r>
+      <w:r>
+        <w:rPr>
+          <w:rFonts w:ascii="Times New Roman" w:hAnsi="Times New Roman" w:cs="Times New Roman"/>
+          <w:lang w:val="tr-TR"/>
+          <w:vertAlign w:val="superscript"/>
+        </w:rPr>
+        <w:t xml:space="preserve">-7</w:t>
+      </w:r>
+      <w:r>
+        <w:rPr>
+          <w:rFonts w:ascii="Times New Roman" w:hAnsi="Times New Roman" w:cs="Times New Roman"/>
+          <w:lang w:val="tr-TR"/>
+        </w:rPr>
+        <w:t xml:space="preserve"> mertebesinde çok küçük sayılarla çalıştınız. Bu değerleri tablodaki pH değerleriyle karşılaştırdığınızda aralarında logaritmik bir ilişki olduğunu fark etmiş olabilirsiniz. H</w:t>
+      </w:r>
+      <w:r>
+        <w:rPr>
+          <w:rFonts w:ascii="Times New Roman" w:hAnsi="Times New Roman" w:cs="Times New Roman"/>
+          <w:lang w:val="tr-TR"/>
           <w:vertAlign w:val="subscript"/>
-          <w:lang w:val="tr-TR"/>
         </w:rPr>
         <w:t xml:space="preserve">3</w:t>
       </w:r>
@@ -2873,8 +2792,8 @@
       <w:r>
         <w:rPr>
           <w:rFonts w:ascii="Times New Roman" w:hAnsi="Times New Roman" w:cs="Times New Roman"/>
+          <w:lang w:val="tr-TR"/>
           <w:vertAlign w:val="superscript"/>
-          <w:lang w:val="tr-TR"/>
         </w:rPr>
         <w:t xml:space="preserve">+</w:t>
       </w:r>
@@ -2883,29 +2802,43 @@
           <w:rFonts w:ascii="Times New Roman" w:hAnsi="Times New Roman" w:cs="Times New Roman"/>
           <w:lang w:val="tr-TR"/>
         </w:rPr>
-        <w:t xml:space="preserve"> iyonu derişiminin eksi logaritmasıdır. Benzer şekilde </w:t>
-      </w:r>
-      <w:r>
-        <w:rPr>
-          <w:rFonts w:ascii="Times New Roman" w:hAnsi="Times New Roman" w:cs="Times New Roman"/>
-          <w:b/>
-          <w:bCs/>
-          <w:lang w:val="tr-TR"/>
-        </w:rPr>
-        <w:t xml:space="preserve">pOH</w:t>
-      </w:r>
-      <w:r>
-        <w:rPr>
-          <w:rFonts w:ascii="Times New Roman" w:hAnsi="Times New Roman" w:cs="Times New Roman"/>
-          <w:lang w:val="tr-TR"/>
-        </w:rPr>
-        <w:t xml:space="preserve">, OH</w:t>
-      </w:r>
-      <w:r>
-        <w:rPr>
-          <w:rFonts w:ascii="Times New Roman" w:hAnsi="Times New Roman" w:cs="Times New Roman"/>
+        <w:t xml:space="preserve"> derişimleri genellikle bu kadar küçük sayılar olduğundan çözeltilerin asitliği pH ile ifade edilir. pH, H</w:t>
+      </w:r>
+      <w:r>
+        <w:rPr>
+          <w:rFonts w:ascii="Times New Roman" w:hAnsi="Times New Roman" w:cs="Times New Roman"/>
+          <w:lang w:val="tr-TR"/>
+          <w:vertAlign w:val="subscript"/>
+        </w:rPr>
+        <w:t xml:space="preserve">3</w:t>
+      </w:r>
+      <w:r>
+        <w:rPr>
+          <w:rFonts w:ascii="Times New Roman" w:hAnsi="Times New Roman" w:cs="Times New Roman"/>
+          <w:lang w:val="tr-TR"/>
+        </w:rPr>
+        <w:t xml:space="preserve">O</w:t>
+      </w:r>
+      <w:r>
+        <w:rPr>
+          <w:rFonts w:ascii="Times New Roman" w:hAnsi="Times New Roman" w:cs="Times New Roman"/>
+          <w:lang w:val="tr-TR"/>
           <w:vertAlign w:val="superscript"/>
-          <w:lang w:val="tr-TR"/>
+        </w:rPr>
+        <w:t xml:space="preserve">+</w:t>
+      </w:r>
+      <w:r>
+        <w:rPr>
+          <w:rFonts w:ascii="Times New Roman" w:hAnsi="Times New Roman" w:cs="Times New Roman"/>
+          <w:lang w:val="tr-TR"/>
+        </w:rPr>
+        <w:t xml:space="preserve"> iyonu derişiminin eksi logaritmasıdır. Benzer şekilde pOH, OH</w:t>
+      </w:r>
+      <w:r>
+        <w:rPr>
+          <w:rFonts w:ascii="Times New Roman" w:hAnsi="Times New Roman" w:cs="Times New Roman"/>
+          <w:lang w:val="tr-TR"/>
+          <w:vertAlign w:val="superscript"/>
         </w:rPr>
         <w:t xml:space="preserve">−</w:t>
       </w:r>
@@ -2919,8 +2852,8 @@
       <w:r>
         <w:rPr>
           <w:rFonts w:ascii="Times New Roman" w:hAnsi="Times New Roman" w:cs="Times New Roman"/>
+          <w:lang w:val="tr-TR"/>
           <w:vertAlign w:val="subscript"/>
-          <w:lang w:val="tr-TR"/>
         </w:rPr>
         <w:t xml:space="preserve">su</w:t>
       </w:r>
@@ -2934,8 +2867,8 @@
       <w:r>
         <w:rPr>
           <w:rFonts w:ascii="Times New Roman" w:hAnsi="Times New Roman" w:cs="Times New Roman"/>
+          <w:lang w:val="tr-TR"/>
           <w:vertAlign w:val="superscript"/>
-          <w:lang w:val="tr-TR"/>
         </w:rPr>
         <w:t xml:space="preserve">-14</w:t>
       </w:r>
@@ -3640,13 +3573,13 @@
           <w:rFonts w:ascii="Times New Roman" w:hAnsi="Times New Roman" w:cs="Times New Roman"/>
           <w:lang w:val="tr-TR"/>
         </w:rPr>
-        <w:t xml:space="preserve">Suyun otoiyonizasyonu endotermik bir olaydır. Bu nedenle sıcaklık arttıkça K</w:t>
-      </w:r>
-      <w:r>
-        <w:rPr>
-          <w:rFonts w:ascii="Times New Roman" w:hAnsi="Times New Roman" w:cs="Times New Roman"/>
+        <w:t xml:space="preserve">Tablo A’yı incelediğinizde sıcaklık arttıkça K</w:t>
+      </w:r>
+      <w:r>
+        <w:rPr>
+          <w:rFonts w:ascii="Times New Roman" w:hAnsi="Times New Roman" w:cs="Times New Roman"/>
+          <w:lang w:val="tr-TR"/>
           <w:vertAlign w:val="subscript"/>
-          <w:lang w:val="tr-TR"/>
         </w:rPr>
         <w:t xml:space="preserve">su</w:t>
       </w:r>
@@ -3655,13 +3588,13 @@
           <w:rFonts w:ascii="Times New Roman" w:hAnsi="Times New Roman" w:cs="Times New Roman"/>
           <w:lang w:val="tr-TR"/>
         </w:rPr>
-        <w:t xml:space="preserve"> değeri büyür ve saf sudaki H</w:t>
-      </w:r>
-      <w:r>
-        <w:rPr>
-          <w:rFonts w:ascii="Times New Roman" w:hAnsi="Times New Roman" w:cs="Times New Roman"/>
+        <w:t xml:space="preserve"> değerinin büyüdüğünü ve saf sudaki H</w:t>
+      </w:r>
+      <w:r>
+        <w:rPr>
+          <w:rFonts w:ascii="Times New Roman" w:hAnsi="Times New Roman" w:cs="Times New Roman"/>
+          <w:lang w:val="tr-TR"/>
           <w:vertAlign w:val="subscript"/>
-          <w:lang w:val="tr-TR"/>
         </w:rPr>
         <w:t xml:space="preserve">3</w:t>
       </w:r>
@@ -3675,8 +3608,8 @@
       <w:r>
         <w:rPr>
           <w:rFonts w:ascii="Times New Roman" w:hAnsi="Times New Roman" w:cs="Times New Roman"/>
+          <w:lang w:val="tr-TR"/>
           <w:vertAlign w:val="superscript"/>
-          <w:lang w:val="tr-TR"/>
         </w:rPr>
         <w:t xml:space="preserve">+</w:t>
       </w:r>
@@ -3690,8 +3623,8 @@
       <w:r>
         <w:rPr>
           <w:rFonts w:ascii="Times New Roman" w:hAnsi="Times New Roman" w:cs="Times New Roman"/>
+          <w:lang w:val="tr-TR"/>
           <w:vertAlign w:val="superscript"/>
-          <w:lang w:val="tr-TR"/>
         </w:rPr>
         <w:t xml:space="preserve">−</w:t>
       </w:r>
@@ -3700,13 +3633,13 @@
           <w:rFonts w:ascii="Times New Roman" w:hAnsi="Times New Roman" w:cs="Times New Roman"/>
           <w:lang w:val="tr-TR"/>
         </w:rPr>
-        <w:t xml:space="preserve"> derişimleri artar (Grafik A). Örneğin 50 °C’de saf suyun pH değeri 6,63’tür. Ancak bu sıcaklıkta da [H</w:t>
-      </w:r>
-      <w:r>
-        <w:rPr>
-          <w:rFonts w:ascii="Times New Roman" w:hAnsi="Times New Roman" w:cs="Times New Roman"/>
+        <w:t xml:space="preserve"> derişimlerinin arttığını gördünüz (Grafik A). Sıcaklık artışının dengeyi ürünler yönüne kaydırması, suyun otoiyonizasyonunun endotermik bir olay olduğunu gösterir. Örneğin 50 °C’de saf suyun pH değeri 6,63’tür. Peki bu sıcaklıkta saf su asidik midir? Bu sıcaklıkta da [H</w:t>
+      </w:r>
+      <w:r>
+        <w:rPr>
+          <w:rFonts w:ascii="Times New Roman" w:hAnsi="Times New Roman" w:cs="Times New Roman"/>
+          <w:lang w:val="tr-TR"/>
           <w:vertAlign w:val="subscript"/>
-          <w:lang w:val="tr-TR"/>
         </w:rPr>
         <w:t xml:space="preserve">3</w:t>
       </w:r>
@@ -3720,8 +3653,8 @@
       <w:r>
         <w:rPr>
           <w:rFonts w:ascii="Times New Roman" w:hAnsi="Times New Roman" w:cs="Times New Roman"/>
+          <w:lang w:val="tr-TR"/>
           <w:vertAlign w:val="superscript"/>
-          <w:lang w:val="tr-TR"/>
         </w:rPr>
         <w:t xml:space="preserve">+</w:t>
       </w:r>
@@ -3735,8 +3668,8 @@
       <w:r>
         <w:rPr>
           <w:rFonts w:ascii="Times New Roman" w:hAnsi="Times New Roman" w:cs="Times New Roman"/>
+          <w:lang w:val="tr-TR"/>
           <w:vertAlign w:val="superscript"/>
-          <w:lang w:val="tr-TR"/>
         </w:rPr>
         <w:t xml:space="preserve">−</w:t>
       </w:r>
@@ -3745,7 +3678,7 @@
           <w:rFonts w:ascii="Times New Roman" w:hAnsi="Times New Roman" w:cs="Times New Roman"/>
           <w:lang w:val="tr-TR"/>
         </w:rPr>
-        <w:t xml:space="preserve">] olduğundan saf su nötrdür. Yani pH = 7 nötrlük ölçütü yalnızca 25 °C için geçerlidir.</w:t>
+        <w:t xml:space="preserve">] eşitliği korunduğundan saf su nötrdür. Buradan pH = 7 nötrlük ölçütünün yalnızca 25 °C için geçerli olduğu sonucuna ulaşılabilir.</w:t>
       </w:r>
     </w:p>
     <w:p xmlns:a="http://schemas.openxmlformats.org/drawingml/2006/main" xmlns:pic="http://schemas.openxmlformats.org/drawingml/2006/picture">

--- a/Kim11-2-6-Suyun-Otoiyonizasyonu.docx
+++ b/Kim11-2-6-Suyun-Otoiyonizasyonu.docx
@@ -204,7 +204,7 @@
           <w:rFonts w:ascii="Times New Roman" w:hAnsi="Times New Roman" w:cs="Times New Roman"/>
           <w:lang w:val="tr-TR"/>
         </w:rPr>
-        <w:t xml:space="preserve">Saf suyun elektriği iletmediği sıklıkla söylenir. Oysa çok hassas iletkenlik ölçerlerle yapılan ölçümler, saf suyun da çok az da olsa elektrik akımını ilettiğini gösterir (Görsel B). Elektrik akımının bir çözeltide iletilebilmesi için ortamda serbestçe hareket edebilen iyonlar bulunması gerekir. Peki hiçbir madde çözünmemiş saf suda bu iyonlar nereden gelmektedir? Saf suyun pH değeri neden 7’dir ve bu değer sıcaklıkla değişir mi? Bir etkinlik yaparak keşfediniz.</w:t>
+        <w:t xml:space="preserve">Saf suyun elektriği iletmediği sıklıkla söylenir. Oysa çok hassas iletkenlik ölçerlerle yapılan ölçümler, saf suyun da çok az da olsa elektrik akımını ilettiğini gösterir (Görsel B). Elektrik akımının bir çözeltide iletilebilmesi için ortamda serbestçe hareket edebilen iyonlar bulunması gerekir. Peki hiçbir madde çözünmemiş saf suda bu iyonlar nereden gelmektedir? Saf suyun pH değeri neden 7’dir ve bu değer sıcaklıkla değişir mi? Bir etkinlik yaparak keşfediniz. Analiz ve Keşif Atölyesi 2.6.’da saf suyun otoiyonizasyonuna ilişkin bilimsel gözlem yapacaksınız: Bu olayı hangi niteliklerle izleyebileceğinizi tanımlayacak, farklı sıcaklıklarda elde edilen verileri inceleyip kaydedecek ve vardığınız sonucu suyun iyonlaşma sabitiyle açıklayacaksınız. Fikirlerinizi çekinmeden dile getirirken arkadaşlarınızın farklı görüşlerine de kulak vererek iletişim becerilerinizi ve empati eğiliminizi güçlendireceksiniz.</w:t>
       </w:r>
     </w:p>
     <w:tbl>
@@ -529,7 +529,7 @@
           <w:rFonts w:ascii="Times New Roman" w:hAnsi="Times New Roman" w:cs="Times New Roman"/>
           <w:lang w:val="tr-TR"/>
         </w:rPr>
-        <w:t xml:space="preserve">Saf suyun otoiyonizasyonunu gözlemleyebileceğiniz nitelikler nelerdir? Bu olayın gerçekleştiğini hangi ölçümlerle gösterebileceğinizi yazınız. Düşüncelerinizi etki altında kalmadan ifade ediniz ve arkadaşlarınızın farklı bakış açılarını da dikkate alınız.</w:t>
+        <w:t xml:space="preserve">Saf suyun otoiyonizasyonunu gözlemleyebileceğiniz nitelikler nelerdir? Bu nitelikleri tanımlayınız ve olayın gerçekleştiğini hangi ölçümlerle gösterebileceğinizi yazınız. Düşüncelerinizi etki altında kalmadan ifade ediniz. Olayı iletkenlik, pH ve sıcaklık gibi farklı yönleriyle ele alınız; arkadaşlarınızın sözünü kesmeden dinleyerek farklı bakış açılarını da dikkate alınız.</w:t>
       </w:r>
     </w:p>
     <w:p>
@@ -1378,8 +1378,8 @@
       <w:r>
         <w:rPr>
           <w:rFonts w:ascii="Times New Roman" w:hAnsi="Times New Roman" w:cs="Times New Roman"/>
+          <w:lang w:val="tr-TR"/>
           <w:vertAlign w:val="subscript"/>
-          <w:lang w:val="tr-TR"/>
         </w:rPr>
         <w:t xml:space="preserve">su</w:t>
       </w:r>
@@ -1393,8 +1393,8 @@
       <w:r>
         <w:rPr>
           <w:rFonts w:ascii="Times New Roman" w:hAnsi="Times New Roman" w:cs="Times New Roman"/>
+          <w:lang w:val="tr-TR"/>
           <w:vertAlign w:val="subscript"/>
-          <w:lang w:val="tr-TR"/>
         </w:rPr>
         <w:t xml:space="preserve">3</w:t>
       </w:r>
@@ -1408,8 +1408,8 @@
       <w:r>
         <w:rPr>
           <w:rFonts w:ascii="Times New Roman" w:hAnsi="Times New Roman" w:cs="Times New Roman"/>
+          <w:lang w:val="tr-TR"/>
           <w:vertAlign w:val="superscript"/>
-          <w:lang w:val="tr-TR"/>
         </w:rPr>
         <w:t xml:space="preserve">+</w:t>
       </w:r>
@@ -1418,7 +1418,52 @@
           <w:rFonts w:ascii="Times New Roman" w:hAnsi="Times New Roman" w:cs="Times New Roman"/>
           <w:lang w:val="tr-TR"/>
         </w:rPr>
-        <w:t xml:space="preserve">] derişimini hesaplayıp tabloya yazınız.</w:t>
+        <w:t xml:space="preserve">] derişimini hesaplayıp tabloya yazınız. Sıcaklık arttıkça K</w:t>
+      </w:r>
+      <w:r>
+        <w:rPr>
+          <w:rFonts w:ascii="Times New Roman" w:hAnsi="Times New Roman" w:cs="Times New Roman"/>
+          <w:lang w:val="tr-TR"/>
+          <w:vertAlign w:val="subscript"/>
+        </w:rPr>
+        <w:t xml:space="preserve">su</w:t>
+      </w:r>
+      <w:r>
+        <w:rPr>
+          <w:rFonts w:ascii="Times New Roman" w:hAnsi="Times New Roman" w:cs="Times New Roman"/>
+          <w:lang w:val="tr-TR"/>
+        </w:rPr>
+        <w:t xml:space="preserve">, [H</w:t>
+      </w:r>
+      <w:r>
+        <w:rPr>
+          <w:rFonts w:ascii="Times New Roman" w:hAnsi="Times New Roman" w:cs="Times New Roman"/>
+          <w:lang w:val="tr-TR"/>
+          <w:vertAlign w:val="subscript"/>
+        </w:rPr>
+        <w:t xml:space="preserve">3</w:t>
+      </w:r>
+      <w:r>
+        <w:rPr>
+          <w:rFonts w:ascii="Times New Roman" w:hAnsi="Times New Roman" w:cs="Times New Roman"/>
+          <w:lang w:val="tr-TR"/>
+        </w:rPr>
+        <w:t xml:space="preserve">O</w:t>
+      </w:r>
+      <w:r>
+        <w:rPr>
+          <w:rFonts w:ascii="Times New Roman" w:hAnsi="Times New Roman" w:cs="Times New Roman"/>
+          <w:lang w:val="tr-TR"/>
+          <w:vertAlign w:val="superscript"/>
+        </w:rPr>
+        <w:t xml:space="preserve">+</w:t>
+      </w:r>
+      <w:r>
+        <w:rPr>
+          <w:rFonts w:ascii="Times New Roman" w:hAnsi="Times New Roman" w:cs="Times New Roman"/>
+          <w:lang w:val="tr-TR"/>
+        </w:rPr>
+        <w:t xml:space="preserve">] ve pH değerlerinin nasıl değiştiğini gözlemleyerek bulgularınızı kaydediniz. İsterseniz konunun sonundaki karekodda yer alan etkileşimli içerikte saf suyun iletkenlik ve pH değerlerini kendiniz ölçerek verilerinizi zenginleştirebilirsiniz.</w:t>
       </w:r>
     </w:p>
     <w:p>
@@ -1954,7 +1999,22 @@
           <w:rFonts w:ascii="Times New Roman" w:hAnsi="Times New Roman" w:cs="Times New Roman"/>
           <w:lang w:val="tr-TR"/>
         </w:rPr>
-        <w:t xml:space="preserve">Saf suyun çok az elektrik iletmesini otoiyonizasyon ile ilişkilendirerek açıklayınız.</w:t>
+        <w:t xml:space="preserve">Saf suyun çok az elektrik iletmesini otoiyonizasyon ile ilişkilendirerek açıklayınız. Açıklamanızda K</w:t>
+      </w:r>
+      <w:r>
+        <w:rPr>
+          <w:rFonts w:ascii="Times New Roman" w:hAnsi="Times New Roman" w:cs="Times New Roman"/>
+          <w:lang w:val="tr-TR"/>
+          <w:vertAlign w:val="subscript"/>
+        </w:rPr>
+        <w:t xml:space="preserve">su</w:t>
+      </w:r>
+      <w:r>
+        <w:rPr>
+          <w:rFonts w:ascii="Times New Roman" w:hAnsi="Times New Roman" w:cs="Times New Roman"/>
+          <w:lang w:val="tr-TR"/>
+        </w:rPr>
+        <w:t xml:space="preserve"> değerinin çok küçük olmasının saf sudaki iyon miktarı hakkında ne anlattığını da kullanınız.</w:t>
       </w:r>
     </w:p>
     <w:p>

--- a/Kim11-2-6-Suyun-Otoiyonizasyonu.docx
+++ b/Kim11-2-6-Suyun-Otoiyonizasyonu.docx
@@ -55,7 +55,7 @@
                 <w:rFonts w:ascii="Times New Roman" w:hAnsi="Times New Roman" w:cs="Times New Roman"/>
                 <w:lang w:val="tr-TR"/>
               </w:rPr>
-              <w:t xml:space="preserve">GÖRSEL ALANI (Shutterstock)</w:t>
+              <w:t xml:space="preserve">GÖRSEL ALANI (Bölüm kapağı, tam sayfa; Shutterstock)</w:t>
             </w:r>
           </w:p>
           <w:p>
@@ -71,7 +71,7 @@
                 <w:rFonts w:ascii="Times New Roman" w:hAnsi="Times New Roman" w:cs="Times New Roman"/>
                 <w:lang w:val="tr-TR"/>
               </w:rPr>
-              <w:t xml:space="preserve">Tarif: Renkli pH skalası (0-14) üzerinde limon, sirke, domates, süt, saf su, kan, karbonat, sabun, çamaşır suyu gibi maddelerin yerleştirildiği vektörel infografik.</w:t>
+              <w:t xml:space="preserve">Tarif: Limon, sirke, portakal, sabun, çamaşır suyu ve mide ilacı gibi günlük hayatta kullanılan asidik ve bazik ürünlerin bir arada düzenlendiği renkli bir kompozisyon; marka ve logo görünmesin (tam sayfa bölüm kapağı).</w:t>
             </w:r>
           </w:p>
           <w:p>
@@ -87,7 +87,23 @@
                 <w:rFonts w:ascii="Times New Roman" w:hAnsi="Times New Roman" w:cs="Times New Roman"/>
                 <w:lang w:val="tr-TR"/>
               </w:rPr>
-              <w:t xml:space="preserve">Shutter ID: 2378915961 (vektör) — Acid, Base and pH Scale</w:t>
+              <w:t xml:space="preserve">Shutterstock arama: “acidic and alkaline household products lemon soap”</w:t>
+            </w:r>
+          </w:p>
+          <w:p>
+            <w:pPr>
+              <w:jc w:val="both"/>
+              <w:rPr>
+                <w:rFonts w:ascii="Times New Roman" w:hAnsi="Times New Roman" w:cs="Times New Roman"/>
+                <w:lang w:val="tr-TR"/>
+              </w:rPr>
+            </w:pPr>
+            <w:r>
+              <w:rPr>
+                <w:rFonts w:ascii="Times New Roman" w:hAnsi="Times New Roman" w:cs="Times New Roman"/>
+                <w:lang w:val="tr-TR"/>
+              </w:rPr>
+              <w:t xml:space="preserve">Shutter ID: ……………</w:t>
             </w:r>
           </w:p>
         </w:tc>
@@ -101,111 +117,6 @@
           <w:lang w:val="tr-TR"/>
         </w:rPr>
       </w:pPr>
-    </w:p>
-    <w:p>
-      <w:pPr>
-        <w:jc w:val="center"/>
-        <w:rPr>
-          <w:rFonts w:ascii="Times New Roman" w:hAnsi="Times New Roman" w:cs="Times New Roman"/>
-          <w:lang w:val="tr-TR"/>
-        </w:rPr>
-      </w:pPr>
-      <w:r>
-        <w:rPr>
-          <w:rFonts w:ascii="Times New Roman" w:hAnsi="Times New Roman" w:cs="Times New Roman"/>
-          <w:b/>
-          <w:bCs/>
-          <w:lang w:val="tr-TR"/>
-        </w:rPr>
-        <w:t xml:space="preserve">Görsel A:</w:t>
-      </w:r>
-      <w:r>
-        <w:rPr>
-          <w:rFonts w:ascii="Times New Roman" w:hAnsi="Times New Roman" w:cs="Times New Roman"/>
-          <w:lang w:val="tr-TR"/>
-        </w:rPr>
-        <w:t xml:space="preserve"> pH skalası ve günlük hayattan maddeler</w:t>
-      </w:r>
-    </w:p>
-    <w:p>
-      <w:pPr>
-        <w:jc w:val="both"/>
-        <w:rPr>
-          <w:rFonts w:ascii="Times New Roman" w:hAnsi="Times New Roman" w:cs="Times New Roman"/>
-          <w:lang w:val="tr-TR"/>
-        </w:rPr>
-      </w:pPr>
-      <w:r>
-        <w:rPr>
-          <w:rFonts w:ascii="Times New Roman" w:hAnsi="Times New Roman" w:cs="Times New Roman"/>
-          <w:b/>
-          <w:bCs/>
-          <w:highlight w:val="yellow"/>
-          <w:lang w:val="tr-TR"/>
-        </w:rPr>
-        <w:t xml:space="preserve">NOT: </w:t>
-      </w:r>
-      <w:r>
-        <w:rPr>
-          <w:rFonts w:ascii="Times New Roman" w:hAnsi="Times New Roman" w:cs="Times New Roman"/>
-          <w:highlight w:val="yellow"/>
-          <w:lang w:val="tr-TR"/>
-        </w:rPr>
-        <w:t xml:space="preserve">Görseldeki İngilizce yazılar Türkçeye çevrilecek (acidic: asidik, neutral: nötr, basic/alkaline: bazik).</w:t>
-      </w:r>
-    </w:p>
-    <w:p>
-      <w:pPr>
-        <w:jc w:val="both"/>
-        <w:rPr>
-          <w:rFonts w:ascii="Times New Roman" w:hAnsi="Times New Roman" w:cs="Times New Roman"/>
-          <w:lang w:val="tr-TR"/>
-        </w:rPr>
-      </w:pPr>
-      <w:r>
-        <w:rPr>
-          <w:rFonts w:ascii="Times New Roman" w:hAnsi="Times New Roman" w:cs="Times New Roman"/>
-          <w:lang w:val="tr-TR"/>
-        </w:rPr>
-        <w:t xml:space="preserve">Sabah içtiğimiz portakal suyundan dişlerimizi fırçaladığımız diş macununa, yüzme havuzlarının dezenfeksiyonundan midemizdeki sindirim sıvısına kadar günlük yaşamın pek çok alanında asit ve bazlarla karşılaşırız. Kanımızın pH değeri 7,35-7,45 gibi dar bir aralıkta tutulur; bu aralığın dışına çıkılması yaşamsal işlevleri tehlikeye sokar. Okyanuslar atmosferdeki karbon dioksidi çözdükçe asitliği artar ve bu durum mercanlar ile kabuklu canlıların iskeletlerini oluşturmasını zorlaştırır. Tüm bu olayların temelinde, asit ve bazların sulu çözeltilerinde kurulan dengeler yer alır. Bu bölümde saf suyun iyonlaşmasını, asit ve baz teorilerini, asitlerin ve bazların kuvvetini, pH hesaplamalarını, nötralleşme ve titrasyonu, günlük hayatta kullandığımız asidik ve bazik ürünlerin seçiminde dikkat edilmesi gerekenleri inceleyeceksiniz.</w:t>
-      </w:r>
-    </w:p>
-    <w:p>
-      <w:pPr>
-        <w:keepNext/>
-        <w:jc w:val="both"/>
-        <w:rPr>
-          <w:rFonts w:ascii="Times New Roman" w:hAnsi="Times New Roman" w:cs="Times New Roman"/>
-          <w:b/>
-          <w:bCs/>
-          <w:lang w:val="tr-TR"/>
-        </w:rPr>
-      </w:pPr>
-      <w:r>
-        <w:rPr>
-          <w:rFonts w:ascii="Times New Roman" w:hAnsi="Times New Roman" w:cs="Times New Roman"/>
-          <w:b/>
-          <w:bCs/>
-          <w:lang w:val="tr-TR"/>
-        </w:rPr>
-        <w:t xml:space="preserve">2.2.1. Saf Suyun Otoiyonizasyonu</w:t>
-      </w:r>
-    </w:p>
-    <w:p>
-      <w:pPr>
-        <w:jc w:val="both"/>
-        <w:rPr>
-          <w:rFonts w:ascii="Times New Roman" w:hAnsi="Times New Roman" w:cs="Times New Roman"/>
-          <w:lang w:val="tr-TR"/>
-        </w:rPr>
-      </w:pPr>
-      <w:r>
-        <w:rPr>
-          <w:rFonts w:ascii="Times New Roman" w:hAnsi="Times New Roman" w:cs="Times New Roman"/>
-          <w:lang w:val="tr-TR"/>
-        </w:rPr>
-        <w:t xml:space="preserve">Saf suyun elektriği iletmediği sıklıkla söylenir. Oysa çok hassas iletkenlik ölçerlerle yapılan ölçümler, saf suyun da çok az da olsa elektrik akımını ilettiğini gösterir (Görsel B). Elektrik akımının bir çözeltide iletilebilmesi için ortamda serbestçe hareket edebilen iyonlar bulunması gerekir. Peki hiçbir madde çözünmemiş saf suda bu iyonlar nereden gelmektedir? Saf suyun pH değeri neden 7’dir ve bu değer sıcaklıkla değişir mi? Bir etkinlik yaparak keşfediniz. Analiz ve Keşif Atölyesi 2.6.’da saf suyun otoiyonizasyonuna ilişkin bilimsel gözlem yapacaksınız: Bu olayı hangi niteliklerle izleyebileceğinizi tanımlayacak, farklı sıcaklıklarda elde edilen verileri inceleyip kaydedecek ve vardığınız sonucu suyun iyonlaşma sabitiyle açıklayacaksınız. Fikirlerinizi çekinmeden dile getirirken arkadaşlarınızın farklı görüşlerine de kulak vererek iletişim becerilerinizi ve empati eğiliminizi güçlendireceksiniz.</w:t>
-      </w:r>
     </w:p>
     <w:tbl>
       <w:tblPr>
@@ -256,6 +167,563 @@
                 <w:rFonts w:ascii="Times New Roman" w:hAnsi="Times New Roman" w:cs="Times New Roman"/>
                 <w:lang w:val="tr-TR"/>
               </w:rPr>
+              <w:t xml:space="preserve">Tarif: Renkli pH skalası (0-14) üzerinde limon, sirke, domates, süt, saf su, kan, karbonat, sabun, çamaşır suyu gibi maddelerin yerleştirildiği vektörel infografik.</w:t>
+            </w:r>
+          </w:p>
+          <w:p>
+            <w:pPr>
+              <w:jc w:val="both"/>
+              <w:rPr>
+                <w:rFonts w:ascii="Times New Roman" w:hAnsi="Times New Roman" w:cs="Times New Roman"/>
+                <w:lang w:val="tr-TR"/>
+              </w:rPr>
+            </w:pPr>
+            <w:r>
+              <w:rPr>
+                <w:rFonts w:ascii="Times New Roman" w:hAnsi="Times New Roman" w:cs="Times New Roman"/>
+                <w:lang w:val="tr-TR"/>
+              </w:rPr>
+              <w:t xml:space="preserve">Shutter ID: 2378915961 (vektör) — Acid, Base and pH Scale</w:t>
+            </w:r>
+          </w:p>
+        </w:tc>
+      </w:tr>
+    </w:tbl>
+    <w:p>
+      <w:pPr>
+        <w:jc w:val="both"/>
+        <w:rPr>
+          <w:rFonts w:ascii="Times New Roman" w:hAnsi="Times New Roman" w:cs="Times New Roman"/>
+          <w:lang w:val="tr-TR"/>
+        </w:rPr>
+      </w:pPr>
+    </w:p>
+    <w:p>
+      <w:pPr>
+        <w:jc w:val="center"/>
+        <w:rPr>
+          <w:rFonts w:ascii="Times New Roman" w:hAnsi="Times New Roman" w:cs="Times New Roman"/>
+          <w:lang w:val="tr-TR"/>
+        </w:rPr>
+      </w:pPr>
+      <w:r>
+        <w:rPr>
+          <w:rFonts w:ascii="Times New Roman" w:hAnsi="Times New Roman" w:cs="Times New Roman"/>
+          <w:b/>
+          <w:bCs/>
+          <w:lang w:val="tr-TR"/>
+        </w:rPr>
+        <w:t xml:space="preserve">Görsel A:</w:t>
+      </w:r>
+      <w:r>
+        <w:rPr>
+          <w:rFonts w:ascii="Times New Roman" w:hAnsi="Times New Roman" w:cs="Times New Roman"/>
+          <w:lang w:val="tr-TR"/>
+        </w:rPr>
+        <w:t xml:space="preserve"> pH skalası ve günlük hayattan maddeler</w:t>
+      </w:r>
+    </w:p>
+    <w:p>
+      <w:pPr>
+        <w:jc w:val="both"/>
+        <w:rPr>
+          <w:rFonts w:ascii="Times New Roman" w:hAnsi="Times New Roman" w:cs="Times New Roman"/>
+          <w:lang w:val="tr-TR"/>
+        </w:rPr>
+      </w:pPr>
+      <w:r>
+        <w:rPr>
+          <w:rFonts w:ascii="Times New Roman" w:hAnsi="Times New Roman" w:cs="Times New Roman"/>
+          <w:b/>
+          <w:bCs/>
+          <w:highlight w:val="yellow"/>
+          <w:lang w:val="tr-TR"/>
+        </w:rPr>
+        <w:t xml:space="preserve">NOT: </w:t>
+      </w:r>
+      <w:r>
+        <w:rPr>
+          <w:rFonts w:ascii="Times New Roman" w:hAnsi="Times New Roman" w:cs="Times New Roman"/>
+          <w:highlight w:val="yellow"/>
+          <w:lang w:val="tr-TR"/>
+        </w:rPr>
+        <w:t xml:space="preserve">Görseldeki İngilizce yazılar Türkçeye çevrilecek (acidic: asidik, neutral: nötr, basic/alkaline: bazik).</w:t>
+      </w:r>
+    </w:p>
+    <w:p>
+      <w:pPr>
+        <w:jc w:val="both"/>
+        <w:rPr>
+          <w:rFonts w:ascii="Times New Roman" w:hAnsi="Times New Roman" w:cs="Times New Roman"/>
+          <w:lang w:val="tr-TR"/>
+        </w:rPr>
+      </w:pPr>
+      <w:r>
+        <w:rPr>
+          <w:rFonts w:ascii="Times New Roman" w:hAnsi="Times New Roman" w:cs="Times New Roman"/>
+          <w:lang w:val="tr-TR"/>
+        </w:rPr>
+        <w:t xml:space="preserve">Sabah içtiğimiz portakal suyundan dişlerimizi fırçaladığımız diş macununa, salatamıza kattığımız sirkeden yüzme havuzlarının dezenfeksiyonunda kullanılan maddelere kadar günlük yaşamın pek çok alanında asit ve bazlarla karşılaşırız. Bu maddelerin ne kadar asidik ya da bazik olduğu çoğunlukla pH değeriyle ifade edilir (Görsel A).</w:t>
+      </w:r>
+    </w:p>
+    <w:p>
+      <w:pPr>
+        <w:jc w:val="both"/>
+        <w:rPr>
+          <w:rFonts w:ascii="Times New Roman" w:hAnsi="Times New Roman" w:cs="Times New Roman"/>
+          <w:lang w:val="tr-TR"/>
+        </w:rPr>
+      </w:pPr>
+      <w:r>
+        <w:rPr>
+          <w:rFonts w:ascii="Times New Roman" w:hAnsi="Times New Roman" w:cs="Times New Roman"/>
+          <w:lang w:val="tr-TR"/>
+        </w:rPr>
+        <w:t xml:space="preserve">Vücudumuz da asit ve bazlar arasındaki hassas bir düzene bağlıdır. Mide öz suyu sindirim için güçlü asidik bir ortam sağlarken kanımızın pH değeri 7,35-7,45 gibi dar bir aralıkta tutulur; bu aralığın dışına çıkılması yaşamsal işlevleri tehlikeye sokar. Doğada da benzer bir düzen vardır: Okyanuslar atmosferdeki karbon dioksidi çözdükçe asitliği artar ve bu durum mercanların ve kabuklu canlıların iskeletlerini oluşturmasını zorlaştırır. Çiftçiler ise toprağın pH değerine göre hangi ürünün yetiştirileceğine karar verir ve asitli topraklara kireç ekler.</w:t>
+      </w:r>
+    </w:p>
+    <w:p>
+      <w:pPr>
+        <w:jc w:val="both"/>
+        <w:rPr>
+          <w:rFonts w:ascii="Times New Roman" w:hAnsi="Times New Roman" w:cs="Times New Roman"/>
+          <w:lang w:val="tr-TR"/>
+        </w:rPr>
+      </w:pPr>
+      <w:r>
+        <w:rPr>
+          <w:rFonts w:ascii="Times New Roman" w:hAnsi="Times New Roman" w:cs="Times New Roman"/>
+          <w:lang w:val="tr-TR"/>
+        </w:rPr>
+        <w:t xml:space="preserve">Bütün bu olayların temelinde, asit ve bazların sulu çözeltilerinde kurulan dengeler yer alır. Bir önceki bölümde öğrendiğiniz denge kavramı, asit ve baz çözeltilerinin davranışını anlamanın da anahtarıdır.</w:t>
+      </w:r>
+    </w:p>
+    <w:p>
+      <w:pPr>
+        <w:jc w:val="both"/>
+        <w:rPr>
+          <w:rFonts w:ascii="Times New Roman" w:hAnsi="Times New Roman" w:cs="Times New Roman"/>
+          <w:lang w:val="tr-TR"/>
+        </w:rPr>
+      </w:pPr>
+      <w:r>
+        <w:rPr>
+          <w:rFonts w:ascii="Times New Roman" w:hAnsi="Times New Roman" w:cs="Times New Roman"/>
+          <w:lang w:val="tr-TR"/>
+        </w:rPr>
+        <w:t xml:space="preserve">Bu bölümde saf suyun iyonlaşmasını, asit ve baz teorilerini, asitlerin ve bazların kuvvetini, pH hesaplamalarını, nötralleşme ve titrasyonu, günlük hayatta kullandığımız asidik ve bazik ürünlerin seçiminde dikkat edilmesi gerekenleri inceleyeceksiniz.</w:t>
+      </w:r>
+    </w:p>
+    <w:p>
+      <w:pPr>
+        <w:keepNext/>
+        <w:shd w:val="clear" w:color="auto" w:fill="E59EDC"/>
+        <w:jc w:val="both"/>
+        <w:rPr>
+          <w:rFonts w:ascii="Times New Roman" w:hAnsi="Times New Roman" w:cs="Times New Roman"/>
+          <w:lang w:val="tr-TR"/>
+        </w:rPr>
+      </w:pPr>
+      <w:r>
+        <w:rPr>
+          <w:rFonts w:ascii="Times New Roman" w:hAnsi="Times New Roman" w:cs="Times New Roman"/>
+          <w:lang w:val="tr-TR"/>
+        </w:rPr>
+        <w:t xml:space="preserve">Düşün, Hatırla ve Hazırlan! 2.2.</w:t>
+      </w:r>
+    </w:p>
+    <w:p>
+      <w:pPr>
+        <w:pStyle w:val="ListParagraph"/>
+        <w:numPr>
+          <w:ilvl w:val="0"/>
+          <w:numId w:val="54"/>
+        </w:numPr>
+        <w:jc w:val="both"/>
+        <w:rPr>
+          <w:rFonts w:ascii="Times New Roman" w:hAnsi="Times New Roman" w:cs="Times New Roman"/>
+          <w:lang w:val="tr-TR"/>
+        </w:rPr>
+      </w:pPr>
+      <w:r>
+        <w:rPr>
+          <w:rFonts w:ascii="Times New Roman" w:hAnsi="Times New Roman" w:cs="Times New Roman"/>
+          <w:lang w:val="tr-TR"/>
+        </w:rPr>
+        <w:t xml:space="preserve">Günlük hayatta kullandığınız asidik ve bazik ürünlere üçer örnek veriniz. Bu ürünlerin asidik ya da bazik olduğunu nasıl anlayabilirsiniz?</w:t>
+      </w:r>
+    </w:p>
+    <w:p>
+      <w:pPr>
+        <w:ind w:left="720"/>
+        <w:jc w:val="both"/>
+        <w:rPr>
+          <w:rFonts w:ascii="Times New Roman" w:hAnsi="Times New Roman" w:cs="Times New Roman"/>
+          <w:lang w:val="tr-TR"/>
+        </w:rPr>
+      </w:pPr>
+      <w:r>
+        <w:rPr>
+          <w:rFonts w:ascii="Times New Roman" w:hAnsi="Times New Roman" w:cs="Times New Roman"/>
+          <w:lang w:val="tr-TR"/>
+        </w:rPr>
+        <w:t xml:space="preserve">……………………………………………………………………………………………</w:t>
+      </w:r>
+    </w:p>
+    <w:p>
+      <w:pPr>
+        <w:ind w:left="720"/>
+        <w:jc w:val="both"/>
+        <w:rPr>
+          <w:rFonts w:ascii="Times New Roman" w:hAnsi="Times New Roman" w:cs="Times New Roman"/>
+          <w:lang w:val="tr-TR"/>
+        </w:rPr>
+      </w:pPr>
+      <w:r>
+        <w:rPr>
+          <w:rFonts w:ascii="Times New Roman" w:hAnsi="Times New Roman" w:cs="Times New Roman"/>
+          <w:lang w:val="tr-TR"/>
+        </w:rPr>
+        <w:t xml:space="preserve">……………………………………………………………………………………………</w:t>
+      </w:r>
+    </w:p>
+    <w:p>
+      <w:pPr>
+        <w:pStyle w:val="ListParagraph"/>
+        <w:numPr>
+          <w:ilvl w:val="0"/>
+          <w:numId w:val="54"/>
+        </w:numPr>
+        <w:jc w:val="both"/>
+        <w:rPr>
+          <w:rFonts w:ascii="Times New Roman" w:hAnsi="Times New Roman" w:cs="Times New Roman"/>
+          <w:lang w:val="tr-TR"/>
+        </w:rPr>
+      </w:pPr>
+      <w:r>
+        <w:rPr>
+          <w:rFonts w:ascii="Times New Roman" w:hAnsi="Times New Roman" w:cs="Times New Roman"/>
+          <w:lang w:val="tr-TR"/>
+        </w:rPr>
+        <w:t xml:space="preserve">Asitlerin ve bazların sulu çözeltilerinin elektrik akımını iletmesinin nedeni ne olabilir? Önceki bilgilerinizi kullanarak açıklayınız.</w:t>
+      </w:r>
+    </w:p>
+    <w:p>
+      <w:pPr>
+        <w:ind w:left="720"/>
+        <w:jc w:val="both"/>
+        <w:rPr>
+          <w:rFonts w:ascii="Times New Roman" w:hAnsi="Times New Roman" w:cs="Times New Roman"/>
+          <w:lang w:val="tr-TR"/>
+        </w:rPr>
+      </w:pPr>
+      <w:r>
+        <w:rPr>
+          <w:rFonts w:ascii="Times New Roman" w:hAnsi="Times New Roman" w:cs="Times New Roman"/>
+          <w:lang w:val="tr-TR"/>
+        </w:rPr>
+        <w:t xml:space="preserve">……………………………………………………………………………………………</w:t>
+      </w:r>
+    </w:p>
+    <w:p>
+      <w:pPr>
+        <w:ind w:left="720"/>
+        <w:jc w:val="both"/>
+        <w:rPr>
+          <w:rFonts w:ascii="Times New Roman" w:hAnsi="Times New Roman" w:cs="Times New Roman"/>
+          <w:lang w:val="tr-TR"/>
+        </w:rPr>
+      </w:pPr>
+      <w:r>
+        <w:rPr>
+          <w:rFonts w:ascii="Times New Roman" w:hAnsi="Times New Roman" w:cs="Times New Roman"/>
+          <w:lang w:val="tr-TR"/>
+        </w:rPr>
+        <w:t xml:space="preserve">……………………………………………………………………………………………</w:t>
+      </w:r>
+    </w:p>
+    <w:p>
+      <w:pPr>
+        <w:pStyle w:val="ListParagraph"/>
+        <w:numPr>
+          <w:ilvl w:val="0"/>
+          <w:numId w:val="54"/>
+        </w:numPr>
+        <w:jc w:val="both"/>
+        <w:rPr>
+          <w:rFonts w:ascii="Times New Roman" w:hAnsi="Times New Roman" w:cs="Times New Roman"/>
+          <w:lang w:val="tr-TR"/>
+        </w:rPr>
+      </w:pPr>
+      <w:r>
+        <w:rPr>
+          <w:rFonts w:ascii="Times New Roman" w:hAnsi="Times New Roman" w:cs="Times New Roman"/>
+          <w:lang w:val="tr-TR"/>
+        </w:rPr>
+        <w:t xml:space="preserve">Kırmızı lahana suyu ya da turnusol kâğıdı gibi maddeler asit ve bazları ayırt etmede nasıl kullanılır? Açıklayınız.</w:t>
+      </w:r>
+    </w:p>
+    <w:p>
+      <w:pPr>
+        <w:ind w:left="720"/>
+        <w:jc w:val="both"/>
+        <w:rPr>
+          <w:rFonts w:ascii="Times New Roman" w:hAnsi="Times New Roman" w:cs="Times New Roman"/>
+          <w:lang w:val="tr-TR"/>
+        </w:rPr>
+      </w:pPr>
+      <w:r>
+        <w:rPr>
+          <w:rFonts w:ascii="Times New Roman" w:hAnsi="Times New Roman" w:cs="Times New Roman"/>
+          <w:lang w:val="tr-TR"/>
+        </w:rPr>
+        <w:t xml:space="preserve">……………………………………………………………………………………………</w:t>
+      </w:r>
+    </w:p>
+    <w:p>
+      <w:pPr>
+        <w:ind w:left="720"/>
+        <w:jc w:val="both"/>
+        <w:rPr>
+          <w:rFonts w:ascii="Times New Roman" w:hAnsi="Times New Roman" w:cs="Times New Roman"/>
+          <w:lang w:val="tr-TR"/>
+        </w:rPr>
+      </w:pPr>
+      <w:r>
+        <w:rPr>
+          <w:rFonts w:ascii="Times New Roman" w:hAnsi="Times New Roman" w:cs="Times New Roman"/>
+          <w:lang w:val="tr-TR"/>
+        </w:rPr>
+        <w:t xml:space="preserve">……………………………………………………………………………………………</w:t>
+      </w:r>
+    </w:p>
+    <w:p>
+      <w:pPr>
+        <w:pStyle w:val="ListParagraph"/>
+        <w:numPr>
+          <w:ilvl w:val="0"/>
+          <w:numId w:val="54"/>
+        </w:numPr>
+        <w:jc w:val="both"/>
+        <w:rPr>
+          <w:rFonts w:ascii="Times New Roman" w:hAnsi="Times New Roman" w:cs="Times New Roman"/>
+          <w:lang w:val="tr-TR"/>
+        </w:rPr>
+      </w:pPr>
+      <w:r>
+        <w:rPr>
+          <w:rFonts w:ascii="Times New Roman" w:hAnsi="Times New Roman" w:cs="Times New Roman"/>
+          <w:lang w:val="tr-TR"/>
+        </w:rPr>
+        <w:t xml:space="preserve">Bir önceki bölümde öğrendiğiniz kimyasal dengeyi hatırlayınız. Suda yalnızca kısmen iyonlaşan bir maddenin çözeltisinde nasıl bir denge kurulabilir? Fikirlerinizi yazınız.</w:t>
+      </w:r>
+    </w:p>
+    <w:p>
+      <w:pPr>
+        <w:ind w:left="720"/>
+        <w:jc w:val="both"/>
+        <w:rPr>
+          <w:rFonts w:ascii="Times New Roman" w:hAnsi="Times New Roman" w:cs="Times New Roman"/>
+          <w:lang w:val="tr-TR"/>
+        </w:rPr>
+      </w:pPr>
+      <w:r>
+        <w:rPr>
+          <w:rFonts w:ascii="Times New Roman" w:hAnsi="Times New Roman" w:cs="Times New Roman"/>
+          <w:lang w:val="tr-TR"/>
+        </w:rPr>
+        <w:t xml:space="preserve">……………………………………………………………………………………………</w:t>
+      </w:r>
+    </w:p>
+    <w:p>
+      <w:pPr>
+        <w:ind w:left="720"/>
+        <w:jc w:val="both"/>
+        <w:rPr>
+          <w:rFonts w:ascii="Times New Roman" w:hAnsi="Times New Roman" w:cs="Times New Roman"/>
+          <w:lang w:val="tr-TR"/>
+        </w:rPr>
+      </w:pPr>
+      <w:r>
+        <w:rPr>
+          <w:rFonts w:ascii="Times New Roman" w:hAnsi="Times New Roman" w:cs="Times New Roman"/>
+          <w:lang w:val="tr-TR"/>
+        </w:rPr>
+        <w:t xml:space="preserve">……………………………………………………………………………………………</w:t>
+      </w:r>
+    </w:p>
+    <w:p>
+      <w:pPr>
+        <w:pStyle w:val="ListParagraph"/>
+        <w:ind w:left="1080"/>
+        <w:jc w:val="both"/>
+        <w:rPr>
+          <w:rFonts w:ascii="Times New Roman" w:hAnsi="Times New Roman" w:cs="Times New Roman"/>
+          <w:lang w:val="tr-TR"/>
+        </w:rPr>
+      </w:pPr>
+      <w:r>
+        <w:rPr>
+          <w:noProof/>
+          <w:lang w:val="tr-TR"/>
+        </w:rPr>
+        <mc:AlternateContent>
+          <mc:Choice Requires="wps">
+            <w:drawing>
+              <wp:anchor distT="0" distB="0" distL="114300" distR="114300" simplePos="0" relativeHeight="251659264" behindDoc="0" locked="0" layoutInCell="1" allowOverlap="1">
+                <wp:simplePos x="0" y="0"/>
+                <wp:positionH relativeFrom="column">
+                  <wp:posOffset>498916</wp:posOffset>
+                </wp:positionH>
+                <wp:positionV relativeFrom="paragraph">
+                  <wp:posOffset>170180</wp:posOffset>
+                </wp:positionV>
+                <wp:extent cx="5538486" cy="0"/>
+                <wp:effectExtent l="0" t="12700" r="24130" b="12700"/>
+                <wp:wrapNone/>
+                <wp:docPr id="900001" name="Straight Connector 1"/>
+                <wp:cNvGraphicFramePr/>
+                <a:graphic xmlns:a="http://schemas.openxmlformats.org/drawingml/2006/main">
+                  <a:graphicData uri="http://schemas.microsoft.com/office/word/2010/wordprocessingShape">
+                    <wps:wsp>
+                      <wps:cNvCnPr/>
+                      <wps:spPr>
+                        <a:xfrm flipV="1">
+                          <a:off x="0" y="0"/>
+                          <a:ext cx="5538486" cy="0"/>
+                        </a:xfrm>
+                        <a:prstGeom prst="line">
+                          <a:avLst/>
+                        </a:prstGeom>
+                        <a:ln w="19050">
+                          <a:solidFill>
+                            <a:schemeClr val="tx2">
+                              <a:lumMod val="50000"/>
+                              <a:lumOff val="50000"/>
+                            </a:schemeClr>
+                          </a:solidFill>
+                        </a:ln>
+                      </wps:spPr>
+                      <wps:style>
+                        <a:lnRef idx="1">
+                          <a:schemeClr val="accent1"/>
+                        </a:lnRef>
+                        <a:fillRef idx="0">
+                          <a:schemeClr val="accent1"/>
+                        </a:fillRef>
+                        <a:effectRef idx="0">
+                          <a:schemeClr val="accent1"/>
+                        </a:effectRef>
+                        <a:fontRef idx="minor">
+                          <a:schemeClr val="tx1"/>
+                        </a:fontRef>
+                      </wps:style>
+                      <wps:bodyPr/>
+                    </wps:wsp>
+                  </a:graphicData>
+                </a:graphic>
+                <wp14:sizeRelV relativeFrom="margin">
+                  <wp14:pctHeight>0</wp14:pctHeight>
+                </wp14:sizeRelV>
+              </wp:anchor>
+            </w:drawing>
+          </mc:Choice>
+          <mc:Fallback>
+            <w:pict>
+              <v:line id="Straight Connector 1" o:spid="_x0000_s1026" style="position:absolute;flip:y;z-index:251659264;visibility:visible;mso-wrap-style:square;mso-height-percent:0;mso-wrap-distance-left:9pt;mso-wrap-distance-top:0;mso-wrap-distance-right:9pt;mso-wrap-distance-bottom:0;mso-position-horizontal:absolute;mso-position-horizontal-relative:text;mso-position-vertical:absolute;mso-position-vertical-relative:text;mso-height-percent:0;mso-height-relative:margin" from="39.3pt,13.4pt" to="475.4pt,13.4pt" o:gfxdata="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" strokecolor="#4e95d9 [1631]" strokeweight="1.5pt">
+                <v:stroke joinstyle="miter"/>
+              </v:line>
+            </w:pict>
+          </mc:Fallback>
+        </mc:AlternateContent>
+      </w:r>
+    </w:p>
+    <w:p>
+      <w:pPr>
+        <w:keepNext/>
+        <w:jc w:val="both"/>
+        <w:rPr>
+          <w:rFonts w:ascii="Times New Roman" w:hAnsi="Times New Roman" w:cs="Times New Roman"/>
+          <w:b/>
+          <w:bCs/>
+          <w:lang w:val="tr-TR"/>
+        </w:rPr>
+      </w:pPr>
+      <w:r>
+        <w:rPr>
+          <w:rFonts w:ascii="Times New Roman" w:hAnsi="Times New Roman" w:cs="Times New Roman"/>
+          <w:b/>
+          <w:bCs/>
+          <w:lang w:val="tr-TR"/>
+        </w:rPr>
+        <w:t xml:space="preserve">2.2.1. Saf Suyun Otoiyonizasyonu</w:t>
+      </w:r>
+    </w:p>
+    <w:p>
+      <w:pPr>
+        <w:jc w:val="both"/>
+        <w:rPr>
+          <w:rFonts w:ascii="Times New Roman" w:hAnsi="Times New Roman" w:cs="Times New Roman"/>
+          <w:lang w:val="tr-TR"/>
+        </w:rPr>
+      </w:pPr>
+      <w:r>
+        <w:rPr>
+          <w:rFonts w:ascii="Times New Roman" w:hAnsi="Times New Roman" w:cs="Times New Roman"/>
+          <w:lang w:val="tr-TR"/>
+        </w:rPr>
+        <w:t xml:space="preserve">Saf suyun elektriği iletmediği sıklıkla söylenir. Oysa çok hassas iletkenlik ölçerlerle yapılan ölçümler, saf suyun da çok az da olsa elektrik akımını ilettiğini gösterir (Görsel B). Elektrik akımının bir çözeltide iletilebilmesi için ortamda serbestçe hareket edebilen iyonlar bulunması gerekir. Peki hiçbir madde çözünmemiş saf suda bu iyonlar nereden gelmektedir? Saf suyun pH değeri neden 7’dir ve bu değer sıcaklıkla değişir mi? Bir etkinlik yaparak keşfediniz. Analiz ve Keşif Atölyesi 2.6.’da saf suyun otoiyonizasyonuna ilişkin bilimsel gözlem yapacaksınız: Bu olayı hangi niteliklerle izleyebileceğinizi tanımlayacak, farklı sıcaklıklarda elde edilen verileri inceleyip kaydedecek ve vardığınız sonucu suyun iyonlaşma sabitiyle açıklayacaksınız. Fikirlerinizi çekinmeden dile getirirken arkadaşlarınızın farklı görüşlerine de kulak vererek iletişim becerilerinizi ve empati eğiliminizi güçlendireceksiniz.</w:t>
+      </w:r>
+    </w:p>
+    <w:tbl>
+      <w:tblPr>
+        <w:tblW w:w="9000" w:type="dxa"/>
+        <w:jc w:val="center"/>
+        <w:tblBorders>
+          <w:top w:val="single" w:sz="8" w:space="0" w:color="7F7F7F"/>
+          <w:left w:val="single" w:sz="8" w:space="0" w:color="7F7F7F"/>
+          <w:bottom w:val="single" w:sz="8" w:space="0" w:color="7F7F7F"/>
+          <w:right w:val="single" w:sz="8" w:space="0" w:color="7F7F7F"/>
+        </w:tblBorders>
+      </w:tblPr>
+      <w:tblGrid>
+        <w:gridCol w:w="9000"/>
+      </w:tblGrid>
+      <w:tr>
+        <w:tc>
+          <w:tcPr>
+            <w:tcW w:w="9000" w:type="dxa"/>
+            <w:shd w:val="clear" w:color="auto" w:fill="EDEDED"/>
+          </w:tcPr>
+          <w:p>
+            <w:pPr>
+              <w:jc w:val="both"/>
+              <w:rPr>
+                <w:rFonts w:ascii="Times New Roman" w:hAnsi="Times New Roman" w:cs="Times New Roman"/>
+                <w:lang w:val="tr-TR"/>
+              </w:rPr>
+            </w:pPr>
+            <w:r>
+              <w:rPr>
+                <w:rFonts w:ascii="Times New Roman" w:hAnsi="Times New Roman" w:cs="Times New Roman"/>
+                <w:lang w:val="tr-TR"/>
+              </w:rPr>
+              <w:t xml:space="preserve">GÖRSEL ALANI (Shutterstock)</w:t>
+            </w:r>
+          </w:p>
+          <w:p>
+            <w:pPr>
+              <w:jc w:val="both"/>
+              <w:rPr>
+                <w:rFonts w:ascii="Times New Roman" w:hAnsi="Times New Roman" w:cs="Times New Roman"/>
+                <w:lang w:val="tr-TR"/>
+              </w:rPr>
+            </w:pPr>
+            <w:r>
+              <w:rPr>
+                <w:rFonts w:ascii="Times New Roman" w:hAnsi="Times New Roman" w:cs="Times New Roman"/>
+                <w:lang w:val="tr-TR"/>
+              </w:rPr>
               <w:t xml:space="preserve">Tarif: Bir beherdeki saf suya daldırılmış dijital iletkenlik ölçer (kondüktometre) ya da pH metre; ekranda düşük bir değer okunuyor. Laboratuvar ortamı.</w:t>
             </w:r>
           </w:p>
@@ -453,7 +921,7 @@
         <w:drawing>
           <wp:inline distT="0" distB="0" distL="0" distR="0">
             <wp:extent cx="5040000" cy="1215584"/>
-            <wp:docPr id="900001" name="Grafik 900001" descr="Suyun otoiyonizasyonu uzay dolgu modeli"/>
+            <wp:docPr id="900010" name="Grafik 900001" descr="Suyun otoiyonizasyonu uzay dolgu modeli"/>
             <wp:cNvGraphicFramePr>
               <a:graphicFrameLocks noChangeAspect="1"/>
             </wp:cNvGraphicFramePr>
@@ -11037,6 +11505,97 @@
       </w:pPr>
       <w:rPr>
         <w:rFonts w:hint="default"/>
+      </w:rPr>
+    </w:lvl>
+    <w:lvl w:ilvl="1" w:tplc="04090019" w:tentative="1">
+      <w:start w:val="1"/>
+      <w:numFmt w:val="lowerLetter"/>
+      <w:lvlText w:val="%2."/>
+      <w:lvlJc w:val="left"/>
+      <w:pPr>
+        <w:ind w:left="2160" w:hanging="360"/>
+      </w:pPr>
+    </w:lvl>
+    <w:lvl w:ilvl="2" w:tplc="0409001B" w:tentative="1">
+      <w:start w:val="1"/>
+      <w:numFmt w:val="lowerRoman"/>
+      <w:lvlText w:val="%3."/>
+      <w:lvlJc w:val="right"/>
+      <w:pPr>
+        <w:ind w:left="2880" w:hanging="180"/>
+      </w:pPr>
+    </w:lvl>
+    <w:lvl w:ilvl="3" w:tplc="0409000F" w:tentative="1">
+      <w:start w:val="1"/>
+      <w:numFmt w:val="decimal"/>
+      <w:lvlText w:val="%4."/>
+      <w:lvlJc w:val="left"/>
+      <w:pPr>
+        <w:ind w:left="3600" w:hanging="360"/>
+      </w:pPr>
+    </w:lvl>
+    <w:lvl w:ilvl="4" w:tplc="04090019" w:tentative="1">
+      <w:start w:val="1"/>
+      <w:numFmt w:val="lowerLetter"/>
+      <w:lvlText w:val="%5."/>
+      <w:lvlJc w:val="left"/>
+      <w:pPr>
+        <w:ind w:left="4320" w:hanging="360"/>
+      </w:pPr>
+    </w:lvl>
+    <w:lvl w:ilvl="5" w:tplc="0409001B" w:tentative="1">
+      <w:start w:val="1"/>
+      <w:numFmt w:val="lowerRoman"/>
+      <w:lvlText w:val="%6."/>
+      <w:lvlJc w:val="right"/>
+      <w:pPr>
+        <w:ind w:left="5040" w:hanging="180"/>
+      </w:pPr>
+    </w:lvl>
+    <w:lvl w:ilvl="6" w:tplc="0409000F" w:tentative="1">
+      <w:start w:val="1"/>
+      <w:numFmt w:val="decimal"/>
+      <w:lvlText w:val="%7."/>
+      <w:lvlJc w:val="left"/>
+      <w:pPr>
+        <w:ind w:left="5760" w:hanging="360"/>
+      </w:pPr>
+    </w:lvl>
+    <w:lvl w:ilvl="7" w:tplc="04090019" w:tentative="1">
+      <w:start w:val="1"/>
+      <w:numFmt w:val="lowerLetter"/>
+      <w:lvlText w:val="%8."/>
+      <w:lvlJc w:val="left"/>
+      <w:pPr>
+        <w:ind w:left="6480" w:hanging="360"/>
+      </w:pPr>
+    </w:lvl>
+    <w:lvl w:ilvl="8" w:tplc="0409001B" w:tentative="1">
+      <w:start w:val="1"/>
+      <w:numFmt w:val="lowerRoman"/>
+      <w:lvlText w:val="%9."/>
+      <w:lvlJc w:val="right"/>
+      <w:pPr>
+        <w:ind w:left="7200" w:hanging="180"/>
+      </w:pPr>
+    </w:lvl>
+  </w:abstractNum>
+  <w:abstractNum w:abstractNumId="50" w15:restartNumberingAfterBreak="0">
+    <w:nsid w:val="8B139203"/>
+    <w:multiLevelType w:val="hybridMultilevel"/>
+    <w:tmpl w:val="22649750"/>
+    <w:lvl w:ilvl="0" w:tplc="4C70E974">
+      <w:start w:val="1"/>
+      <w:numFmt w:val="decimal"/>
+      <w:lvlText w:val="%1."/>
+      <w:lvlJc w:val="left"/>
+      <w:pPr>
+        <w:ind w:left="1440" w:hanging="360"/>
+      </w:pPr>
+      <w:rPr>
+        <w:rFonts w:hint="default"/>
+        <w:b/>
+        <w:bCs/>
       </w:rPr>
     </w:lvl>
     <w:lvl w:ilvl="1" w:tplc="04090019" w:tentative="1">
@@ -11276,6 +11835,12 @@
   </w:num>
   <w:num xmlns:a="http://schemas.openxmlformats.org/drawingml/2006/main" xmlns:pic="http://schemas.openxmlformats.org/drawingml/2006/picture" w:numId="53">
     <w:abstractNumId w:val="0"/>
+    <w:lvlOverride w:ilvl="0">
+      <w:startOverride w:val="1"/>
+    </w:lvlOverride>
+  </w:num>
+  <w:num xmlns:a="http://schemas.openxmlformats.org/drawingml/2006/main" xmlns:pic="http://schemas.openxmlformats.org/drawingml/2006/picture" w:numId="54">
+    <w:abstractNumId w:val="50"/>
     <w:lvlOverride w:ilvl="0">
       <w:startOverride w:val="1"/>
     </w:lvlOverride>

--- a/Kim11-2-6-Suyun-Otoiyonizasyonu.docx
+++ b/Kim11-2-6-Suyun-Otoiyonizasyonu.docx
@@ -965,18 +965,16 @@
       <w:r>
         <w:rPr>
           <w:rFonts w:ascii="Times New Roman" w:hAnsi="Times New Roman" w:cs="Times New Roman"/>
-          <w:b/>
-          <w:bCs/>
-          <w:lang w:val="tr-TR"/>
-        </w:rPr>
-        <w:t xml:space="preserve">Görsel C:</w:t>
-      </w:r>
-      <w:r>
-        <w:rPr>
-          <w:rFonts w:ascii="Times New Roman" w:hAnsi="Times New Roman" w:cs="Times New Roman"/>
-          <w:lang w:val="tr-TR"/>
-        </w:rPr>
-        <w:t xml:space="preserve"> Suyun otoiyonizasyonunun alt mikro gösterimi (O: kırmızı, H: beyaz)</w:t>
+          <w:lang w:val="tr-TR"/>
+        </w:rPr>
+        <w:t xml:space="preserve">Suyun otoiyonizasyonunun alt mikro gösterimi (O: kırmızı, H: beyaz)</w:t>
+      </w:r>
+      <w:r>
+        <w:rPr>
+          <w:rFonts w:ascii="Times New Roman" w:hAnsi="Times New Roman" w:cs="Times New Roman"/>
+          <w:lang w:val="tr-TR"/>
+        </w:rPr>
+        <w:t xml:space="preserve"/>
       </w:r>
     </w:p>
     <w:p>
@@ -1065,31 +1063,6 @@
           <w:lang w:val="tr-TR"/>
         </w:rPr>
         <w:t xml:space="preserve">Aşağıdaki tabloda saf suyun farklı sıcaklıklarda ölçülen bazı özellikleri verilmiştir.</w:t>
-      </w:r>
-    </w:p>
-    <w:p>
-      <w:pPr>
-        <w:jc w:val="center"/>
-        <w:rPr>
-          <w:rFonts w:ascii="Times New Roman" w:hAnsi="Times New Roman" w:cs="Times New Roman"/>
-          <w:lang w:val="tr-TR"/>
-        </w:rPr>
-      </w:pPr>
-      <w:r>
-        <w:rPr>
-          <w:rFonts w:ascii="Times New Roman" w:hAnsi="Times New Roman" w:cs="Times New Roman"/>
-          <w:b/>
-          <w:bCs/>
-          <w:lang w:val="tr-TR"/>
-        </w:rPr>
-        <w:t xml:space="preserve">Tablo A:</w:t>
-      </w:r>
-      <w:r>
-        <w:rPr>
-          <w:rFonts w:ascii="Times New Roman" w:hAnsi="Times New Roman" w:cs="Times New Roman"/>
-          <w:lang w:val="tr-TR"/>
-        </w:rPr>
-        <w:t xml:space="preserve"> Saf suyun farklı sıcaklıklardaki iyonlar çarpımı sabiti ve pH değeri</w:t>
       </w:r>
     </w:p>
     <w:tbl>
@@ -3255,7 +3228,7 @@
           <w:rFonts w:ascii="Times New Roman" w:hAnsi="Times New Roman" w:cs="Times New Roman"/>
           <w:lang w:val="tr-TR"/>
         </w:rPr>
-        <w:t xml:space="preserve">Tablo A’daki [H</w:t>
+        <w:t xml:space="preserve">Analiz ve Keşif Atölyesi 2.6.’da [H</w:t>
       </w:r>
       <w:r>
         <w:rPr>
@@ -3423,7 +3396,7 @@
           <w:bCs/>
           <w:lang w:val="tr-TR"/>
         </w:rPr>
-        <w:t xml:space="preserve">Tablo B:</w:t>
+        <w:t xml:space="preserve">Tablo A:</w:t>
       </w:r>
       <w:r>
         <w:rPr>
@@ -4101,7 +4074,7 @@
           <w:rFonts w:ascii="Times New Roman" w:hAnsi="Times New Roman" w:cs="Times New Roman"/>
           <w:lang w:val="tr-TR"/>
         </w:rPr>
-        <w:t xml:space="preserve">Tablo A’yı incelediğinizde sıcaklık arttıkça K</w:t>
+        <w:t xml:space="preserve">Analiz ve Keşif Atölyesi 2.6.’daki tabloyu incelediğinizde sıcaklık arttıkça K</w:t>
       </w:r>
       <w:r>
         <w:rPr>
@@ -4303,7 +4276,7 @@
           <w:highlight w:val="yellow"/>
           <w:lang w:val="tr-TR"/>
         </w:rPr>
-        <w:t xml:space="preserve">Grafik taslaktır; değerler Tablo A’dan alınmıştır.</w:t>
+        <w:t xml:space="preserve">Grafik taslaktır; değerler Analiz ve Keşif Atölyesi 2.6.’daki tablodan alınmıştır.</w:t>
       </w:r>
     </w:p>
     <w:p>

--- a/Kim11-2-6-Suyun-Otoiyonizasyonu.docx
+++ b/Kim11-2-6-Suyun-Otoiyonizasyonu.docx
@@ -87,23 +87,7 @@
                 <w:rFonts w:ascii="Times New Roman" w:hAnsi="Times New Roman" w:cs="Times New Roman"/>
                 <w:lang w:val="tr-TR"/>
               </w:rPr>
-              <w:t xml:space="preserve">Shutterstock arama: “acidic and alkaline household products lemon soap”</w:t>
-            </w:r>
-          </w:p>
-          <w:p>
-            <w:pPr>
-              <w:jc w:val="both"/>
-              <w:rPr>
-                <w:rFonts w:ascii="Times New Roman" w:hAnsi="Times New Roman" w:cs="Times New Roman"/>
-                <w:lang w:val="tr-TR"/>
-              </w:rPr>
-            </w:pPr>
-            <w:r>
-              <w:rPr>
-                <w:rFonts w:ascii="Times New Roman" w:hAnsi="Times New Roman" w:cs="Times New Roman"/>
-                <w:lang w:val="tr-TR"/>
-              </w:rPr>
-              <w:t xml:space="preserve">Shutter ID: ……………</w:t>
+              <w:t xml:space="preserve">Shutter ID: 2388261405 (fotoğraf) — Jar with baking soda, bottle of vinegar and lemon</w:t>
             </w:r>
           </w:p>
         </w:tc>

--- a/Kim11-2-6-Suyun-Otoiyonizasyonu.docx
+++ b/Kim11-2-6-Suyun-Otoiyonizasyonu.docx
@@ -799,7 +799,52 @@
           <w:rFonts w:ascii="Times New Roman" w:hAnsi="Times New Roman" w:cs="Times New Roman"/>
           <w:lang w:val="tr-TR"/>
         </w:rPr>
-        <w:t xml:space="preserve">Çok hassas ölçümler, saf sudaki su moleküllerinin çok küçük bir kısmının birbirleriyle etkileşerek iyonlarına ayrıştığını gösterir. Suyun otoiyonizasyonu olarak bilinen bu olaya ait aşağıdaki denge denklemini ve alt mikro gösterimi inceleyiniz:</w:t>
+        <w:t xml:space="preserve">Saf suyun kendi kendine iyonlaşmasına suyun otoiyonizasyonu denir. Çok hassas ölçümler, saf sudaki su moleküllerinin çok küçük bir kısmının birbirleriyle etkileşerek H</w:t>
+      </w:r>
+      <w:r>
+        <w:rPr>
+          <w:rFonts w:ascii="Times New Roman" w:hAnsi="Times New Roman" w:cs="Times New Roman"/>
+          <w:lang w:val="tr-TR"/>
+          <w:vertAlign w:val="subscript"/>
+        </w:rPr>
+        <w:t xml:space="preserve">3</w:t>
+      </w:r>
+      <w:r>
+        <w:rPr>
+          <w:rFonts w:ascii="Times New Roman" w:hAnsi="Times New Roman" w:cs="Times New Roman"/>
+          <w:lang w:val="tr-TR"/>
+        </w:rPr>
+        <w:t xml:space="preserve">O</w:t>
+      </w:r>
+      <w:r>
+        <w:rPr>
+          <w:rFonts w:ascii="Times New Roman" w:hAnsi="Times New Roman" w:cs="Times New Roman"/>
+          <w:lang w:val="tr-TR"/>
+          <w:vertAlign w:val="superscript"/>
+        </w:rPr>
+        <w:t xml:space="preserve">+</w:t>
+      </w:r>
+      <w:r>
+        <w:rPr>
+          <w:rFonts w:ascii="Times New Roman" w:hAnsi="Times New Roman" w:cs="Times New Roman"/>
+          <w:lang w:val="tr-TR"/>
+        </w:rPr>
+        <w:t xml:space="preserve"> ve OH</w:t>
+      </w:r>
+      <w:r>
+        <w:rPr>
+          <w:rFonts w:ascii="Times New Roman" w:hAnsi="Times New Roman" w:cs="Times New Roman"/>
+          <w:lang w:val="tr-TR"/>
+          <w:vertAlign w:val="superscript"/>
+        </w:rPr>
+        <w:t xml:space="preserve">−</w:t>
+      </w:r>
+      <w:r>
+        <w:rPr>
+          <w:rFonts w:ascii="Times New Roman" w:hAnsi="Times New Roman" w:cs="Times New Roman"/>
+          <w:lang w:val="tr-TR"/>
+        </w:rPr>
+        <w:t xml:space="preserve"> iyonlarına ayrıştığını gösterir. Bu olaya ait aşağıdaki denge denklemini ve alt mikro gösterimi inceleyiniz:</w:t>
       </w:r>
     </w:p>
     <w:p>
@@ -1046,7 +1091,7 @@
           <w:rFonts w:ascii="Times New Roman" w:hAnsi="Times New Roman" w:cs="Times New Roman"/>
           <w:lang w:val="tr-TR"/>
         </w:rPr>
-        <w:t xml:space="preserve">Aşağıdaki tabloda saf suyun farklı sıcaklıklarda ölçülen bazı özellikleri verilmiştir.</w:t>
+        <w:t xml:space="preserve">Çok duyarlı bir iletkenlik ölçerle yapılan ölçümde 25 °C’deki saf suyun elektriksel iletkenliği 0,055 µS/cm olarak bulunmuştur. Bu değer musluk suyunun iletkenliğinden binlerce kat küçüktür. Aşağıdaki tabloda ise saf suyun farklı sıcaklıklarda ölçülen bazı özellikleri verilmiştir.</w:t>
       </w:r>
     </w:p>
     <w:tbl>
@@ -1888,7 +1933,7 @@
           <w:rFonts w:ascii="Times New Roman" w:hAnsi="Times New Roman" w:cs="Times New Roman"/>
           <w:lang w:val="tr-TR"/>
         </w:rPr>
-        <w:t xml:space="preserve">] ve pH değerlerinin nasıl değiştiğini gözlemleyerek bulgularınızı kaydediniz. İsterseniz konunun sonundaki karekodda yer alan etkileşimli içerikte saf suyun iletkenlik ve pH değerlerini kendiniz ölçerek verilerinizi zenginleştirebilirsiniz.</w:t>
+        <w:t xml:space="preserve">] ve pH değerlerinin nasıl değiştiğini gözlemleyerek bulgularınızı kaydediniz. Konunun sonundaki karekodda yer alan etkileşimli içerikte 25 °C’deki saf suyun pH ve iletkenlik değerlerini kendiniz ölçünüz ve bu verileri tablodaki verilerle birlikte kaydediniz.</w:t>
       </w:r>
     </w:p>
     <w:p>
@@ -2575,7 +2620,7 @@
           <w:rFonts w:ascii="Times New Roman" w:hAnsi="Times New Roman" w:cs="Times New Roman"/>
           <w:lang w:val="tr-TR"/>
         </w:rPr>
-        <w:t xml:space="preserve">Analiz ve Keşif Atölyesi 2.6.’da saf suyun çok az da olsa elektrik iletmesini ortamda az sayıda iyon bulunmasıyla ilişkilendirdiniz. Bu iyonların kaynağı su moleküllerinin kendisidir: Saf suda su moleküllerinden biri diğerine bir proton (H</w:t>
+        <w:t xml:space="preserve">Saf sudaki iyonların kaynağı su moleküllerinin kendisidir. Otoiyonizasyon sırasında bir su molekülü diğerine bir proton (H</w:t>
       </w:r>
       <w:r>
         <w:rPr>
@@ -2590,7 +2635,7 @@
           <w:rFonts w:ascii="Times New Roman" w:hAnsi="Times New Roman" w:cs="Times New Roman"/>
           <w:lang w:val="tr-TR"/>
         </w:rPr>
-        <w:t xml:space="preserve">) aktarır. Protonu alan su molekülü hidronyum iyonuna (H</w:t>
+        <w:t xml:space="preserve">) aktarır: Protonu alan su molekülü hidronyum iyonuna (H</w:t>
       </w:r>
       <w:r>
         <w:rPr>
@@ -2635,7 +2680,22 @@
           <w:rFonts w:ascii="Times New Roman" w:hAnsi="Times New Roman" w:cs="Times New Roman"/>
           <w:lang w:val="tr-TR"/>
         </w:rPr>
-        <w:t xml:space="preserve">) dönüşür. Bu olaya suyun otoiyonizasyonu (kendi kendine iyonlaşması) denir. Otoiyonizasyon tersinir bir olaydır ve dengededir. 25 °C’de bir litre saf suda yaklaşık 55,5 mol su molekülü bulunurken bunlardan yalnızca 1,0·10</w:t>
+        <w:t xml:space="preserve">) dönüşür. H</w:t>
+      </w:r>
+      <w:r>
+        <w:rPr>
+          <w:rFonts w:ascii="Times New Roman" w:hAnsi="Times New Roman" w:cs="Times New Roman"/>
+          <w:lang w:val="tr-TR"/>
+          <w:vertAlign w:val="subscript"/>
+        </w:rPr>
+        <w:t xml:space="preserve">3</w:t>
+      </w:r>
+      <w:r>
+        <w:rPr>
+          <w:rFonts w:ascii="Times New Roman" w:hAnsi="Times New Roman" w:cs="Times New Roman"/>
+          <w:lang w:val="tr-TR"/>
+        </w:rPr>
+        <w:t xml:space="preserve">O</w:t>
       </w:r>
       <w:r>
         <w:rPr>
@@ -2643,6 +2703,81 @@
           <w:lang w:val="tr-TR"/>
           <w:vertAlign w:val="superscript"/>
         </w:rPr>
+        <w:t xml:space="preserve">+</w:t>
+      </w:r>
+      <w:r>
+        <w:rPr>
+          <w:rFonts w:ascii="Times New Roman" w:hAnsi="Times New Roman" w:cs="Times New Roman"/>
+          <w:lang w:val="tr-TR"/>
+        </w:rPr>
+        <w:t xml:space="preserve"> iyonu kısaca H</w:t>
+      </w:r>
+      <w:r>
+        <w:rPr>
+          <w:rFonts w:ascii="Times New Roman" w:hAnsi="Times New Roman" w:cs="Times New Roman"/>
+          <w:lang w:val="tr-TR"/>
+          <w:vertAlign w:val="superscript"/>
+        </w:rPr>
+        <w:t xml:space="preserve">+</w:t>
+      </w:r>
+      <w:r>
+        <w:rPr>
+          <w:rFonts w:ascii="Times New Roman" w:hAnsi="Times New Roman" w:cs="Times New Roman"/>
+          <w:lang w:val="tr-TR"/>
+        </w:rPr>
+        <w:t xml:space="preserve"> ile de gösterildiğinden otoiyonizasyon H</w:t>
+      </w:r>
+      <w:r>
+        <w:rPr>
+          <w:rFonts w:ascii="Times New Roman" w:hAnsi="Times New Roman" w:cs="Times New Roman"/>
+          <w:lang w:val="tr-TR"/>
+          <w:vertAlign w:val="subscript"/>
+        </w:rPr>
+        <w:t xml:space="preserve">2</w:t>
+      </w:r>
+      <w:r>
+        <w:rPr>
+          <w:rFonts w:ascii="Times New Roman" w:hAnsi="Times New Roman" w:cs="Times New Roman"/>
+          <w:lang w:val="tr-TR"/>
+        </w:rPr>
+        <w:t xml:space="preserve">O(s) ⇌ H</w:t>
+      </w:r>
+      <w:r>
+        <w:rPr>
+          <w:rFonts w:ascii="Times New Roman" w:hAnsi="Times New Roman" w:cs="Times New Roman"/>
+          <w:lang w:val="tr-TR"/>
+          <w:vertAlign w:val="superscript"/>
+        </w:rPr>
+        <w:t xml:space="preserve">+</w:t>
+      </w:r>
+      <w:r>
+        <w:rPr>
+          <w:rFonts w:ascii="Times New Roman" w:hAnsi="Times New Roman" w:cs="Times New Roman"/>
+          <w:lang w:val="tr-TR"/>
+        </w:rPr>
+        <w:t xml:space="preserve">(suda) + OH</w:t>
+      </w:r>
+      <w:r>
+        <w:rPr>
+          <w:rFonts w:ascii="Times New Roman" w:hAnsi="Times New Roman" w:cs="Times New Roman"/>
+          <w:lang w:val="tr-TR"/>
+          <w:vertAlign w:val="superscript"/>
+        </w:rPr>
+        <w:t xml:space="preserve">−</w:t>
+      </w:r>
+      <w:r>
+        <w:rPr>
+          <w:rFonts w:ascii="Times New Roman" w:hAnsi="Times New Roman" w:cs="Times New Roman"/>
+          <w:lang w:val="tr-TR"/>
+        </w:rPr>
+        <w:t xml:space="preserve">(suda) şeklinde de yazılabilir. Otoiyonizasyon tersinir bir olaydır ve saf suda dengededir. 25 °C’de bir litre saf suda yaklaşık 55,5 mol su molekülü bulunurken bunlardan yalnızca 1,0·10</w:t>
+      </w:r>
+      <w:r>
+        <w:rPr>
+          <w:rFonts w:ascii="Times New Roman" w:hAnsi="Times New Roman" w:cs="Times New Roman"/>
+          <w:lang w:val="tr-TR"/>
+          <w:vertAlign w:val="superscript"/>
+        </w:rPr>
         <w:t xml:space="preserve">-7</w:t>
       </w:r>
       <w:r>
@@ -2650,7 +2785,7 @@
           <w:rFonts w:ascii="Times New Roman" w:hAnsi="Times New Roman" w:cs="Times New Roman"/>
           <w:lang w:val="tr-TR"/>
         </w:rPr>
-        <w:t xml:space="preserve"> molü iyonlaşır. Bu nedenle saf suyun elektrik iletkenliği çok düşüktür ancak sıfır değildir.</w:t>
+        <w:t xml:space="preserve"> molü iyonlaşır; yani yaklaşık 555 milyon su molekülünden yalnızca biri iyon hâlindedir. Bu nedenle saf suyun elektrik iletkenliği çok düşüktür ancak sıfır değildir.</w:t>
       </w:r>
     </w:p>
     <w:p>
@@ -2666,13 +2801,13 @@
           <w:rFonts w:ascii="Times New Roman" w:hAnsi="Times New Roman" w:cs="Times New Roman"/>
           <w:lang w:val="tr-TR"/>
         </w:rPr>
-        <w:t xml:space="preserve">Otoiyonizasyon denge tepkimesinde sıvı suyun derişimi sabit kabul edildiğinden denge ifadesinde yer almaz. Bu dengenin sabiti suyun iyonlaşma sabiti (K</w:t>
-      </w:r>
-      <w:r>
-        <w:rPr>
-          <w:rFonts w:ascii="Times New Roman" w:hAnsi="Times New Roman" w:cs="Times New Roman"/>
+        <w:t xml:space="preserve">Otoiyonizasyon dengesinin denge bağıntısı yazılırken saf sıvı olan su bağıntıya katılmaz; çünkü sıcaklık sabit kaldığı sürece sıvı suyun derişimi değişmez. Bu nedenle suyun iyonlaşma sabiti (K</w:t>
+      </w:r>
+      <w:r>
+        <w:rPr>
+          <w:rFonts w:ascii="Times New Roman" w:hAnsi="Times New Roman" w:cs="Times New Roman"/>
+          <w:lang w:val="tr-TR"/>
           <w:vertAlign w:val="subscript"/>
-          <w:lang w:val="tr-TR"/>
         </w:rPr>
         <w:t xml:space="preserve">su</w:t>
       </w:r>
@@ -2681,7 +2816,37 @@
           <w:rFonts w:ascii="Times New Roman" w:hAnsi="Times New Roman" w:cs="Times New Roman"/>
           <w:lang w:val="tr-TR"/>
         </w:rPr>
-        <w:t xml:space="preserve">) olarak adlandırılır:</w:t>
+        <w:t xml:space="preserve">) yalnızca iyon derişimlerinin çarpımına eşittir. K</w:t>
+      </w:r>
+      <w:r>
+        <w:rPr>
+          <w:rFonts w:ascii="Times New Roman" w:hAnsi="Times New Roman" w:cs="Times New Roman"/>
+          <w:lang w:val="tr-TR"/>
+          <w:vertAlign w:val="subscript"/>
+        </w:rPr>
+        <w:t xml:space="preserve">su</w:t>
+      </w:r>
+      <w:r>
+        <w:rPr>
+          <w:rFonts w:ascii="Times New Roman" w:hAnsi="Times New Roman" w:cs="Times New Roman"/>
+          <w:lang w:val="tr-TR"/>
+        </w:rPr>
+        <w:t xml:space="preserve">, K</w:t>
+      </w:r>
+      <w:r>
+        <w:rPr>
+          <w:rFonts w:ascii="Times New Roman" w:hAnsi="Times New Roman" w:cs="Times New Roman"/>
+          <w:lang w:val="tr-TR"/>
+          <w:vertAlign w:val="subscript"/>
+        </w:rPr>
+        <w:t xml:space="preserve">c</w:t>
+      </w:r>
+      <w:r>
+        <w:rPr>
+          <w:rFonts w:ascii="Times New Roman" w:hAnsi="Times New Roman" w:cs="Times New Roman"/>
+          <w:lang w:val="tr-TR"/>
+        </w:rPr>
+        <w:t xml:space="preserve"> gibi yalnızca sıcaklıkla değişir ve Le Chatelier ilkesine uyar:</w:t>
       </w:r>
     </w:p>
     <w:tbl>
@@ -2896,7 +3061,7 @@
           <w:rFonts w:ascii="Times New Roman" w:hAnsi="Times New Roman" w:cs="Times New Roman"/>
           <w:lang w:val="tr-TR"/>
         </w:rPr>
-        <w:t xml:space="preserve">Etkinlikte gerekçelendirdiğiniz gibi saf suda her H</w:t>
+        <w:t xml:space="preserve">Saf suda her H</w:t>
       </w:r>
       <w:r>
         <w:rPr>
@@ -2941,7 +3106,7 @@
           <w:rFonts w:ascii="Times New Roman" w:hAnsi="Times New Roman" w:cs="Times New Roman"/>
           <w:lang w:val="tr-TR"/>
         </w:rPr>
-        <w:t xml:space="preserve"> iyonu oluştuğundan [H</w:t>
+        <w:t xml:space="preserve"> iyonu oluştuğundan, sıcaklık ne olursa olsun saf suda [H</w:t>
       </w:r>
       <w:r>
         <w:rPr>
@@ -2986,7 +3151,22 @@
           <w:rFonts w:ascii="Times New Roman" w:hAnsi="Times New Roman" w:cs="Times New Roman"/>
           <w:lang w:val="tr-TR"/>
         </w:rPr>
-        <w:t xml:space="preserve">] = 1,0·10</w:t>
+        <w:t xml:space="preserve">]’dir. [H</w:t>
+      </w:r>
+      <w:r>
+        <w:rPr>
+          <w:rFonts w:ascii="Times New Roman" w:hAnsi="Times New Roman" w:cs="Times New Roman"/>
+          <w:lang w:val="tr-TR"/>
+          <w:vertAlign w:val="subscript"/>
+        </w:rPr>
+        <w:t xml:space="preserve">3</w:t>
+      </w:r>
+      <w:r>
+        <w:rPr>
+          <w:rFonts w:ascii="Times New Roman" w:hAnsi="Times New Roman" w:cs="Times New Roman"/>
+          <w:lang w:val="tr-TR"/>
+        </w:rPr>
+        <w:t xml:space="preserve">O</w:t>
       </w:r>
       <w:r>
         <w:rPr>
@@ -2994,14 +3174,29 @@
           <w:lang w:val="tr-TR"/>
           <w:vertAlign w:val="superscript"/>
         </w:rPr>
-        <w:t xml:space="preserve">-7</w:t>
-      </w:r>
-      <w:r>
-        <w:rPr>
-          <w:rFonts w:ascii="Times New Roman" w:hAnsi="Times New Roman" w:cs="Times New Roman"/>
-          <w:lang w:val="tr-TR"/>
-        </w:rPr>
-        <w:t xml:space="preserve"> mol/L’dir. [H</w:t>
+        <w:t xml:space="preserve">+</w:t>
+      </w:r>
+      <w:r>
+        <w:rPr>
+          <w:rFonts w:ascii="Times New Roman" w:hAnsi="Times New Roman" w:cs="Times New Roman"/>
+          <w:lang w:val="tr-TR"/>
+        </w:rPr>
+        <w:t xml:space="preserve">] = [OH</w:t>
+      </w:r>
+      <w:r>
+        <w:rPr>
+          <w:rFonts w:ascii="Times New Roman" w:hAnsi="Times New Roman" w:cs="Times New Roman"/>
+          <w:lang w:val="tr-TR"/>
+          <w:vertAlign w:val="superscript"/>
+        </w:rPr>
+        <w:t xml:space="preserve">−</w:t>
+      </w:r>
+      <w:r>
+        <w:rPr>
+          <w:rFonts w:ascii="Times New Roman" w:hAnsi="Times New Roman" w:cs="Times New Roman"/>
+          <w:lang w:val="tr-TR"/>
+        </w:rPr>
+        <w:t xml:space="preserve">] olan çözeltilere nötr çözelti denir. Bir sulu çözeltiye asit eklendiğinde [H</w:t>
       </w:r>
       <w:r>
         <w:rPr>
@@ -3031,7 +3226,22 @@
           <w:rFonts w:ascii="Times New Roman" w:hAnsi="Times New Roman" w:cs="Times New Roman"/>
           <w:lang w:val="tr-TR"/>
         </w:rPr>
-        <w:t xml:space="preserve">] = [OH</w:t>
+        <w:t xml:space="preserve">] artar; K</w:t>
+      </w:r>
+      <w:r>
+        <w:rPr>
+          <w:rFonts w:ascii="Times New Roman" w:hAnsi="Times New Roman" w:cs="Times New Roman"/>
+          <w:lang w:val="tr-TR"/>
+          <w:vertAlign w:val="subscript"/>
+        </w:rPr>
+        <w:t xml:space="preserve">su</w:t>
+      </w:r>
+      <w:r>
+        <w:rPr>
+          <w:rFonts w:ascii="Times New Roman" w:hAnsi="Times New Roman" w:cs="Times New Roman"/>
+          <w:lang w:val="tr-TR"/>
+        </w:rPr>
+        <w:t xml:space="preserve"> sabit sıcaklıkta değişmediğinden [OH</w:t>
       </w:r>
       <w:r>
         <w:rPr>
@@ -3046,67 +3256,7 @@
           <w:rFonts w:ascii="Times New Roman" w:hAnsi="Times New Roman" w:cs="Times New Roman"/>
           <w:lang w:val="tr-TR"/>
         </w:rPr>
-        <w:t xml:space="preserve">] olan çözeltilere nötr çözelti denir. Peki bu eşitlik bozulduğunda ne olur? Bir sulu çözeltiye asit eklendiğinde [H</w:t>
-      </w:r>
-      <w:r>
-        <w:rPr>
-          <w:rFonts w:ascii="Times New Roman" w:hAnsi="Times New Roman" w:cs="Times New Roman"/>
-          <w:lang w:val="tr-TR"/>
-          <w:vertAlign w:val="subscript"/>
-        </w:rPr>
-        <w:t xml:space="preserve">3</w:t>
-      </w:r>
-      <w:r>
-        <w:rPr>
-          <w:rFonts w:ascii="Times New Roman" w:hAnsi="Times New Roman" w:cs="Times New Roman"/>
-          <w:lang w:val="tr-TR"/>
-        </w:rPr>
-        <w:t xml:space="preserve">O</w:t>
-      </w:r>
-      <w:r>
-        <w:rPr>
-          <w:rFonts w:ascii="Times New Roman" w:hAnsi="Times New Roman" w:cs="Times New Roman"/>
-          <w:lang w:val="tr-TR"/>
-          <w:vertAlign w:val="superscript"/>
-        </w:rPr>
-        <w:t xml:space="preserve">+</w:t>
-      </w:r>
-      <w:r>
-        <w:rPr>
-          <w:rFonts w:ascii="Times New Roman" w:hAnsi="Times New Roman" w:cs="Times New Roman"/>
-          <w:lang w:val="tr-TR"/>
-        </w:rPr>
-        <w:t xml:space="preserve">] artar, [OH</w:t>
-      </w:r>
-      <w:r>
-        <w:rPr>
-          <w:rFonts w:ascii="Times New Roman" w:hAnsi="Times New Roman" w:cs="Times New Roman"/>
-          <w:lang w:val="tr-TR"/>
-          <w:vertAlign w:val="superscript"/>
-        </w:rPr>
-        <w:t xml:space="preserve">−</w:t>
-      </w:r>
-      <w:r>
-        <w:rPr>
-          <w:rFonts w:ascii="Times New Roman" w:hAnsi="Times New Roman" w:cs="Times New Roman"/>
-          <w:lang w:val="tr-TR"/>
-        </w:rPr>
-        <w:t xml:space="preserve">] ise K</w:t>
-      </w:r>
-      <w:r>
-        <w:rPr>
-          <w:rFonts w:ascii="Times New Roman" w:hAnsi="Times New Roman" w:cs="Times New Roman"/>
-          <w:lang w:val="tr-TR"/>
-          <w:vertAlign w:val="subscript"/>
-        </w:rPr>
-        <w:t xml:space="preserve">su</w:t>
-      </w:r>
-      <w:r>
-        <w:rPr>
-          <w:rFonts w:ascii="Times New Roman" w:hAnsi="Times New Roman" w:cs="Times New Roman"/>
-          <w:lang w:val="tr-TR"/>
-        </w:rPr>
-        <w:t xml:space="preserve"> sabit kalacak şekilde azalır. Bu nedenle sulu çözeltilerde [H</w:t>
+        <w:t xml:space="preserve">] azalır. Baz eklendiğinde ise bunun tersi olur. Bu nedenle sulu çözeltilerde [H</w:t>
       </w:r>
       <w:r>
         <w:rPr>
@@ -3212,7 +3362,7 @@
           <w:rFonts w:ascii="Times New Roman" w:hAnsi="Times New Roman" w:cs="Times New Roman"/>
           <w:lang w:val="tr-TR"/>
         </w:rPr>
-        <w:t xml:space="preserve">Analiz ve Keşif Atölyesi 2.6.’da [H</w:t>
+        <w:t xml:space="preserve">H</w:t>
       </w:r>
       <w:r>
         <w:rPr>
@@ -3242,7 +3392,7 @@
           <w:rFonts w:ascii="Times New Roman" w:hAnsi="Times New Roman" w:cs="Times New Roman"/>
           <w:lang w:val="tr-TR"/>
         </w:rPr>
-        <w:t xml:space="preserve">] değerlerini hesaplarken 10</w:t>
+        <w:t xml:space="preserve"> ve OH</w:t>
       </w:r>
       <w:r>
         <w:rPr>
@@ -3250,6 +3400,21 @@
           <w:lang w:val="tr-TR"/>
           <w:vertAlign w:val="superscript"/>
         </w:rPr>
+        <w:t xml:space="preserve">−</w:t>
+      </w:r>
+      <w:r>
+        <w:rPr>
+          <w:rFonts w:ascii="Times New Roman" w:hAnsi="Times New Roman" w:cs="Times New Roman"/>
+          <w:lang w:val="tr-TR"/>
+        </w:rPr>
+        <w:t xml:space="preserve"> derişimleri çoğunlukla 10</w:t>
+      </w:r>
+      <w:r>
+        <w:rPr>
+          <w:rFonts w:ascii="Times New Roman" w:hAnsi="Times New Roman" w:cs="Times New Roman"/>
+          <w:lang w:val="tr-TR"/>
+          <w:vertAlign w:val="superscript"/>
+        </w:rPr>
         <w:t xml:space="preserve">-7</w:t>
       </w:r>
       <w:r>
@@ -3257,7 +3422,7 @@
           <w:rFonts w:ascii="Times New Roman" w:hAnsi="Times New Roman" w:cs="Times New Roman"/>
           <w:lang w:val="tr-TR"/>
         </w:rPr>
-        <w:t xml:space="preserve"> mertebesinde çok küçük sayılarla çalıştınız. Bu değerleri tablodaki pH değerleriyle karşılaştırdığınızda aralarında logaritmik bir ilişki olduğunu fark etmiş olabilirsiniz. H</w:t>
+        <w:t xml:space="preserve"> mertebesinde ya da daha küçük sayılar olduğundan çözeltilerin asitliği ve bazlığı bu derişimlerin eksi logaritması olan pH ve pOH değerleriyle ifade edilir. pH değeri 1 birim azaldığında [H</w:t>
       </w:r>
       <w:r>
         <w:rPr>
@@ -3287,7 +3452,7 @@
           <w:rFonts w:ascii="Times New Roman" w:hAnsi="Times New Roman" w:cs="Times New Roman"/>
           <w:lang w:val="tr-TR"/>
         </w:rPr>
-        <w:t xml:space="preserve"> derişimleri genellikle bu kadar küçük sayılar olduğundan çözeltilerin asitliği pH ile ifade edilir. pH, H</w:t>
+        <w:t xml:space="preserve">] 10 kat artar. K</w:t>
       </w:r>
       <w:r>
         <w:rPr>
@@ -3295,6 +3460,21 @@
           <w:lang w:val="tr-TR"/>
           <w:vertAlign w:val="subscript"/>
         </w:rPr>
+        <w:t xml:space="preserve">su</w:t>
+      </w:r>
+      <w:r>
+        <w:rPr>
+          <w:rFonts w:ascii="Times New Roman" w:hAnsi="Times New Roman" w:cs="Times New Roman"/>
+          <w:lang w:val="tr-TR"/>
+        </w:rPr>
+        <w:t xml:space="preserve"> = [H</w:t>
+      </w:r>
+      <w:r>
+        <w:rPr>
+          <w:rFonts w:ascii="Times New Roman" w:hAnsi="Times New Roman" w:cs="Times New Roman"/>
+          <w:lang w:val="tr-TR"/>
+          <w:vertAlign w:val="subscript"/>
+        </w:rPr>
         <w:t xml:space="preserve">3</w:t>
       </w:r>
       <w:r>
@@ -3317,7 +3497,7 @@
           <w:rFonts w:ascii="Times New Roman" w:hAnsi="Times New Roman" w:cs="Times New Roman"/>
           <w:lang w:val="tr-TR"/>
         </w:rPr>
-        <w:t xml:space="preserve"> iyonu derişiminin eksi logaritmasıdır. Benzer şekilde pOH, OH</w:t>
+        <w:t xml:space="preserve">][OH</w:t>
       </w:r>
       <w:r>
         <w:rPr>
@@ -3332,7 +3512,7 @@
           <w:rFonts w:ascii="Times New Roman" w:hAnsi="Times New Roman" w:cs="Times New Roman"/>
           <w:lang w:val="tr-TR"/>
         </w:rPr>
-        <w:t xml:space="preserve"> iyonu derişiminin eksi logaritmasıdır. 25 °C’de K</w:t>
+        <w:t xml:space="preserve">] eşitliğinin her iki tarafının eksi logaritması alındığında −log K</w:t>
       </w:r>
       <w:r>
         <w:rPr>
@@ -3347,6 +3527,21 @@
           <w:rFonts w:ascii="Times New Roman" w:hAnsi="Times New Roman" w:cs="Times New Roman"/>
           <w:lang w:val="tr-TR"/>
         </w:rPr>
+        <w:t xml:space="preserve"> = pH + pOH bulunur. 25 °C’de K</w:t>
+      </w:r>
+      <w:r>
+        <w:rPr>
+          <w:rFonts w:ascii="Times New Roman" w:hAnsi="Times New Roman" w:cs="Times New Roman"/>
+          <w:lang w:val="tr-TR"/>
+          <w:vertAlign w:val="subscript"/>
+        </w:rPr>
+        <w:t xml:space="preserve">su</w:t>
+      </w:r>
+      <w:r>
+        <w:rPr>
+          <w:rFonts w:ascii="Times New Roman" w:hAnsi="Times New Roman" w:cs="Times New Roman"/>
+          <w:lang w:val="tr-TR"/>
+        </w:rPr>
         <w:t xml:space="preserve"> = 1,0·10</w:t>
       </w:r>
       <w:r>
@@ -3362,7 +3557,7 @@
           <w:rFonts w:ascii="Times New Roman" w:hAnsi="Times New Roman" w:cs="Times New Roman"/>
           <w:lang w:val="tr-TR"/>
         </w:rPr>
-        <w:t xml:space="preserve"> olduğundan pH + pOH = 14’tür. Bu sıcaklıkta nötr çözeltilerin pH’si 7, asidik çözeltilerin pH’si 7’den küçük, bazik çözeltilerin pH’si ise 7’den büyüktür.</w:t>
+        <w:t xml:space="preserve"> olduğundan bu sıcaklıkta pH + pOH = 14’tür. Buna göre 25 °C’de nötr çözeltilerin pH’si 7, asidik çözeltilerin pH’si 7’den küçük, bazik çözeltilerin pH’si ise 7’den büyüktür (Tablo A).</w:t>
       </w:r>
     </w:p>
     <w:p>
@@ -4058,7 +4253,7 @@
           <w:rFonts w:ascii="Times New Roman" w:hAnsi="Times New Roman" w:cs="Times New Roman"/>
           <w:lang w:val="tr-TR"/>
         </w:rPr>
-        <w:t xml:space="preserve">Analiz ve Keşif Atölyesi 2.6.’daki tabloyu incelediğinizde sıcaklık arttıkça K</w:t>
+        <w:t xml:space="preserve">Suyun otoiyonizasyonu endotermik bir olaydır: 2H</w:t>
       </w:r>
       <w:r>
         <w:rPr>
@@ -4066,6 +4261,66 @@
           <w:lang w:val="tr-TR"/>
           <w:vertAlign w:val="subscript"/>
         </w:rPr>
+        <w:t xml:space="preserve">2</w:t>
+      </w:r>
+      <w:r>
+        <w:rPr>
+          <w:rFonts w:ascii="Times New Roman" w:hAnsi="Times New Roman" w:cs="Times New Roman"/>
+          <w:lang w:val="tr-TR"/>
+        </w:rPr>
+        <w:t xml:space="preserve">O(s) + ısı ⇌ H</w:t>
+      </w:r>
+      <w:r>
+        <w:rPr>
+          <w:rFonts w:ascii="Times New Roman" w:hAnsi="Times New Roman" w:cs="Times New Roman"/>
+          <w:lang w:val="tr-TR"/>
+          <w:vertAlign w:val="subscript"/>
+        </w:rPr>
+        <w:t xml:space="preserve">3</w:t>
+      </w:r>
+      <w:r>
+        <w:rPr>
+          <w:rFonts w:ascii="Times New Roman" w:hAnsi="Times New Roman" w:cs="Times New Roman"/>
+          <w:lang w:val="tr-TR"/>
+        </w:rPr>
+        <w:t xml:space="preserve">O</w:t>
+      </w:r>
+      <w:r>
+        <w:rPr>
+          <w:rFonts w:ascii="Times New Roman" w:hAnsi="Times New Roman" w:cs="Times New Roman"/>
+          <w:lang w:val="tr-TR"/>
+          <w:vertAlign w:val="superscript"/>
+        </w:rPr>
+        <w:t xml:space="preserve">+</w:t>
+      </w:r>
+      <w:r>
+        <w:rPr>
+          <w:rFonts w:ascii="Times New Roman" w:hAnsi="Times New Roman" w:cs="Times New Roman"/>
+          <w:lang w:val="tr-TR"/>
+        </w:rPr>
+        <w:t xml:space="preserve">(suda) + OH</w:t>
+      </w:r>
+      <w:r>
+        <w:rPr>
+          <w:rFonts w:ascii="Times New Roman" w:hAnsi="Times New Roman" w:cs="Times New Roman"/>
+          <w:lang w:val="tr-TR"/>
+          <w:vertAlign w:val="superscript"/>
+        </w:rPr>
+        <w:t xml:space="preserve">−</w:t>
+      </w:r>
+      <w:r>
+        <w:rPr>
+          <w:rFonts w:ascii="Times New Roman" w:hAnsi="Times New Roman" w:cs="Times New Roman"/>
+          <w:lang w:val="tr-TR"/>
+        </w:rPr>
+        <w:t xml:space="preserve">(suda). Le Chatelier ilkesine göre sıcaklık arttıkça denge ürünler yönüne kayar; K</w:t>
+      </w:r>
+      <w:r>
+        <w:rPr>
+          <w:rFonts w:ascii="Times New Roman" w:hAnsi="Times New Roman" w:cs="Times New Roman"/>
+          <w:lang w:val="tr-TR"/>
+          <w:vertAlign w:val="subscript"/>
+        </w:rPr>
         <w:t xml:space="preserve">su</w:t>
       </w:r>
       <w:r>
@@ -4073,7 +4328,7 @@
           <w:rFonts w:ascii="Times New Roman" w:hAnsi="Times New Roman" w:cs="Times New Roman"/>
           <w:lang w:val="tr-TR"/>
         </w:rPr>
-        <w:t xml:space="preserve"> değerinin büyüdüğünü ve saf sudaki H</w:t>
+        <w:t xml:space="preserve"> büyür ve saf sudaki H</w:t>
       </w:r>
       <w:r>
         <w:rPr>
@@ -4118,7 +4373,7 @@
           <w:rFonts w:ascii="Times New Roman" w:hAnsi="Times New Roman" w:cs="Times New Roman"/>
           <w:lang w:val="tr-TR"/>
         </w:rPr>
-        <w:t xml:space="preserve"> derişimlerinin arttığını gördünüz (Grafik A). Sıcaklık artışının dengeyi ürünler yönüne kaydırması, suyun otoiyonizasyonunun endotermik bir olay olduğunu gösterir. Örneğin 50 °C’de saf suyun pH değeri 6,63’tür. Peki bu sıcaklıkta saf su asidik midir? Bu sıcaklıkta da [H</w:t>
+        <w:t xml:space="preserve"> derişimleri artar. Örneğin insan vücut sıcaklığı olan 37 °C’de K</w:t>
       </w:r>
       <w:r>
         <w:rPr>
@@ -4126,6 +4381,36 @@
           <w:lang w:val="tr-TR"/>
           <w:vertAlign w:val="subscript"/>
         </w:rPr>
+        <w:t xml:space="preserve">su</w:t>
+      </w:r>
+      <w:r>
+        <w:rPr>
+          <w:rFonts w:ascii="Times New Roman" w:hAnsi="Times New Roman" w:cs="Times New Roman"/>
+          <w:lang w:val="tr-TR"/>
+        </w:rPr>
+        <w:t xml:space="preserve"> = 2,4·10</w:t>
+      </w:r>
+      <w:r>
+        <w:rPr>
+          <w:rFonts w:ascii="Times New Roman" w:hAnsi="Times New Roman" w:cs="Times New Roman"/>
+          <w:lang w:val="tr-TR"/>
+          <w:vertAlign w:val="superscript"/>
+        </w:rPr>
+        <w:t xml:space="preserve">-14</w:t>
+      </w:r>
+      <w:r>
+        <w:rPr>
+          <w:rFonts w:ascii="Times New Roman" w:hAnsi="Times New Roman" w:cs="Times New Roman"/>
+          <w:lang w:val="tr-TR"/>
+        </w:rPr>
+        <w:t xml:space="preserve">’tür. Bu sıcaklıkta saf suda [H</w:t>
+      </w:r>
+      <w:r>
+        <w:rPr>
+          <w:rFonts w:ascii="Times New Roman" w:hAnsi="Times New Roman" w:cs="Times New Roman"/>
+          <w:lang w:val="tr-TR"/>
+          <w:vertAlign w:val="subscript"/>
+        </w:rPr>
         <w:t xml:space="preserve">3</w:t>
       </w:r>
       <w:r>
@@ -4163,7 +4448,127 @@
           <w:rFonts w:ascii="Times New Roman" w:hAnsi="Times New Roman" w:cs="Times New Roman"/>
           <w:lang w:val="tr-TR"/>
         </w:rPr>
-        <w:t xml:space="preserve">] eşitliği korunduğundan saf su nötrdür. Buradan pH = 7 nötrlük ölçütünün yalnızca 25 °C için geçerli olduğu sonucuna ulaşılabilir.</w:t>
+        <w:t xml:space="preserve">] = √(2,4·10</w:t>
+      </w:r>
+      <w:r>
+        <w:rPr>
+          <w:rFonts w:ascii="Times New Roman" w:hAnsi="Times New Roman" w:cs="Times New Roman"/>
+          <w:lang w:val="tr-TR"/>
+          <w:vertAlign w:val="superscript"/>
+        </w:rPr>
+        <w:t xml:space="preserve">-14</w:t>
+      </w:r>
+      <w:r>
+        <w:rPr>
+          <w:rFonts w:ascii="Times New Roman" w:hAnsi="Times New Roman" w:cs="Times New Roman"/>
+          <w:lang w:val="tr-TR"/>
+        </w:rPr>
+        <w:t xml:space="preserve">) = 1,55·10</w:t>
+      </w:r>
+      <w:r>
+        <w:rPr>
+          <w:rFonts w:ascii="Times New Roman" w:hAnsi="Times New Roman" w:cs="Times New Roman"/>
+          <w:lang w:val="tr-TR"/>
+          <w:vertAlign w:val="superscript"/>
+        </w:rPr>
+        <w:t xml:space="preserve">-7</w:t>
+      </w:r>
+      <w:r>
+        <w:rPr>
+          <w:rFonts w:ascii="Times New Roman" w:hAnsi="Times New Roman" w:cs="Times New Roman"/>
+          <w:lang w:val="tr-TR"/>
+        </w:rPr>
+        <w:t xml:space="preserve"> mol/L ve pH = 6,81’dir (Grafik A). pH değeri 7’den küçük olduğu hâlde 37 °C’deki saf su nötrdür; çünkü [H</w:t>
+      </w:r>
+      <w:r>
+        <w:rPr>
+          <w:rFonts w:ascii="Times New Roman" w:hAnsi="Times New Roman" w:cs="Times New Roman"/>
+          <w:lang w:val="tr-TR"/>
+          <w:vertAlign w:val="subscript"/>
+        </w:rPr>
+        <w:t xml:space="preserve">3</w:t>
+      </w:r>
+      <w:r>
+        <w:rPr>
+          <w:rFonts w:ascii="Times New Roman" w:hAnsi="Times New Roman" w:cs="Times New Roman"/>
+          <w:lang w:val="tr-TR"/>
+        </w:rPr>
+        <w:t xml:space="preserve">O</w:t>
+      </w:r>
+      <w:r>
+        <w:rPr>
+          <w:rFonts w:ascii="Times New Roman" w:hAnsi="Times New Roman" w:cs="Times New Roman"/>
+          <w:lang w:val="tr-TR"/>
+          <w:vertAlign w:val="superscript"/>
+        </w:rPr>
+        <w:t xml:space="preserve">+</w:t>
+      </w:r>
+      <w:r>
+        <w:rPr>
+          <w:rFonts w:ascii="Times New Roman" w:hAnsi="Times New Roman" w:cs="Times New Roman"/>
+          <w:lang w:val="tr-TR"/>
+        </w:rPr>
+        <w:t xml:space="preserve">] = [OH</w:t>
+      </w:r>
+      <w:r>
+        <w:rPr>
+          <w:rFonts w:ascii="Times New Roman" w:hAnsi="Times New Roman" w:cs="Times New Roman"/>
+          <w:lang w:val="tr-TR"/>
+          <w:vertAlign w:val="superscript"/>
+        </w:rPr>
+        <w:t xml:space="preserve">−</w:t>
+      </w:r>
+      <w:r>
+        <w:rPr>
+          <w:rFonts w:ascii="Times New Roman" w:hAnsi="Times New Roman" w:cs="Times New Roman"/>
+          <w:lang w:val="tr-TR"/>
+        </w:rPr>
+        <w:t xml:space="preserve">] eşitliği korunur. Buna göre bir çözeltinin nötr olup olmadığına [H</w:t>
+      </w:r>
+      <w:r>
+        <w:rPr>
+          <w:rFonts w:ascii="Times New Roman" w:hAnsi="Times New Roman" w:cs="Times New Roman"/>
+          <w:lang w:val="tr-TR"/>
+          <w:vertAlign w:val="subscript"/>
+        </w:rPr>
+        <w:t xml:space="preserve">3</w:t>
+      </w:r>
+      <w:r>
+        <w:rPr>
+          <w:rFonts w:ascii="Times New Roman" w:hAnsi="Times New Roman" w:cs="Times New Roman"/>
+          <w:lang w:val="tr-TR"/>
+        </w:rPr>
+        <w:t xml:space="preserve">O</w:t>
+      </w:r>
+      <w:r>
+        <w:rPr>
+          <w:rFonts w:ascii="Times New Roman" w:hAnsi="Times New Roman" w:cs="Times New Roman"/>
+          <w:lang w:val="tr-TR"/>
+          <w:vertAlign w:val="superscript"/>
+        </w:rPr>
+        <w:t xml:space="preserve">+</w:t>
+      </w:r>
+      <w:r>
+        <w:rPr>
+          <w:rFonts w:ascii="Times New Roman" w:hAnsi="Times New Roman" w:cs="Times New Roman"/>
+          <w:lang w:val="tr-TR"/>
+        </w:rPr>
+        <w:t xml:space="preserve">] ile [OH</w:t>
+      </w:r>
+      <w:r>
+        <w:rPr>
+          <w:rFonts w:ascii="Times New Roman" w:hAnsi="Times New Roman" w:cs="Times New Roman"/>
+          <w:lang w:val="tr-TR"/>
+          <w:vertAlign w:val="superscript"/>
+        </w:rPr>
+        <w:t xml:space="preserve">−</w:t>
+      </w:r>
+      <w:r>
+        <w:rPr>
+          <w:rFonts w:ascii="Times New Roman" w:hAnsi="Times New Roman" w:cs="Times New Roman"/>
+          <w:lang w:val="tr-TR"/>
+        </w:rPr>
+        <w:t xml:space="preserve">] karşılaştırılarak karar verilir; pH = 7 nötrlük ölçütü yalnızca 25 °C için geçerlidir. Aynı nedenle 37 °C’de pH değeri yaklaşık 7,4 olan kan nötr değil, hafif baziktir.</w:t>
       </w:r>
     </w:p>
     <w:p xmlns:a="http://schemas.openxmlformats.org/drawingml/2006/main" xmlns:pic="http://schemas.openxmlformats.org/drawingml/2006/picture">
@@ -4178,7 +4583,7 @@
         <w:drawing>
           <wp:inline distT="0" distB="0" distL="0" distR="0">
             <wp:extent cx="4320000" cy="2592000"/>
-            <wp:docPr id="900003" name="Grafik 900003" descr="Saf suyun pH değerinin sıcaklıkla değişimi"/>
+            <wp:docPr id="900003" name="Grafik 900003" descr="Saf suyun pH değerinin sıcaklıkla değişimi (37 °C vurgulu)"/>
             <wp:cNvGraphicFramePr>
               <a:graphicFrameLocks noChangeAspect="1"/>
             </wp:cNvGraphicFramePr>
@@ -4247,20 +4652,39 @@
       <w:r>
         <w:rPr>
           <w:rFonts w:ascii="Times New Roman" w:hAnsi="Times New Roman" w:cs="Times New Roman"/>
-          <w:b/>
-          <w:bCs/>
-          <w:highlight w:val="yellow"/>
-          <w:lang w:val="tr-TR"/>
-        </w:rPr>
-        <w:t xml:space="preserve">NOT: </w:t>
-      </w:r>
-      <w:r>
-        <w:rPr>
-          <w:rFonts w:ascii="Times New Roman" w:hAnsi="Times New Roman" w:cs="Times New Roman"/>
-          <w:highlight w:val="yellow"/>
-          <w:lang w:val="tr-TR"/>
-        </w:rPr>
-        <w:t xml:space="preserve">Grafik taslaktır; değerler Analiz ve Keşif Atölyesi 2.6.’daki tablodan alınmıştır.</w:t>
+          <w:lang w:val="tr-TR"/>
+        </w:rPr>
+        <w:t xml:space="preserve">NOT: Grafikteki değerler genel kimya kaynaklarındaki K</w:t>
+      </w:r>
+      <w:r>
+        <w:rPr>
+          <w:rFonts w:ascii="Times New Roman" w:hAnsi="Times New Roman" w:cs="Times New Roman"/>
+          <w:lang w:val="tr-TR"/>
+          <w:vertAlign w:val="subscript"/>
+        </w:rPr>
+        <w:t xml:space="preserve">su</w:t>
+      </w:r>
+      <w:r>
+        <w:rPr>
+          <w:rFonts w:ascii="Times New Roman" w:hAnsi="Times New Roman" w:cs="Times New Roman"/>
+          <w:lang w:val="tr-TR"/>
+        </w:rPr>
+        <w:t xml:space="preserve"> verilerinden hesaplanmıştır (saf suda pH = −½·log K</w:t>
+      </w:r>
+      <w:r>
+        <w:rPr>
+          <w:rFonts w:ascii="Times New Roman" w:hAnsi="Times New Roman" w:cs="Times New Roman"/>
+          <w:lang w:val="tr-TR"/>
+          <w:vertAlign w:val="subscript"/>
+        </w:rPr>
+        <w:t xml:space="preserve">su</w:t>
+      </w:r>
+      <w:r>
+        <w:rPr>
+          <w:rFonts w:ascii="Times New Roman" w:hAnsi="Times New Roman" w:cs="Times New Roman"/>
+          <w:lang w:val="tr-TR"/>
+        </w:rPr>
+        <w:t xml:space="preserve">).</w:t>
       </w:r>
     </w:p>
     <w:p>
@@ -5868,13 +6292,13 @@
           <w:rFonts w:ascii="Times New Roman" w:hAnsi="Times New Roman" w:cs="Times New Roman"/>
           <w:lang w:val="tr-TR"/>
         </w:rPr>
-        <w:t xml:space="preserve">2. 0 °C’de K</w:t>
-      </w:r>
-      <w:r>
-        <w:rPr>
-          <w:rFonts w:ascii="Times New Roman" w:hAnsi="Times New Roman" w:cs="Times New Roman"/>
+        <w:t xml:space="preserve">2. 10 °C’de K</w:t>
+      </w:r>
+      <w:r>
+        <w:rPr>
+          <w:rFonts w:ascii="Times New Roman" w:hAnsi="Times New Roman" w:cs="Times New Roman"/>
+          <w:lang w:val="tr-TR"/>
           <w:vertAlign w:val="subscript"/>
-          <w:lang w:val="tr-TR"/>
         </w:rPr>
         <w:t xml:space="preserve">su</w:t>
       </w:r>
@@ -5883,13 +6307,13 @@
           <w:rFonts w:ascii="Times New Roman" w:hAnsi="Times New Roman" w:cs="Times New Roman"/>
           <w:lang w:val="tr-TR"/>
         </w:rPr>
-        <w:t xml:space="preserve"> = 1,14·10</w:t>
-      </w:r>
-      <w:r>
-        <w:rPr>
-          <w:rFonts w:ascii="Times New Roman" w:hAnsi="Times New Roman" w:cs="Times New Roman"/>
+        <w:t xml:space="preserve"> = 2,92·10</w:t>
+      </w:r>
+      <w:r>
+        <w:rPr>
+          <w:rFonts w:ascii="Times New Roman" w:hAnsi="Times New Roman" w:cs="Times New Roman"/>
+          <w:lang w:val="tr-TR"/>
           <w:vertAlign w:val="superscript"/>
-          <w:lang w:val="tr-TR"/>
         </w:rPr>
         <w:t xml:space="preserve">-15</w:t>
       </w:r>
@@ -5903,8 +6327,8 @@
       <w:r>
         <w:rPr>
           <w:rFonts w:ascii="Times New Roman" w:hAnsi="Times New Roman" w:cs="Times New Roman"/>
+          <w:lang w:val="tr-TR"/>
           <w:vertAlign w:val="superscript"/>
-          <w:lang w:val="tr-TR"/>
         </w:rPr>
         <w:t xml:space="preserve">−</w:t>
       </w:r>
@@ -5913,7 +6337,7 @@
           <w:rFonts w:ascii="Times New Roman" w:hAnsi="Times New Roman" w:cs="Times New Roman"/>
           <w:lang w:val="tr-TR"/>
         </w:rPr>
-        <w:t xml:space="preserve">] derişimini hesaplayınız. Saf suyun pH değeri 7’den büyük olduğu hâlde neden bazik olmadığını açıklayınız.</w:t>
+        <w:t xml:space="preserve">] derişimini ve pH değerini hesaplayınız. Saf suyun pH değeri 7’den büyük olduğu hâlde neden bazik olmadığını açıklayınız. (√29,2 ≈ 5,40; log 5,40 = 0,73)</w:t>
       </w:r>
     </w:p>
     <w:tbl>

--- a/Kim11-2-6-Suyun-Otoiyonizasyonu.docx
+++ b/Kim11-2-6-Suyun-Otoiyonizasyonu.docx
@@ -656,7 +656,7 @@
           <w:rFonts w:ascii="Times New Roman" w:hAnsi="Times New Roman" w:cs="Times New Roman"/>
           <w:lang w:val="tr-TR"/>
         </w:rPr>
-        <w:t xml:space="preserve">Saf suyun elektriği iletmediği sıklıkla söylenir. Oysa çok hassas iletkenlik ölçerlerle yapılan ölçümler, saf suyun da çok az da olsa elektrik akımını ilettiğini gösterir (Görsel B). Elektrik akımının bir çözeltide iletilebilmesi için ortamda serbestçe hareket edebilen iyonlar bulunması gerekir. Peki hiçbir madde çözünmemiş saf suda bu iyonlar nereden gelmektedir? Saf suyun pH değeri neden 7’dir ve bu değer sıcaklıkla değişir mi? Bir etkinlik yaparak keşfediniz. Analiz ve Keşif Atölyesi 2.6.’da saf suyun otoiyonizasyonuna ilişkin bilimsel gözlem yapacaksınız: Bu olayı hangi niteliklerle izleyebileceğinizi tanımlayacak, farklı sıcaklıklarda elde edilen verileri inceleyip kaydedecek ve vardığınız sonucu suyun iyonlaşma sabitiyle açıklayacaksınız. Fikirlerinizi çekinmeden dile getirirken arkadaşlarınızın farklı görüşlerine de kulak vererek iletişim becerilerinizi ve empati eğiliminizi güçlendireceksiniz.</w:t>
+        <w:t xml:space="preserve">Saf suyun elektriği iletmediği sıklıkla söylenir. Oysa çok hassas iletkenlik ölçerlerle yapılan ölçümler, saf suyun da çok az da olsa elektrik akımını ilettiğini gösterir (Görsel B). Elektrik akımının bir çözeltide iletilebilmesi için ortamda serbestçe hareket edebilen iyonlar bulunması gerekir. Peki hiçbir madde çözünmemiş saf suda bu iyonlar nereden gelmektedir? Saf suyun pH değeri neden 7’dir ve bu değer sıcaklıkla değişir mi? Bu soruların cevabını bir etkinlik yaparak keşfediniz. Analiz ve Keşif Atölyesi 2.6.’da saf suyun otoiyonizasyonuna ilişkin bilimsel gözlem yapacaksınız: Bu olayı hangi niteliklerle izleyebileceğinizi tanımlayacak, farklı sıcaklıklarda elde edilen verileri inceleyip kaydedecek ve vardığınız sonucu suyun iyonlaşma sabitiyle açıklayacaksınız. Fikirlerinizi çekinmeden dile getirirken arkadaşlarınızın farklı görüşlerine de kulak vererek iletişim becerilerinizi ve empati eğiliminizi güçlendireceksiniz.</w:t>
       </w:r>
     </w:p>
     <w:tbl>

--- a/Kim11-2-6-Suyun-Otoiyonizasyonu.docx
+++ b/Kim11-2-6-Suyun-Otoiyonizasyonu.docx
@@ -4582,7 +4582,7 @@
       <w:r>
         <w:drawing>
           <wp:inline distT="0" distB="0" distL="0" distR="0">
-            <wp:extent cx="4320000" cy="2592000"/>
+            <wp:extent cx="4319024" cy="2663957"/>
             <wp:docPr id="900003" name="Grafik 900003" descr="Saf suyun pH değerinin sıcaklıkla değişimi (37 °C vurgulu)"/>
             <wp:cNvGraphicFramePr>
               <a:graphicFrameLocks noChangeAspect="1"/>
@@ -4603,7 +4603,7 @@
                   <pic:spPr>
                     <a:xfrm>
                       <a:off x="0" y="0"/>
-                      <a:ext cx="4320000" cy="2592000"/>
+                      <a:ext cx="4319024" cy="2663957"/>
                     </a:xfrm>
                     <a:prstGeom prst="rect">
                       <a:avLst/>

--- a/Kim11-2-6-Suyun-Otoiyonizasyonu.docx
+++ b/Kim11-2-6-Suyun-Otoiyonizasyonu.docx
@@ -656,7 +656,7 @@
           <w:rFonts w:ascii="Times New Roman" w:hAnsi="Times New Roman" w:cs="Times New Roman"/>
           <w:lang w:val="tr-TR"/>
         </w:rPr>
-        <w:t xml:space="preserve">Saf suyun elektriği iletmediği sıklıkla söylenir. Oysa çok hassas iletkenlik ölçerlerle yapılan ölçümler, saf suyun da çok az da olsa elektrik akımını ilettiğini gösterir (Görsel B). Elektrik akımının bir çözeltide iletilebilmesi için ortamda serbestçe hareket edebilen iyonlar bulunması gerekir. Peki hiçbir madde çözünmemiş saf suda bu iyonlar nereden gelmektedir? Saf suyun pH değeri neden 7’dir ve bu değer sıcaklıkla değişir mi? Bu soruların cevabını bir etkinlik yaparak keşfediniz. Analiz ve Keşif Atölyesi 2.6.’da saf suyun otoiyonizasyonuna ilişkin bilimsel gözlem yapacaksınız: Bu olayı hangi niteliklerle izleyebileceğinizi tanımlayacak, farklı sıcaklıklarda elde edilen verileri inceleyip kaydedecek ve vardığınız sonucu suyun iyonlaşma sabitiyle açıklayacaksınız. Fikirlerinizi çekinmeden dile getirirken arkadaşlarınızın farklı görüşlerine de kulak vererek iletişim becerilerinizi ve empati eğiliminizi güçlendireceksiniz.</w:t>
+        <w:t xml:space="preserve">Saf suyun elektriği iletmediği sıklıkla söylenir (Görsel B). Oysa çok hassas iletkenlik ölçerlerle yapılan ölçümler, saf suyun da çok az da olsa elektrik akımını ilettiğini gösterir (Görsel C). Elektrik akımının bir çözeltide iletilebilmesi için ortamda serbestçe hareket edebilen iyonlar bulunması gerekir. Peki hiçbir madde çözünmemiş saf suda bu iyonlar nereden gelmektedir? Saf suyun pH değeri neden 7’dir ve bu değer sıcaklıkla değişir mi? Bu soruların cevabını bir etkinlik yaparak keşfediniz. Analiz ve Keşif Atölyesi 2.6.’da saf suyun otoiyonizasyonuna ilişkin bilimsel gözlem yapacaksınız: Bu olayı hangi niteliklerle izleyebileceğinizi tanımlayacak, farklı sıcaklıklarda elde edilen verileri inceleyip kaydedecek ve vardığınız sonucu suyun iyonlaşma sabitiyle açıklayacaksınız. Fikirlerinizi çekinmeden dile getirirken arkadaşlarınızın farklı görüşlerine de kulak vererek iletişim becerilerinizi ve empati eğiliminizi güçlendireceksiniz.</w:t>
       </w:r>
     </w:p>
     <w:tbl>
@@ -664,24 +664,98 @@
         <w:tblW w:w="9000" w:type="dxa"/>
         <w:jc w:val="center"/>
         <w:tblBorders>
-          <w:top w:val="single" w:sz="8" w:space="0" w:color="7F7F7F"/>
-          <w:left w:val="single" w:sz="8" w:space="0" w:color="7F7F7F"/>
-          <w:bottom w:val="single" w:sz="8" w:space="0" w:color="7F7F7F"/>
-          <w:right w:val="single" w:sz="8" w:space="0" w:color="7F7F7F"/>
+          <w:top w:val="nil"/>
+          <w:left w:val="nil"/>
+          <w:bottom w:val="nil"/>
+          <w:right w:val="nil"/>
+          <w:insideH w:val="nil"/>
+          <w:insideV w:val="nil"/>
         </w:tblBorders>
+        <w:tblLayout w:type="fixed"/>
       </w:tblPr>
       <w:tblGrid>
-        <w:gridCol w:w="9000"/>
+        <w:gridCol w:w="4500"/>
+        <w:gridCol w:w="4500"/>
       </w:tblGrid>
       <w:tr>
         <w:tc>
           <w:tcPr>
-            <w:tcW w:w="9000" w:type="dxa"/>
-            <w:shd w:val="clear" w:color="auto" w:fill="EDEDED"/>
+            <w:tcW w:w="4500" w:type="dxa"/>
           </w:tcPr>
+          <w:tbl>
+            <w:tblPr>
+              <w:tblW w:w="4300" w:type="dxa"/>
+              <w:jc w:val="center"/>
+              <w:tblBorders>
+                <w:top w:val="single" w:sz="8" w:space="0" w:color="7F7F7F"/>
+                <w:left w:val="single" w:sz="8" w:space="0" w:color="7F7F7F"/>
+                <w:bottom w:val="single" w:sz="8" w:space="0" w:color="7F7F7F"/>
+                <w:right w:val="single" w:sz="8" w:space="0" w:color="7F7F7F"/>
+              </w:tblBorders>
+            </w:tblPr>
+            <w:tblGrid>
+              <w:gridCol w:w="4300"/>
+            </w:tblGrid>
+            <w:tr>
+              <w:tc>
+                <w:tcPr>
+                  <w:tcW w:w="4300" w:type="dxa"/>
+                  <w:shd w:val="clear" w:color="auto" w:fill="EDEDED"/>
+                </w:tcPr>
+                <w:p>
+                  <w:pPr>
+                    <w:jc w:val="both"/>
+                    <w:rPr>
+                      <w:rFonts w:ascii="Times New Roman" w:hAnsi="Times New Roman" w:cs="Times New Roman"/>
+                      <w:lang w:val="tr-TR"/>
+                    </w:rPr>
+                  </w:pPr>
+                  <w:r>
+                    <w:rPr>
+                      <w:rFonts w:ascii="Times New Roman" w:hAnsi="Times New Roman" w:cs="Times New Roman"/>
+                      <w:lang w:val="tr-TR"/>
+                    </w:rPr>
+                    <w:t xml:space="preserve">GÖRSEL ALANI (Shutterstock)</w:t>
+                  </w:r>
+                </w:p>
+                <w:p>
+                  <w:pPr>
+                    <w:jc w:val="both"/>
+                    <w:rPr>
+                      <w:rFonts w:ascii="Times New Roman" w:hAnsi="Times New Roman" w:cs="Times New Roman"/>
+                      <w:lang w:val="tr-TR"/>
+                    </w:rPr>
+                  </w:pPr>
+                  <w:r>
+                    <w:rPr>
+                      <w:rFonts w:ascii="Times New Roman" w:hAnsi="Times New Roman" w:cs="Times New Roman"/>
+                      <w:lang w:val="tr-TR"/>
+                    </w:rPr>
+                    <w:t xml:space="preserve">Tarif: Laboratuvar tezgâhında saf su (damıtık su) dolu, etiketsiz pisetler.</w:t>
+                  </w:r>
+                </w:p>
+                <w:p>
+                  <w:pPr>
+                    <w:jc w:val="both"/>
+                    <w:rPr>
+                      <w:rFonts w:ascii="Times New Roman" w:hAnsi="Times New Roman" w:cs="Times New Roman"/>
+                      <w:lang w:val="tr-TR"/>
+                    </w:rPr>
+                  </w:pPr>
+                  <w:r>
+                    <w:rPr>
+                      <w:rFonts w:ascii="Times New Roman" w:hAnsi="Times New Roman" w:cs="Times New Roman"/>
+                      <w:lang w:val="tr-TR"/>
+                    </w:rPr>
+                    <w:t xml:space="preserve">Shutter ID: 2259054387 (fotoğraf) — Wash bottles with distilled water in laboratory</w:t>
+                  </w:r>
+                </w:p>
+              </w:tc>
+            </w:tr>
+          </w:tbl>
           <w:p>
             <w:pPr>
-              <w:jc w:val="both"/>
+              <w:jc w:val="center"/>
               <w:rPr>
                 <w:rFonts w:ascii="Times New Roman" w:hAnsi="Times New Roman" w:cs="Times New Roman"/>
                 <w:lang w:val="tr-TR"/>
@@ -690,14 +764,99 @@
             <w:r>
               <w:rPr>
                 <w:rFonts w:ascii="Times New Roman" w:hAnsi="Times New Roman" w:cs="Times New Roman"/>
-                <w:lang w:val="tr-TR"/>
-              </w:rPr>
-              <w:t xml:space="preserve">GÖRSEL ALANI (Shutterstock)</w:t>
+                <w:b/>
+                <w:bCs/>
+                <w:lang w:val="tr-TR"/>
+              </w:rPr>
+              <w:t xml:space="preserve">Görsel B:</w:t>
+            </w:r>
+            <w:r>
+              <w:rPr>
+                <w:rFonts w:ascii="Times New Roman" w:hAnsi="Times New Roman" w:cs="Times New Roman"/>
+                <w:lang w:val="tr-TR"/>
+              </w:rPr>
+              <w:t xml:space="preserve"> Laboratuvarda kullanılan saf su</w:t>
             </w:r>
           </w:p>
+        </w:tc>
+        <w:tc>
+          <w:tcPr>
+            <w:tcW w:w="4500" w:type="dxa"/>
+          </w:tcPr>
+          <w:tbl>
+            <w:tblPr>
+              <w:tblW w:w="4300" w:type="dxa"/>
+              <w:jc w:val="center"/>
+              <w:tblBorders>
+                <w:top w:val="single" w:sz="8" w:space="0" w:color="7F7F7F"/>
+                <w:left w:val="single" w:sz="8" w:space="0" w:color="7F7F7F"/>
+                <w:bottom w:val="single" w:sz="8" w:space="0" w:color="7F7F7F"/>
+                <w:right w:val="single" w:sz="8" w:space="0" w:color="7F7F7F"/>
+              </w:tblBorders>
+            </w:tblPr>
+            <w:tblGrid>
+              <w:gridCol w:w="4300"/>
+            </w:tblGrid>
+            <w:tr>
+              <w:tc>
+                <w:tcPr>
+                  <w:tcW w:w="4300" w:type="dxa"/>
+                  <w:shd w:val="clear" w:color="auto" w:fill="EDEDED"/>
+                </w:tcPr>
+                <w:p>
+                  <w:pPr>
+                    <w:jc w:val="both"/>
+                    <w:rPr>
+                      <w:rFonts w:ascii="Times New Roman" w:hAnsi="Times New Roman" w:cs="Times New Roman"/>
+                      <w:lang w:val="tr-TR"/>
+                    </w:rPr>
+                  </w:pPr>
+                  <w:r>
+                    <w:rPr>
+                      <w:rFonts w:ascii="Times New Roman" w:hAnsi="Times New Roman" w:cs="Times New Roman"/>
+                      <w:lang w:val="tr-TR"/>
+                    </w:rPr>
+                    <w:t xml:space="preserve">GÖRSEL ALANI (Shutterstock)</w:t>
+                  </w:r>
+                </w:p>
+                <w:p>
+                  <w:pPr>
+                    <w:jc w:val="both"/>
+                    <w:rPr>
+                      <w:rFonts w:ascii="Times New Roman" w:hAnsi="Times New Roman" w:cs="Times New Roman"/>
+                      <w:lang w:val="tr-TR"/>
+                    </w:rPr>
+                  </w:pPr>
+                  <w:r>
+                    <w:rPr>
+                      <w:rFonts w:ascii="Times New Roman" w:hAnsi="Times New Roman" w:cs="Times New Roman"/>
+                      <w:lang w:val="tr-TR"/>
+                    </w:rPr>
+                    <w:t xml:space="preserve">Tarif: Bir beherdeki saf suya daldırılmış dijital iletkenlik ölçer (kondüktometre) ya da pH metre; ekranda düşük bir değer okunuyor. Laboratuvar ortamı.</w:t>
+                  </w:r>
+                </w:p>
+                <w:p>
+                  <w:pPr>
+                    <w:jc w:val="both"/>
+                    <w:rPr>
+                      <w:rFonts w:ascii="Times New Roman" w:hAnsi="Times New Roman" w:cs="Times New Roman"/>
+                      <w:lang w:val="tr-TR"/>
+                    </w:rPr>
+                  </w:pPr>
+                  <w:r>
+                    <w:rPr>
+                      <w:rFonts w:ascii="Times New Roman" w:hAnsi="Times New Roman" w:cs="Times New Roman"/>
+                      <w:lang w:val="tr-TR"/>
+                    </w:rPr>
+                    <w:t xml:space="preserve">Shutter ID: 760479283 (fotoğraf) — Conductivity meter in chemical laboratory</w:t>
+                  </w:r>
+                </w:p>
+              </w:tc>
+            </w:tr>
+          </w:tbl>
           <w:p>
             <w:pPr>
-              <w:jc w:val="both"/>
+              <w:jc w:val="center"/>
               <w:rPr>
                 <w:rFonts w:ascii="Times New Roman" w:hAnsi="Times New Roman" w:cs="Times New Roman"/>
                 <w:lang w:val="tr-TR"/>
@@ -706,64 +865,23 @@
             <w:r>
               <w:rPr>
                 <w:rFonts w:ascii="Times New Roman" w:hAnsi="Times New Roman" w:cs="Times New Roman"/>
-                <w:lang w:val="tr-TR"/>
-              </w:rPr>
-              <w:t xml:space="preserve">Tarif: Bir beherdeki saf suya daldırılmış dijital iletkenlik ölçer (kondüktometre) ya da pH metre; ekranda düşük bir değer okunuyor. Laboratuvar ortamı.</w:t>
+                <w:b/>
+                <w:bCs/>
+                <w:lang w:val="tr-TR"/>
+              </w:rPr>
+              <w:t xml:space="preserve">Görsel C:</w:t>
             </w:r>
-          </w:p>
-          <w:p>
-            <w:pPr>
-              <w:jc w:val="both"/>
-              <w:rPr>
-                <w:rFonts w:ascii="Times New Roman" w:hAnsi="Times New Roman" w:cs="Times New Roman"/>
-                <w:lang w:val="tr-TR"/>
-              </w:rPr>
-            </w:pPr>
             <w:r>
               <w:rPr>
                 <w:rFonts w:ascii="Times New Roman" w:hAnsi="Times New Roman" w:cs="Times New Roman"/>
                 <w:lang w:val="tr-TR"/>
               </w:rPr>
-              <w:t xml:space="preserve">Shutter ID: 760479283 (fotoğraf) — Conductivity meter in chemical laboratory</w:t>
+              <w:t xml:space="preserve"> Saf suyun iletkenliğinin ölçülmesi</w:t>
             </w:r>
           </w:p>
         </w:tc>
       </w:tr>
     </w:tbl>
-    <w:p>
-      <w:pPr>
-        <w:jc w:val="both"/>
-        <w:rPr>
-          <w:rFonts w:ascii="Times New Roman" w:hAnsi="Times New Roman" w:cs="Times New Roman"/>
-          <w:lang w:val="tr-TR"/>
-        </w:rPr>
-      </w:pPr>
-    </w:p>
-    <w:p>
-      <w:pPr>
-        <w:jc w:val="center"/>
-        <w:rPr>
-          <w:rFonts w:ascii="Times New Roman" w:hAnsi="Times New Roman" w:cs="Times New Roman"/>
-          <w:lang w:val="tr-TR"/>
-        </w:rPr>
-      </w:pPr>
-      <w:r>
-        <w:rPr>
-          <w:rFonts w:ascii="Times New Roman" w:hAnsi="Times New Roman" w:cs="Times New Roman"/>
-          <w:b/>
-          <w:bCs/>
-          <w:lang w:val="tr-TR"/>
-        </w:rPr>
-        <w:t xml:space="preserve">Görsel B:</w:t>
-      </w:r>
-      <w:r>
-        <w:rPr>
-          <w:rFonts w:ascii="Times New Roman" w:hAnsi="Times New Roman" w:cs="Times New Roman"/>
-          <w:lang w:val="tr-TR"/>
-        </w:rPr>
-        <w:t xml:space="preserve"> Saf suyun iletkenliğinin ölçülmesi</w:t>
-      </w:r>
-    </w:p>
     <w:p>
       <w:pPr>
         <w:keepNext/>

--- a/Kim11-2-6-Suyun-Otoiyonizasyonu.docx
+++ b/Kim11-2-6-Suyun-Otoiyonizasyonu.docx
@@ -4770,6 +4770,7 @@
       <w:r>
         <w:rPr>
           <w:rFonts w:ascii="Times New Roman" w:hAnsi="Times New Roman" w:cs="Times New Roman"/>
+          <w:highlight w:val="yellow"/>
           <w:lang w:val="tr-TR"/>
         </w:rPr>
         <w:t xml:space="preserve">NOT: Grafikteki değerler genel kimya kaynaklarındaki K</w:t>
@@ -4778,6 +4779,7 @@
         <w:rPr>
           <w:rFonts w:ascii="Times New Roman" w:hAnsi="Times New Roman" w:cs="Times New Roman"/>
           <w:lang w:val="tr-TR"/>
+          <w:highlight w:val="yellow"/>
           <w:vertAlign w:val="subscript"/>
         </w:rPr>
         <w:t xml:space="preserve">su</w:t>
@@ -4785,6 +4787,7 @@
       <w:r>
         <w:rPr>
           <w:rFonts w:ascii="Times New Roman" w:hAnsi="Times New Roman" w:cs="Times New Roman"/>
+          <w:highlight w:val="yellow"/>
           <w:lang w:val="tr-TR"/>
         </w:rPr>
         <w:t xml:space="preserve"> verilerinden hesaplanmıştır (saf suda pH = −½·log K</w:t>
@@ -4793,6 +4796,7 @@
         <w:rPr>
           <w:rFonts w:ascii="Times New Roman" w:hAnsi="Times New Roman" w:cs="Times New Roman"/>
           <w:lang w:val="tr-TR"/>
+          <w:highlight w:val="yellow"/>
           <w:vertAlign w:val="subscript"/>
         </w:rPr>
         <w:t xml:space="preserve">su</w:t>
@@ -4800,6 +4804,7 @@
       <w:r>
         <w:rPr>
           <w:rFonts w:ascii="Times New Roman" w:hAnsi="Times New Roman" w:cs="Times New Roman"/>
+          <w:highlight w:val="yellow"/>
           <w:lang w:val="tr-TR"/>
         </w:rPr>
         <w:t xml:space="preserve">).</w:t>

--- a/Kim11-2-6-Suyun-Otoiyonizasyonu.docx
+++ b/Kim11-2-6-Suyun-Otoiyonizasyonu.docx
@@ -22,165 +22,113 @@
         <w:t xml:space="preserve">BÖLÜM: Asit ve Baz Çözeltilerinde Denge</w:t>
       </w:r>
     </w:p>
-    <w:tbl>
-      <w:tblPr>
-        <w:tblW w:w="9000" w:type="dxa"/>
+    <w:p>
+      <w:pPr>
         <w:jc w:val="center"/>
-        <w:tblBorders>
-          <w:top w:val="single" w:sz="8" w:space="0" w:color="7F7F7F"/>
-          <w:left w:val="single" w:sz="8" w:space="0" w:color="7F7F7F"/>
-          <w:bottom w:val="single" w:sz="8" w:space="0" w:color="7F7F7F"/>
-          <w:right w:val="single" w:sz="8" w:space="0" w:color="7F7F7F"/>
-        </w:tblBorders>
-      </w:tblPr>
-      <w:tblGrid>
-        <w:gridCol w:w="9000"/>
-      </w:tblGrid>
-      <w:tr>
-        <w:tc>
-          <w:tcPr>
-            <w:tcW w:w="9000" w:type="dxa"/>
-            <w:shd w:val="clear" w:color="auto" w:fill="EDEDED"/>
-          </w:tcPr>
-          <w:p>
-            <w:pPr>
-              <w:jc w:val="both"/>
-              <w:rPr>
-                <w:rFonts w:ascii="Times New Roman" w:hAnsi="Times New Roman" w:cs="Times New Roman"/>
-                <w:lang w:val="tr-TR"/>
-              </w:rPr>
-            </w:pPr>
-            <w:r>
-              <w:rPr>
-                <w:rFonts w:ascii="Times New Roman" w:hAnsi="Times New Roman" w:cs="Times New Roman"/>
-                <w:lang w:val="tr-TR"/>
-              </w:rPr>
-              <w:t xml:space="preserve">GÖRSEL ALANI (Bölüm kapağı, tam sayfa; Shutterstock)</w:t>
-            </w:r>
-          </w:p>
-          <w:p>
-            <w:pPr>
-              <w:jc w:val="both"/>
-              <w:rPr>
-                <w:rFonts w:ascii="Times New Roman" w:hAnsi="Times New Roman" w:cs="Times New Roman"/>
-                <w:lang w:val="tr-TR"/>
-              </w:rPr>
-            </w:pPr>
-            <w:r>
-              <w:rPr>
-                <w:rFonts w:ascii="Times New Roman" w:hAnsi="Times New Roman" w:cs="Times New Roman"/>
-                <w:lang w:val="tr-TR"/>
-              </w:rPr>
-              <w:t xml:space="preserve">Tarif: Limon, sirke, portakal, sabun, çamaşır suyu ve mide ilacı gibi günlük hayatta kullanılan asidik ve bazik ürünlerin bir arada düzenlendiği renkli bir kompozisyon; marka ve logo görünmesin (tam sayfa bölüm kapağı).</w:t>
-            </w:r>
-          </w:p>
-          <w:p>
-            <w:pPr>
-              <w:jc w:val="both"/>
-              <w:rPr>
-                <w:rFonts w:ascii="Times New Roman" w:hAnsi="Times New Roman" w:cs="Times New Roman"/>
-                <w:lang w:val="tr-TR"/>
-              </w:rPr>
-            </w:pPr>
-            <w:r>
-              <w:rPr>
-                <w:rFonts w:ascii="Times New Roman" w:hAnsi="Times New Roman" w:cs="Times New Roman"/>
-                <w:lang w:val="tr-TR"/>
-              </w:rPr>
-              <w:t xml:space="preserve">Shutter ID: 2388261405 (fotoğraf) — Jar with baking soda, bottle of vinegar and lemon</w:t>
-            </w:r>
-          </w:p>
-        </w:tc>
-      </w:tr>
-    </w:tbl>
+      </w:pPr>
+      <w:r>
+        <w:drawing>
+          <wp:inline xmlns:a="http://schemas.openxmlformats.org/drawingml/2006/main" xmlns:pic="http://schemas.openxmlformats.org/drawingml/2006/picture">
+            <wp:extent cx="3777300" cy="4320000"/>
+            <wp:docPr id="900011" name="Picture 900011"/>
+            <wp:cNvGraphicFramePr>
+              <a:graphicFrameLocks noChangeAspect="1"/>
+            </wp:cNvGraphicFramePr>
+            <a:graphic>
+              <a:graphicData uri="http://schemas.openxmlformats.org/drawingml/2006/picture">
+                <pic:pic>
+                  <pic:nvPicPr>
+                    <pic:cNvPr id="0" name="2388261405_d.jpg"/>
+                    <pic:cNvPicPr/>
+                  </pic:nvPicPr>
+                  <pic:blipFill>
+                    <a:blip r:embed="rId11"/>
+                    <a:stretch>
+                      <a:fillRect/>
+                    </a:stretch>
+                  </pic:blipFill>
+                  <pic:spPr>
+                    <a:xfrm>
+                      <a:off x="0" y="0"/>
+                      <a:ext cx="3777300" cy="4320000"/>
+                    </a:xfrm>
+                    <a:prstGeom prst="rect"/>
+                  </pic:spPr>
+                </pic:pic>
+              </a:graphicData>
+            </a:graphic>
+          </wp:inline>
+        </w:drawing>
+      </w:r>
+    </w:p>
     <w:p>
       <w:pPr>
-        <w:jc w:val="both"/>
-        <w:rPr>
-          <w:rFonts w:ascii="Times New Roman" w:hAnsi="Times New Roman" w:cs="Times New Roman"/>
-          <w:lang w:val="tr-TR"/>
-        </w:rPr>
-      </w:pPr>
+        <w:jc w:val="center"/>
+      </w:pPr>
+      <w:r>
+        <w:rPr>
+          <w:rFonts w:ascii="Times New Roman" w:hAnsi="Times New Roman" w:cs="Times New Roman"/>
+          <w:b/>
+          <w:bCs/>
+          <w:highlight w:val="yellow"/>
+          <w:lang w:val="tr-TR"/>
+        </w:rPr>
+        <w:t xml:space="preserve">Shutter id: 2388261405 (bölüm kapağı, tam sayfa)</w:t>
+      </w:r>
     </w:p>
-    <w:tbl>
-      <w:tblPr>
-        <w:tblW w:w="9000" w:type="dxa"/>
+    <w:p>
+      <w:pPr>
         <w:jc w:val="center"/>
-        <w:tblBorders>
-          <w:top w:val="single" w:sz="8" w:space="0" w:color="7F7F7F"/>
-          <w:left w:val="single" w:sz="8" w:space="0" w:color="7F7F7F"/>
-          <w:bottom w:val="single" w:sz="8" w:space="0" w:color="7F7F7F"/>
-          <w:right w:val="single" w:sz="8" w:space="0" w:color="7F7F7F"/>
-        </w:tblBorders>
-      </w:tblPr>
-      <w:tblGrid>
-        <w:gridCol w:w="9000"/>
-      </w:tblGrid>
-      <w:tr>
-        <w:tc>
-          <w:tcPr>
-            <w:tcW w:w="9000" w:type="dxa"/>
-            <w:shd w:val="clear" w:color="auto" w:fill="EDEDED"/>
-          </w:tcPr>
-          <w:p>
-            <w:pPr>
-              <w:jc w:val="both"/>
-              <w:rPr>
-                <w:rFonts w:ascii="Times New Roman" w:hAnsi="Times New Roman" w:cs="Times New Roman"/>
-                <w:lang w:val="tr-TR"/>
-              </w:rPr>
-            </w:pPr>
-            <w:r>
-              <w:rPr>
-                <w:rFonts w:ascii="Times New Roman" w:hAnsi="Times New Roman" w:cs="Times New Roman"/>
-                <w:lang w:val="tr-TR"/>
-              </w:rPr>
-              <w:t xml:space="preserve">GÖRSEL ALANI (Shutterstock)</w:t>
-            </w:r>
-          </w:p>
-          <w:p>
-            <w:pPr>
-              <w:jc w:val="both"/>
-              <w:rPr>
-                <w:rFonts w:ascii="Times New Roman" w:hAnsi="Times New Roman" w:cs="Times New Roman"/>
-                <w:lang w:val="tr-TR"/>
-              </w:rPr>
-            </w:pPr>
-            <w:r>
-              <w:rPr>
-                <w:rFonts w:ascii="Times New Roman" w:hAnsi="Times New Roman" w:cs="Times New Roman"/>
-                <w:lang w:val="tr-TR"/>
-              </w:rPr>
-              <w:t xml:space="preserve">Tarif: Renkli pH skalası (0-14) üzerinde limon, sirke, domates, süt, saf su, kan, karbonat, sabun, çamaşır suyu gibi maddelerin yerleştirildiği vektörel infografik.</w:t>
-            </w:r>
-          </w:p>
-          <w:p>
-            <w:pPr>
-              <w:jc w:val="both"/>
-              <w:rPr>
-                <w:rFonts w:ascii="Times New Roman" w:hAnsi="Times New Roman" w:cs="Times New Roman"/>
-                <w:lang w:val="tr-TR"/>
-              </w:rPr>
-            </w:pPr>
-            <w:r>
-              <w:rPr>
-                <w:rFonts w:ascii="Times New Roman" w:hAnsi="Times New Roman" w:cs="Times New Roman"/>
-                <w:lang w:val="tr-TR"/>
-              </w:rPr>
-              <w:t xml:space="preserve">Shutter ID: 2378915961 (vektör) — Acid, Base and pH Scale</w:t>
-            </w:r>
-          </w:p>
-        </w:tc>
-      </w:tr>
-    </w:tbl>
+      </w:pPr>
+      <w:r>
+        <w:drawing>
+          <wp:inline xmlns:a="http://schemas.openxmlformats.org/drawingml/2006/main" xmlns:pic="http://schemas.openxmlformats.org/drawingml/2006/picture">
+            <wp:extent cx="2362500" cy="2520000"/>
+            <wp:docPr id="900012" name="Picture 900012"/>
+            <wp:cNvGraphicFramePr>
+              <a:graphicFrameLocks noChangeAspect="1"/>
+            </wp:cNvGraphicFramePr>
+            <a:graphic>
+              <a:graphicData uri="http://schemas.openxmlformats.org/drawingml/2006/picture">
+                <pic:pic>
+                  <pic:nvPicPr>
+                    <pic:cNvPr id="0" name="2378915961_d.jpg"/>
+                    <pic:cNvPicPr/>
+                  </pic:nvPicPr>
+                  <pic:blipFill>
+                    <a:blip r:embed="rId12"/>
+                    <a:stretch>
+                      <a:fillRect/>
+                    </a:stretch>
+                  </pic:blipFill>
+                  <pic:spPr>
+                    <a:xfrm>
+                      <a:off x="0" y="0"/>
+                      <a:ext cx="2362500" cy="2520000"/>
+                    </a:xfrm>
+                    <a:prstGeom prst="rect"/>
+                  </pic:spPr>
+                </pic:pic>
+              </a:graphicData>
+            </a:graphic>
+          </wp:inline>
+        </w:drawing>
+      </w:r>
+    </w:p>
     <w:p>
       <w:pPr>
-        <w:jc w:val="both"/>
-        <w:rPr>
-          <w:rFonts w:ascii="Times New Roman" w:hAnsi="Times New Roman" w:cs="Times New Roman"/>
-          <w:lang w:val="tr-TR"/>
-        </w:rPr>
-      </w:pPr>
+        <w:jc w:val="center"/>
+      </w:pPr>
+      <w:r>
+        <w:rPr>
+          <w:rFonts w:ascii="Times New Roman" w:hAnsi="Times New Roman" w:cs="Times New Roman"/>
+          <w:b/>
+          <w:bCs/>
+          <w:highlight w:val="yellow"/>
+          <w:lang w:val="tr-TR"/>
+        </w:rPr>
+        <w:t xml:space="preserve">Shutter id: 2378915961</w:t>
+      </w:r>
     </w:p>
     <w:p>
       <w:pPr>
@@ -682,77 +630,60 @@
           <w:tcPr>
             <w:tcW w:w="4500" w:type="dxa"/>
           </w:tcPr>
-          <w:tbl>
-            <w:tblPr>
-              <w:tblW w:w="4300" w:type="dxa"/>
+          <w:p>
+            <w:pPr>
               <w:jc w:val="center"/>
-              <w:tblBorders>
-                <w:top w:val="single" w:sz="8" w:space="0" w:color="7F7F7F"/>
-                <w:left w:val="single" w:sz="8" w:space="0" w:color="7F7F7F"/>
-                <w:bottom w:val="single" w:sz="8" w:space="0" w:color="7F7F7F"/>
-                <w:right w:val="single" w:sz="8" w:space="0" w:color="7F7F7F"/>
-              </w:tblBorders>
-            </w:tblPr>
-            <w:tblGrid>
-              <w:gridCol w:w="4300"/>
-            </w:tblGrid>
-            <w:tr>
-              <w:tc>
-                <w:tcPr>
-                  <w:tcW w:w="4300" w:type="dxa"/>
-                  <w:shd w:val="clear" w:color="auto" w:fill="EDEDED"/>
-                </w:tcPr>
-                <w:p>
-                  <w:pPr>
-                    <w:jc w:val="both"/>
-                    <w:rPr>
-                      <w:rFonts w:ascii="Times New Roman" w:hAnsi="Times New Roman" w:cs="Times New Roman"/>
-                      <w:lang w:val="tr-TR"/>
-                    </w:rPr>
-                  </w:pPr>
-                  <w:r>
-                    <w:rPr>
-                      <w:rFonts w:ascii="Times New Roman" w:hAnsi="Times New Roman" w:cs="Times New Roman"/>
-                      <w:lang w:val="tr-TR"/>
-                    </w:rPr>
-                    <w:t xml:space="preserve">GÖRSEL ALANI (Shutterstock)</w:t>
-                  </w:r>
-                </w:p>
-                <w:p>
-                  <w:pPr>
-                    <w:jc w:val="both"/>
-                    <w:rPr>
-                      <w:rFonts w:ascii="Times New Roman" w:hAnsi="Times New Roman" w:cs="Times New Roman"/>
-                      <w:lang w:val="tr-TR"/>
-                    </w:rPr>
-                  </w:pPr>
-                  <w:r>
-                    <w:rPr>
-                      <w:rFonts w:ascii="Times New Roman" w:hAnsi="Times New Roman" w:cs="Times New Roman"/>
-                      <w:lang w:val="tr-TR"/>
-                    </w:rPr>
-                    <w:t xml:space="preserve">Tarif: Laboratuvar tezgâhında saf su (damıtık su) dolu, etiketsiz pisetler.</w:t>
-                  </w:r>
-                </w:p>
-                <w:p>
-                  <w:pPr>
-                    <w:jc w:val="both"/>
-                    <w:rPr>
-                      <w:rFonts w:ascii="Times New Roman" w:hAnsi="Times New Roman" w:cs="Times New Roman"/>
-                      <w:lang w:val="tr-TR"/>
-                    </w:rPr>
-                  </w:pPr>
-                  <w:r>
-                    <w:rPr>
-                      <w:rFonts w:ascii="Times New Roman" w:hAnsi="Times New Roman" w:cs="Times New Roman"/>
-                      <w:lang w:val="tr-TR"/>
-                    </w:rPr>
-                    <w:t xml:space="preserve">Shutter ID: 2259054387 (fotoğraf) — Wash bottles with distilled water in laboratory</w:t>
-                  </w:r>
-                </w:p>
-              </w:tc>
-            </w:tr>
-          </w:tbl>
+            </w:pPr>
+            <w:r>
+              <w:drawing>
+                <wp:inline xmlns:a="http://schemas.openxmlformats.org/drawingml/2006/main" xmlns:pic="http://schemas.openxmlformats.org/drawingml/2006/picture">
+                  <wp:extent cx="2664000" cy="1955376"/>
+                  <wp:docPr id="900013" name="Picture 900013"/>
+                  <wp:cNvGraphicFramePr>
+                    <a:graphicFrameLocks noChangeAspect="1"/>
+                  </wp:cNvGraphicFramePr>
+                  <a:graphic>
+                    <a:graphicData uri="http://schemas.openxmlformats.org/drawingml/2006/picture">
+                      <pic:pic>
+                        <pic:nvPicPr>
+                          <pic:cNvPr id="0" name="2259054387_d.jpg"/>
+                          <pic:cNvPicPr/>
+                        </pic:nvPicPr>
+                        <pic:blipFill>
+                          <a:blip r:embed="rId13"/>
+                          <a:stretch>
+                            <a:fillRect/>
+                          </a:stretch>
+                        </pic:blipFill>
+                        <pic:spPr>
+                          <a:xfrm>
+                            <a:off x="0" y="0"/>
+                            <a:ext cx="2664000" cy="1955376"/>
+                          </a:xfrm>
+                          <a:prstGeom prst="rect"/>
+                        </pic:spPr>
+                      </pic:pic>
+                    </a:graphicData>
+                  </a:graphic>
+                </wp:inline>
+              </w:drawing>
+            </w:r>
+          </w:p>
+          <w:p>
+            <w:pPr>
+              <w:jc w:val="center"/>
+            </w:pPr>
+            <w:r>
+              <w:rPr>
+                <w:rFonts w:ascii="Times New Roman" w:hAnsi="Times New Roman" w:cs="Times New Roman"/>
+                <w:b/>
+                <w:bCs/>
+                <w:highlight w:val="yellow"/>
+                <w:lang w:val="tr-TR"/>
+              </w:rPr>
+              <w:t xml:space="preserve">Shutter id: 2259054387</w:t>
+            </w:r>
+          </w:p>
           <w:p>
             <w:pPr>
               <w:jc w:val="center"/>
@@ -783,77 +714,60 @@
           <w:tcPr>
             <w:tcW w:w="4500" w:type="dxa"/>
           </w:tcPr>
-          <w:tbl>
-            <w:tblPr>
-              <w:tblW w:w="4300" w:type="dxa"/>
+          <w:p>
+            <w:pPr>
               <w:jc w:val="center"/>
-              <w:tblBorders>
-                <w:top w:val="single" w:sz="8" w:space="0" w:color="7F7F7F"/>
-                <w:left w:val="single" w:sz="8" w:space="0" w:color="7F7F7F"/>
-                <w:bottom w:val="single" w:sz="8" w:space="0" w:color="7F7F7F"/>
-                <w:right w:val="single" w:sz="8" w:space="0" w:color="7F7F7F"/>
-              </w:tblBorders>
-            </w:tblPr>
-            <w:tblGrid>
-              <w:gridCol w:w="4300"/>
-            </w:tblGrid>
-            <w:tr>
-              <w:tc>
-                <w:tcPr>
-                  <w:tcW w:w="4300" w:type="dxa"/>
-                  <w:shd w:val="clear" w:color="auto" w:fill="EDEDED"/>
-                </w:tcPr>
-                <w:p>
-                  <w:pPr>
-                    <w:jc w:val="both"/>
-                    <w:rPr>
-                      <w:rFonts w:ascii="Times New Roman" w:hAnsi="Times New Roman" w:cs="Times New Roman"/>
-                      <w:lang w:val="tr-TR"/>
-                    </w:rPr>
-                  </w:pPr>
-                  <w:r>
-                    <w:rPr>
-                      <w:rFonts w:ascii="Times New Roman" w:hAnsi="Times New Roman" w:cs="Times New Roman"/>
-                      <w:lang w:val="tr-TR"/>
-                    </w:rPr>
-                    <w:t xml:space="preserve">GÖRSEL ALANI (Shutterstock)</w:t>
-                  </w:r>
-                </w:p>
-                <w:p>
-                  <w:pPr>
-                    <w:jc w:val="both"/>
-                    <w:rPr>
-                      <w:rFonts w:ascii="Times New Roman" w:hAnsi="Times New Roman" w:cs="Times New Roman"/>
-                      <w:lang w:val="tr-TR"/>
-                    </w:rPr>
-                  </w:pPr>
-                  <w:r>
-                    <w:rPr>
-                      <w:rFonts w:ascii="Times New Roman" w:hAnsi="Times New Roman" w:cs="Times New Roman"/>
-                      <w:lang w:val="tr-TR"/>
-                    </w:rPr>
-                    <w:t xml:space="preserve">Tarif: Bir beherdeki saf suya daldırılmış dijital iletkenlik ölçer (kondüktometre) ya da pH metre; ekranda düşük bir değer okunuyor. Laboratuvar ortamı.</w:t>
-                  </w:r>
-                </w:p>
-                <w:p>
-                  <w:pPr>
-                    <w:jc w:val="both"/>
-                    <w:rPr>
-                      <w:rFonts w:ascii="Times New Roman" w:hAnsi="Times New Roman" w:cs="Times New Roman"/>
-                      <w:lang w:val="tr-TR"/>
-                    </w:rPr>
-                  </w:pPr>
-                  <w:r>
-                    <w:rPr>
-                      <w:rFonts w:ascii="Times New Roman" w:hAnsi="Times New Roman" w:cs="Times New Roman"/>
-                      <w:lang w:val="tr-TR"/>
-                    </w:rPr>
-                    <w:t xml:space="preserve">Shutter ID: 760479283 (fotoğraf) — Conductivity meter in chemical laboratory</w:t>
-                  </w:r>
-                </w:p>
-              </w:tc>
-            </w:tr>
-          </w:tbl>
+            </w:pPr>
+            <w:r>
+              <w:drawing>
+                <wp:inline xmlns:a="http://schemas.openxmlformats.org/drawingml/2006/main" xmlns:pic="http://schemas.openxmlformats.org/drawingml/2006/picture">
+                  <wp:extent cx="2664000" cy="1951824"/>
+                  <wp:docPr id="900014" name="Picture 900014"/>
+                  <wp:cNvGraphicFramePr>
+                    <a:graphicFrameLocks noChangeAspect="1"/>
+                  </wp:cNvGraphicFramePr>
+                  <a:graphic>
+                    <a:graphicData uri="http://schemas.openxmlformats.org/drawingml/2006/picture">
+                      <pic:pic>
+                        <pic:nvPicPr>
+                          <pic:cNvPr id="0" name="760479283_d.jpg"/>
+                          <pic:cNvPicPr/>
+                        </pic:nvPicPr>
+                        <pic:blipFill>
+                          <a:blip r:embed="rId14"/>
+                          <a:stretch>
+                            <a:fillRect/>
+                          </a:stretch>
+                        </pic:blipFill>
+                        <pic:spPr>
+                          <a:xfrm>
+                            <a:off x="0" y="0"/>
+                            <a:ext cx="2664000" cy="1951824"/>
+                          </a:xfrm>
+                          <a:prstGeom prst="rect"/>
+                        </pic:spPr>
+                      </pic:pic>
+                    </a:graphicData>
+                  </a:graphic>
+                </wp:inline>
+              </w:drawing>
+            </w:r>
+          </w:p>
+          <w:p>
+            <w:pPr>
+              <w:jc w:val="center"/>
+            </w:pPr>
+            <w:r>
+              <w:rPr>
+                <w:rFonts w:ascii="Times New Roman" w:hAnsi="Times New Roman" w:cs="Times New Roman"/>
+                <w:b/>
+                <w:bCs/>
+                <w:highlight w:val="yellow"/>
+                <w:lang w:val="tr-TR"/>
+              </w:rPr>
+              <w:t xml:space="preserve">Shutter id: 760479283</w:t>
+            </w:r>
+          </w:p>
           <w:p>
             <w:pPr>
               <w:jc w:val="center"/>
